--- a/docs/proposals/akshara-school.docx
+++ b/docs/proposals/akshara-school.docx
@@ -4,126 +4,237 @@
   <w:body>
     <w:p>
       <w:pPr>
-        <w:spacing w:after="60" w:before="0"/>
+        <w:spacing w:after="0" w:before="0"/>
+      </w:pPr>
+      <w:r>
+        <w:t xml:space="preserve"/>
+      </w:r>
+    </w:p>
+    <w:p>
+      <w:pPr>
+        <w:spacing w:after="0" w:before="0"/>
+      </w:pPr>
+      <w:r>
+        <w:t xml:space="preserve"/>
+      </w:r>
+    </w:p>
+    <w:p>
+      <w:pPr>
+        <w:spacing w:after="0" w:before="0"/>
+      </w:pPr>
+      <w:r>
+        <w:t xml:space="preserve"/>
+      </w:r>
+    </w:p>
+    <w:p>
+      <w:pPr>
+        <w:spacing w:after="240" w:before="0"/>
+        <w:jc w:val="center"/>
       </w:pPr>
       <w:r>
         <w:rPr>
           <w:rFonts w:ascii="Calibri" w:cs="Calibri" w:eastAsia="Calibri" w:hAnsi="Calibri"/>
           <w:b/>
           <w:bCs/>
-          <w:color w:val="1A1A1A"/>
-          <w:sz w:val="56"/>
-          <w:szCs w:val="56"/>
+          <w:color w:val="B8860B"/>
+          <w:spacing w:val="200"/>
+          <w:sz w:val="22"/>
+          <w:szCs w:val="22"/>
+        </w:rPr>
+        <w:t xml:space="preserve">R A D H E Y A</w:t>
+      </w:r>
+    </w:p>
+    <w:p>
+      <w:pPr>
+        <w:spacing w:after="100" w:before="0"/>
+        <w:jc w:val="center"/>
+      </w:pPr>
+      <w:r>
+        <w:rPr>
+          <w:rFonts w:ascii="Calibri" w:cs="Calibri" w:eastAsia="Calibri" w:hAnsi="Calibri"/>
+          <w:b/>
+          <w:bCs/>
+          <w:color w:val="0A2540"/>
+          <w:sz w:val="72"/>
+          <w:szCs w:val="72"/>
         </w:rPr>
         <w:t xml:space="preserve">Website Proposal</w:t>
       </w:r>
     </w:p>
     <w:p>
       <w:pPr>
-        <w:spacing w:after="0"/>
-      </w:pPr>
-      <w:r>
-        <w:rPr>
-          <w:rFonts w:ascii="Calibri" w:cs="Calibri" w:eastAsia="Calibri" w:hAnsi="Calibri"/>
-          <w:color w:val="666666"/>
+        <w:spacing w:after="60" w:before="0"/>
+        <w:jc w:val="center"/>
+      </w:pPr>
+      <w:r>
+        <w:rPr>
+          <w:rFonts w:ascii="Calibri" w:cs="Calibri" w:eastAsia="Calibri" w:hAnsi="Calibri"/>
+          <w:i/>
+          <w:iCs/>
+          <w:color w:val="6B7280"/>
+          <w:sz w:val="24"/>
+          <w:szCs w:val="24"/>
+        </w:rPr>
+        <w:t xml:space="preserve">Prepared for</w:t>
+      </w:r>
+    </w:p>
+    <w:p>
+      <w:pPr>
+        <w:spacing w:after="320" w:before="0"/>
+        <w:jc w:val="center"/>
+      </w:pPr>
+      <w:r>
+        <w:rPr>
+          <w:rFonts w:ascii="Calibri" w:cs="Calibri" w:eastAsia="Calibri" w:hAnsi="Calibri"/>
+          <w:b/>
+          <w:bCs/>
+          <w:color w:val="B8860B"/>
+          <w:sz w:val="60"/>
+          <w:szCs w:val="60"/>
+        </w:rPr>
+        <w:t xml:space="preserve">Akshara</w:t>
+      </w:r>
+    </w:p>
+    <w:p>
+      <w:pPr>
+        <w:spacing w:after="320" w:before="0"/>
+        <w:jc w:val="center"/>
+      </w:pPr>
+      <w:r>
+        <w:rPr>
+          <w:rFonts w:ascii="Calibri" w:cs="Calibri" w:eastAsia="Calibri" w:hAnsi="Calibri"/>
+          <w:color w:val="B8860B"/>
           <w:sz w:val="28"/>
           <w:szCs w:val="28"/>
         </w:rPr>
-        <w:t xml:space="preserve">Prepared for </w:t>
-      </w:r>
+        <w:t xml:space="preserve">— ◆ —</w:t>
+      </w:r>
+    </w:p>
+    <w:p>
+      <w:pPr>
+        <w:spacing w:after="60" w:before="0"/>
+        <w:jc w:val="center"/>
+      </w:pPr>
+      <w:r>
+        <w:rPr>
+          <w:rFonts w:ascii="Calibri" w:cs="Calibri" w:eastAsia="Calibri" w:hAnsi="Calibri"/>
+          <w:i/>
+          <w:iCs/>
+          <w:color w:val="0A2540"/>
+          <w:sz w:val="26"/>
+          <w:szCs w:val="26"/>
+        </w:rPr>
+        <w:t xml:space="preserve">Solving Tomorrow, Today.</w:t>
+      </w:r>
+    </w:p>
+    <w:p>
+      <w:pPr>
+        <w:spacing w:after="0" w:before="800"/>
+      </w:pPr>
+      <w:r>
+        <w:t xml:space="preserve"/>
+      </w:r>
+    </w:p>
+    <w:p>
+      <w:pPr>
+        <w:spacing w:after="0" w:before="800"/>
+      </w:pPr>
+      <w:r>
+        <w:t xml:space="preserve"/>
+      </w:r>
+    </w:p>
+    <w:p>
+      <w:pPr>
+        <w:spacing w:after="0" w:before="800"/>
+      </w:pPr>
+      <w:r>
+        <w:t xml:space="preserve"/>
+      </w:r>
+    </w:p>
+    <w:p>
+      <w:pPr>
+        <w:spacing w:after="60" w:before="0"/>
+        <w:jc w:val="center"/>
+      </w:pPr>
+      <w:r>
+        <w:rPr>
+          <w:rFonts w:ascii="Calibri" w:cs="Calibri" w:eastAsia="Calibri" w:hAnsi="Calibri"/>
+          <w:color w:val="6B7280"/>
+          <w:spacing w:val="80"/>
+          <w:sz w:val="18"/>
+          <w:szCs w:val="18"/>
+        </w:rPr>
+        <w:t xml:space="preserve">PREPARED  ·  MAY 7, 2026</w:t>
+      </w:r>
+    </w:p>
+    <w:p>
+      <w:pPr>
+        <w:spacing w:after="60" w:before="0"/>
+        <w:jc w:val="center"/>
+      </w:pPr>
+      <w:r>
+        <w:rPr>
+          <w:rFonts w:ascii="Calibri" w:cs="Calibri" w:eastAsia="Calibri" w:hAnsi="Calibri"/>
+          <w:color w:val="6B7280"/>
+          <w:spacing w:val="80"/>
+          <w:sz w:val="18"/>
+          <w:szCs w:val="18"/>
+        </w:rPr>
+        <w:t xml:space="preserve">VALID UNTIL  ·  JUNE 7, 2026</w:t>
+      </w:r>
+    </w:p>
+    <w:p>
+      <w:r>
+        <w:br w:type="page"/>
+      </w:r>
+    </w:p>
+    <w:p>
+      <w:pPr>
+        <w:pBdr>
+          <w:bottom w:val="single" w:color="B8860B" w:sz="6" w:space="6"/>
+        </w:pBdr>
+        <w:spacing w:after="0" w:before="280"/>
+      </w:pPr>
       <w:r>
         <w:rPr>
           <w:rFonts w:ascii="Calibri" w:cs="Calibri" w:eastAsia="Calibri" w:hAnsi="Calibri"/>
           <w:b/>
           <w:bCs/>
-          <w:color w:val="C9A84C"/>
-          <w:sz w:val="28"/>
-          <w:szCs w:val="28"/>
-        </w:rPr>
-        <w:t xml:space="preserve">Akshara</w:t>
-      </w:r>
-    </w:p>
-    <w:p>
-      <w:pPr>
-        <w:pBdr>
-          <w:bottom w:val="single" w:color="C9A84C" w:sz="12" w:space="1"/>
-        </w:pBdr>
-        <w:spacing w:after="240" w:before="60"/>
-      </w:pPr>
-      <w:r>
-        <w:t xml:space="preserve"/>
-      </w:r>
-    </w:p>
-    <w:p>
-      <w:pPr>
-        <w:tabs>
-          <w:tab w:val="right" w:pos="9026"/>
-        </w:tabs>
-        <w:spacing w:after="60"/>
-      </w:pPr>
-      <w:r>
-        <w:rPr>
-          <w:rFonts w:ascii="Calibri" w:cs="Calibri" w:eastAsia="Calibri" w:hAnsi="Calibri"/>
-          <w:i/>
-          <w:iCs/>
-          <w:color w:val="666666"/>
-          <w:sz w:val="22"/>
-          <w:szCs w:val="22"/>
-        </w:rPr>
-        <w:t xml:space="preserve">Prepared by Radheya — Solving Tomorrow, Today.</w:t>
-      </w:r>
-      <w:r>
-        <w:rPr>
-          <w:rFonts w:ascii="Calibri" w:cs="Calibri" w:eastAsia="Calibri" w:hAnsi="Calibri"/>
-          <w:color w:val="666666"/>
-          <w:sz w:val="22"/>
-          <w:szCs w:val="22"/>
-        </w:rPr>
-        <w:t xml:space="preserve">	May 7, 2026</w:t>
-      </w:r>
-    </w:p>
-    <w:p>
-      <w:pPr>
-        <w:spacing w:after="360"/>
-      </w:pPr>
-      <w:r>
-        <w:rPr>
-          <w:rFonts w:ascii="Calibri" w:cs="Calibri" w:eastAsia="Calibri" w:hAnsi="Calibri"/>
-          <w:i/>
-          <w:iCs/>
-          <w:color w:val="666666"/>
-          <w:sz w:val="22"/>
-          <w:szCs w:val="22"/>
-        </w:rPr>
-        <w:t xml:space="preserve">Valid until June 7, 2026</w:t>
+          <w:color w:val="B8860B"/>
+          <w:spacing w:val="60"/>
+          <w:sz w:val="18"/>
+          <w:szCs w:val="18"/>
+        </w:rPr>
+        <w:t xml:space="preserve">WHO WE ARE</w:t>
       </w:r>
     </w:p>
     <w:p>
       <w:pPr>
         <w:pStyle w:val="Heading1"/>
+        <w:spacing w:after="200" w:before="60"/>
       </w:pPr>
       <w:r>
         <w:rPr>
           <w:rFonts w:ascii="Calibri" w:cs="Calibri" w:eastAsia="Calibri" w:hAnsi="Calibri"/>
           <w:b/>
           <w:bCs/>
-          <w:color w:val="C9A84C"/>
-          <w:sz w:val="32"/>
-          <w:szCs w:val="32"/>
+          <w:color w:val="0A2540"/>
+          <w:sz w:val="30"/>
+          <w:szCs w:val="30"/>
         </w:rPr>
         <w:t xml:space="preserve">Who we are</w:t>
       </w:r>
     </w:p>
     <w:p>
       <w:pPr>
-        <w:spacing w:after="120"/>
+        <w:spacing w:after="140"/>
       </w:pPr>
       <w:r>
         <w:rPr>
           <w:rFonts w:ascii="Calibri" w:cs="Calibri" w:eastAsia="Calibri" w:hAnsi="Calibri"/>
           <w:b/>
           <w:bCs/>
-          <w:color w:val="1A1A1A"/>
+          <w:color w:val="0A2540"/>
           <w:sz w:val="22"/>
           <w:szCs w:val="22"/>
         </w:rPr>
@@ -132,7 +243,7 @@
       <w:r>
         <w:rPr>
           <w:rFonts w:ascii="Calibri" w:cs="Calibri" w:eastAsia="Calibri" w:hAnsi="Calibri"/>
-          <w:color w:val="1A1A1A"/>
+          <w:color w:val="1F2937"/>
           <w:sz w:val="22"/>
           <w:szCs w:val="22"/>
         </w:rPr>
@@ -141,12 +252,12 @@
     </w:p>
     <w:p>
       <w:pPr>
-        <w:spacing w:after="120"/>
-      </w:pPr>
-      <w:r>
-        <w:rPr>
-          <w:rFonts w:ascii="Calibri" w:cs="Calibri" w:eastAsia="Calibri" w:hAnsi="Calibri"/>
-          <w:color w:val="1A1A1A"/>
+        <w:spacing w:after="140"/>
+      </w:pPr>
+      <w:r>
+        <w:rPr>
+          <w:rFonts w:ascii="Calibri" w:cs="Calibri" w:eastAsia="Calibri" w:hAnsi="Calibri"/>
+          <w:color w:val="1F2937"/>
           <w:sz w:val="22"/>
           <w:szCs w:val="22"/>
         </w:rPr>
@@ -157,7 +268,7 @@
           <w:rFonts w:ascii="Calibri" w:cs="Calibri" w:eastAsia="Calibri" w:hAnsi="Calibri"/>
           <w:b/>
           <w:bCs/>
-          <w:color w:val="1A1A1A"/>
+          <w:color w:val="0A2540"/>
           <w:sz w:val="22"/>
           <w:szCs w:val="22"/>
         </w:rPr>
@@ -166,17 +277,17 @@
       <w:r>
         <w:rPr>
           <w:rFonts w:ascii="Calibri" w:cs="Calibri" w:eastAsia="Calibri" w:hAnsi="Calibri"/>
-          <w:color w:val="1A1A1A"/>
+          <w:color w:val="1F2937"/>
           <w:sz w:val="22"/>
           <w:szCs w:val="22"/>
         </w:rPr>
         <w:t xml:space="preserve"> (</w:t>
       </w:r>
-      <w:hyperlink w:history="1" r:id="rIdbjcdxzzootiykf0ulxuby">
+      <w:hyperlink w:history="1" r:id="rId3iuuaff3jmcxdhmjedpt6">
         <w:r>
           <w:rPr>
             <w:rFonts w:ascii="Calibri" w:cs="Calibri" w:eastAsia="Calibri" w:hAnsi="Calibri"/>
-            <w:color w:val="0563C1"/>
+            <w:color w:val="0A2540"/>
             <w:sz w:val="22"/>
             <w:szCs w:val="22"/>
             <w:u w:val="single"/>
@@ -187,7 +298,7 @@
       <w:r>
         <w:rPr>
           <w:rFonts w:ascii="Calibri" w:cs="Calibri" w:eastAsia="Calibri" w:hAnsi="Calibri"/>
-          <w:color w:val="1A1A1A"/>
+          <w:color w:val="1F2937"/>
           <w:sz w:val="22"/>
           <w:szCs w:val="22"/>
         </w:rPr>
@@ -196,22 +307,22 @@
     </w:p>
     <w:p>
       <w:pPr>
-        <w:spacing w:after="120"/>
-      </w:pPr>
-      <w:r>
-        <w:rPr>
-          <w:rFonts w:ascii="Calibri" w:cs="Calibri" w:eastAsia="Calibri" w:hAnsi="Calibri"/>
-          <w:color w:val="1A1A1A"/>
+        <w:spacing w:after="140"/>
+      </w:pPr>
+      <w:r>
+        <w:rPr>
+          <w:rFonts w:ascii="Calibri" w:cs="Calibri" w:eastAsia="Calibri" w:hAnsi="Calibri"/>
+          <w:color w:val="1F2937"/>
           <w:sz w:val="22"/>
           <w:szCs w:val="22"/>
         </w:rPr>
         <w:t xml:space="preserve">You can review our complete approach to school websites at </w:t>
       </w:r>
-      <w:hyperlink w:history="1" r:id="rIdq8slcxgvduznz54ejs1_m">
+      <w:hyperlink w:history="1" r:id="rIdklwscgqbbzhesnr7dbcit">
         <w:r>
           <w:rPr>
             <w:rFonts w:ascii="Calibri" w:cs="Calibri" w:eastAsia="Calibri" w:hAnsi="Calibri"/>
-            <w:color w:val="0563C1"/>
+            <w:color w:val="0A2540"/>
             <w:sz w:val="22"/>
             <w:szCs w:val="22"/>
             <w:u w:val="single"/>
@@ -222,7 +333,7 @@
       <w:r>
         <w:rPr>
           <w:rFonts w:ascii="Calibri" w:cs="Calibri" w:eastAsia="Calibri" w:hAnsi="Calibri"/>
-          <w:color w:val="1A1A1A"/>
+          <w:color w:val="1F2937"/>
           <w:sz w:val="22"/>
           <w:szCs w:val="22"/>
         </w:rPr>
@@ -231,12 +342,12 @@
     </w:p>
     <w:p>
       <w:pPr>
-        <w:spacing w:after="240"/>
-      </w:pPr>
-      <w:r>
-        <w:rPr>
-          <w:rFonts w:ascii="Calibri" w:cs="Calibri" w:eastAsia="Calibri" w:hAnsi="Calibri"/>
-          <w:color w:val="1A1A1A"/>
+        <w:spacing w:after="200"/>
+      </w:pPr>
+      <w:r>
+        <w:rPr>
+          <w:rFonts w:ascii="Calibri" w:cs="Calibri" w:eastAsia="Calibri" w:hAnsi="Calibri"/>
+          <w:color w:val="1F2937"/>
           <w:sz w:val="22"/>
           <w:szCs w:val="22"/>
         </w:rPr>
@@ -247,7 +358,7 @@
           <w:rFonts w:ascii="Calibri" w:cs="Calibri" w:eastAsia="Calibri" w:hAnsi="Calibri"/>
           <w:b/>
           <w:bCs/>
-          <w:color w:val="1A1A1A"/>
+          <w:color w:val="0A2540"/>
           <w:sz w:val="22"/>
           <w:szCs w:val="22"/>
         </w:rPr>
@@ -256,7 +367,7 @@
       <w:r>
         <w:rPr>
           <w:rFonts w:ascii="Calibri" w:cs="Calibri" w:eastAsia="Calibri" w:hAnsi="Calibri"/>
-          <w:color w:val="1A1A1A"/>
+          <w:color w:val="1F2937"/>
           <w:sz w:val="22"/>
           <w:szCs w:val="22"/>
         </w:rPr>
@@ -267,7 +378,7 @@
           <w:rFonts w:ascii="Calibri" w:cs="Calibri" w:eastAsia="Calibri" w:hAnsi="Calibri"/>
           <w:b/>
           <w:bCs/>
-          <w:color w:val="1A1A1A"/>
+          <w:color w:val="0A2540"/>
           <w:sz w:val="22"/>
           <w:szCs w:val="22"/>
         </w:rPr>
@@ -276,7 +387,7 @@
       <w:r>
         <w:rPr>
           <w:rFonts w:ascii="Calibri" w:cs="Calibri" w:eastAsia="Calibri" w:hAnsi="Calibri"/>
-          <w:color w:val="1A1A1A"/>
+          <w:color w:val="1F2937"/>
           <w:sz w:val="22"/>
           <w:szCs w:val="22"/>
         </w:rPr>
@@ -285,86 +396,128 @@
     </w:p>
     <w:p>
       <w:pPr>
-        <w:pStyle w:val="Heading1"/>
+        <w:pBdr>
+          <w:bottom w:val="single" w:color="B8860B" w:sz="6" w:space="6"/>
+        </w:pBdr>
+        <w:spacing w:after="0" w:before="280"/>
       </w:pPr>
       <w:r>
         <w:rPr>
           <w:rFonts w:ascii="Calibri" w:cs="Calibri" w:eastAsia="Calibri" w:hAnsi="Calibri"/>
           <w:b/>
           <w:bCs/>
-          <w:color w:val="C9A84C"/>
-          <w:sz w:val="32"/>
-          <w:szCs w:val="32"/>
-        </w:rPr>
-        <w:t xml:space="preserve">Why this proposal exists</w:t>
-      </w:r>
-    </w:p>
-    <w:p>
-      <w:pPr>
-        <w:spacing w:after="120"/>
-      </w:pPr>
-      <w:r>
-        <w:rPr>
-          <w:rFonts w:ascii="Calibri" w:cs="Calibri" w:eastAsia="Calibri" w:hAnsi="Calibri"/>
-          <w:color w:val="1A1A1A"/>
-          <w:sz w:val="22"/>
-          <w:szCs w:val="22"/>
-        </w:rPr>
-        <w:t xml:space="preserve">Akshara has a story worth telling — your teachers, your campus, your students, your achievements, your founder's vision. Today, that story is scattered across paper notices, WhatsApp groups, and someone's phone gallery.</w:t>
-      </w:r>
-    </w:p>
-    <w:p>
-      <w:pPr>
-        <w:spacing w:after="120"/>
-      </w:pPr>
-      <w:r>
-        <w:rPr>
-          <w:rFonts w:ascii="Calibri" w:cs="Calibri" w:eastAsia="Calibri" w:hAnsi="Calibri"/>
-          <w:color w:val="1A1A1A"/>
-          <w:sz w:val="22"/>
-          <w:szCs w:val="22"/>
-        </w:rPr>
-        <w:t xml:space="preserve">A modern website brings everything into one place — visible to relatives in cities, to migrating families, to good teachers looking for jobs, and to your own alumni who want to come back. It is your school's digital identity, working 24/7.</w:t>
-      </w:r>
-    </w:p>
-    <w:p>
-      <w:pPr>
-        <w:spacing w:after="240"/>
-      </w:pPr>
-      <w:r>
-        <w:rPr>
-          <w:rFonts w:ascii="Calibri" w:cs="Calibri" w:eastAsia="Calibri" w:hAnsi="Calibri"/>
-          <w:color w:val="1A1A1A"/>
-          <w:sz w:val="22"/>
-          <w:szCs w:val="22"/>
-        </w:rPr>
-        <w:t xml:space="preserve">This proposal lays out exactly what we will build for you, how we will deliver it, and what we promise after launch.</w:t>
+          <w:color w:val="B8860B"/>
+          <w:spacing w:val="60"/>
+          <w:sz w:val="18"/>
+          <w:szCs w:val="18"/>
+        </w:rPr>
+        <w:t xml:space="preserve">WHY THIS PROPOSAL EXISTS</w:t>
       </w:r>
     </w:p>
     <w:p>
       <w:pPr>
         <w:pStyle w:val="Heading1"/>
+        <w:spacing w:after="200" w:before="60"/>
       </w:pPr>
       <w:r>
         <w:rPr>
           <w:rFonts w:ascii="Calibri" w:cs="Calibri" w:eastAsia="Calibri" w:hAnsi="Calibri"/>
           <w:b/>
           <w:bCs/>
-          <w:color w:val="C9A84C"/>
-          <w:sz w:val="32"/>
-          <w:szCs w:val="32"/>
+          <w:color w:val="0A2540"/>
+          <w:sz w:val="30"/>
+          <w:szCs w:val="30"/>
+        </w:rPr>
+        <w:t xml:space="preserve">Why this proposal exists</w:t>
+      </w:r>
+    </w:p>
+    <w:p>
+      <w:pPr>
+        <w:spacing w:after="140"/>
+      </w:pPr>
+      <w:r>
+        <w:rPr>
+          <w:rFonts w:ascii="Calibri" w:cs="Calibri" w:eastAsia="Calibri" w:hAnsi="Calibri"/>
+          <w:color w:val="1F2937"/>
+          <w:sz w:val="22"/>
+          <w:szCs w:val="22"/>
+        </w:rPr>
+        <w:t xml:space="preserve">Akshara has a story worth telling — your teachers, your campus, your students, your achievements, your founder's vision. Today, that story is scattered across paper notices, WhatsApp groups, and someone's phone gallery.</w:t>
+      </w:r>
+    </w:p>
+    <w:p>
+      <w:pPr>
+        <w:spacing w:after="140"/>
+      </w:pPr>
+      <w:r>
+        <w:rPr>
+          <w:rFonts w:ascii="Calibri" w:cs="Calibri" w:eastAsia="Calibri" w:hAnsi="Calibri"/>
+          <w:color w:val="1F2937"/>
+          <w:sz w:val="22"/>
+          <w:szCs w:val="22"/>
+        </w:rPr>
+        <w:t xml:space="preserve">A modern website brings everything into one place — visible to relatives in cities, to migrating families, to good teachers looking for jobs, and to your own alumni who want to come back. It is your school's digital identity, working 24/7.</w:t>
+      </w:r>
+    </w:p>
+    <w:p>
+      <w:pPr>
+        <w:spacing w:after="200"/>
+      </w:pPr>
+      <w:r>
+        <w:rPr>
+          <w:rFonts w:ascii="Calibri" w:cs="Calibri" w:eastAsia="Calibri" w:hAnsi="Calibri"/>
+          <w:color w:val="1F2937"/>
+          <w:sz w:val="22"/>
+          <w:szCs w:val="22"/>
+        </w:rPr>
+        <w:t xml:space="preserve">This proposal lays out exactly what we will build for you, how we will deliver it, and what we promise after launch.</w:t>
+      </w:r>
+    </w:p>
+    <w:p>
+      <w:pPr>
+        <w:pBdr>
+          <w:bottom w:val="single" w:color="B8860B" w:sz="6" w:space="6"/>
+        </w:pBdr>
+        <w:spacing w:after="0" w:before="280"/>
+      </w:pPr>
+      <w:r>
+        <w:rPr>
+          <w:rFonts w:ascii="Calibri" w:cs="Calibri" w:eastAsia="Calibri" w:hAnsi="Calibri"/>
+          <w:b/>
+          <w:bCs/>
+          <w:color w:val="B8860B"/>
+          <w:spacing w:val="60"/>
+          <w:sz w:val="18"/>
+          <w:szCs w:val="18"/>
+        </w:rPr>
+        <w:t xml:space="preserve">WE START BY LISTENING</w:t>
+      </w:r>
+    </w:p>
+    <w:p>
+      <w:pPr>
+        <w:pStyle w:val="Heading1"/>
+        <w:spacing w:after="200" w:before="60"/>
+      </w:pPr>
+      <w:r>
+        <w:rPr>
+          <w:rFonts w:ascii="Calibri" w:cs="Calibri" w:eastAsia="Calibri" w:hAnsi="Calibri"/>
+          <w:b/>
+          <w:bCs/>
+          <w:color w:val="0A2540"/>
+          <w:sz w:val="30"/>
+          <w:szCs w:val="30"/>
         </w:rPr>
         <w:t xml:space="preserve">We start by listening</w:t>
       </w:r>
     </w:p>
     <w:p>
       <w:pPr>
-        <w:spacing w:after="120"/>
-      </w:pPr>
-      <w:r>
-        <w:rPr>
-          <w:rFonts w:ascii="Calibri" w:cs="Calibri" w:eastAsia="Calibri" w:hAnsi="Calibri"/>
-          <w:color w:val="1A1A1A"/>
+        <w:spacing w:after="140"/>
+      </w:pPr>
+      <w:r>
+        <w:rPr>
+          <w:rFonts w:ascii="Calibri" w:cs="Calibri" w:eastAsia="Calibri" w:hAnsi="Calibri"/>
+          <w:color w:val="1F2937"/>
           <w:sz w:val="22"/>
           <w:szCs w:val="22"/>
         </w:rPr>
@@ -378,12 +531,12 @@
           <w:ilvl w:val="0"/>
           <w:numId w:val="2"/>
         </w:numPr>
-        <w:spacing w:after="80"/>
-      </w:pPr>
-      <w:r>
-        <w:rPr>
-          <w:rFonts w:ascii="Calibri" w:cs="Calibri" w:eastAsia="Calibri" w:hAnsi="Calibri"/>
-          <w:color w:val="1A1A1A"/>
+        <w:spacing w:after="90"/>
+      </w:pPr>
+      <w:r>
+        <w:rPr>
+          <w:rFonts w:ascii="Calibri" w:cs="Calibri" w:eastAsia="Calibri" w:hAnsi="Calibri"/>
+          <w:color w:val="1F2937"/>
           <w:sz w:val="22"/>
           <w:szCs w:val="22"/>
         </w:rPr>
@@ -397,12 +550,12 @@
           <w:ilvl w:val="0"/>
           <w:numId w:val="2"/>
         </w:numPr>
-        <w:spacing w:after="80"/>
-      </w:pPr>
-      <w:r>
-        <w:rPr>
-          <w:rFonts w:ascii="Calibri" w:cs="Calibri" w:eastAsia="Calibri" w:hAnsi="Calibri"/>
-          <w:color w:val="1A1A1A"/>
+        <w:spacing w:after="90"/>
+      </w:pPr>
+      <w:r>
+        <w:rPr>
+          <w:rFonts w:ascii="Calibri" w:cs="Calibri" w:eastAsia="Calibri" w:hAnsi="Calibri"/>
+          <w:color w:val="1F2937"/>
           <w:sz w:val="22"/>
           <w:szCs w:val="22"/>
         </w:rPr>
@@ -416,16 +569,16 @@
           <w:ilvl w:val="0"/>
           <w:numId w:val="2"/>
         </w:numPr>
-        <w:spacing w:after="80"/>
-      </w:pPr>
-      <w:r>
-        <w:rPr>
-          <w:rFonts w:ascii="Calibri" w:cs="Calibri" w:eastAsia="Calibri" w:hAnsi="Calibri"/>
-          <w:color w:val="1A1A1A"/>
-          <w:sz w:val="22"/>
-          <w:szCs w:val="22"/>
-        </w:rPr>
-        <w:t xml:space="preserve">Which audience matters most to you (local parents, relatives in cities, migrating families, alumni, or all)</w:t>
+        <w:spacing w:after="90"/>
+      </w:pPr>
+      <w:r>
+        <w:rPr>
+          <w:rFonts w:ascii="Calibri" w:cs="Calibri" w:eastAsia="Calibri" w:hAnsi="Calibri"/>
+          <w:color w:val="1F2937"/>
+          <w:sz w:val="22"/>
+          <w:szCs w:val="22"/>
+        </w:rPr>
+        <w:t xml:space="preserve">Which audience matters most (local parents, relatives in cities, migrating families, alumni, or all)</w:t>
       </w:r>
     </w:p>
     <w:p>
@@ -435,12 +588,12 @@
           <w:ilvl w:val="0"/>
           <w:numId w:val="2"/>
         </w:numPr>
-        <w:spacing w:after="80"/>
-      </w:pPr>
-      <w:r>
-        <w:rPr>
-          <w:rFonts w:ascii="Calibri" w:cs="Calibri" w:eastAsia="Calibri" w:hAnsi="Calibri"/>
-          <w:color w:val="1A1A1A"/>
+        <w:spacing w:after="90"/>
+      </w:pPr>
+      <w:r>
+        <w:rPr>
+          <w:rFonts w:ascii="Calibri" w:cs="Calibri" w:eastAsia="Calibri" w:hAnsi="Calibri"/>
+          <w:color w:val="1F2937"/>
           <w:sz w:val="22"/>
           <w:szCs w:val="22"/>
         </w:rPr>
@@ -454,12 +607,12 @@
           <w:ilvl w:val="0"/>
           <w:numId w:val="2"/>
         </w:numPr>
-        <w:spacing w:after="80"/>
-      </w:pPr>
-      <w:r>
-        <w:rPr>
-          <w:rFonts w:ascii="Calibri" w:cs="Calibri" w:eastAsia="Calibri" w:hAnsi="Calibri"/>
-          <w:color w:val="1A1A1A"/>
+        <w:spacing w:after="90"/>
+      </w:pPr>
+      <w:r>
+        <w:rPr>
+          <w:rFonts w:ascii="Calibri" w:cs="Calibri" w:eastAsia="Calibri" w:hAnsi="Calibri"/>
+          <w:color w:val="1F2937"/>
           <w:sz w:val="22"/>
           <w:szCs w:val="22"/>
         </w:rPr>
@@ -468,12 +621,12 @@
     </w:p>
     <w:p>
       <w:pPr>
-        <w:spacing w:after="240" w:before="120"/>
-      </w:pPr>
-      <w:r>
-        <w:rPr>
-          <w:rFonts w:ascii="Calibri" w:cs="Calibri" w:eastAsia="Calibri" w:hAnsi="Calibri"/>
-          <w:color w:val="1A1A1A"/>
+        <w:spacing w:after="200" w:before="140"/>
+      </w:pPr>
+      <w:r>
+        <w:rPr>
+          <w:rFonts w:ascii="Calibri" w:cs="Calibri" w:eastAsia="Calibri" w:hAnsi="Calibri"/>
+          <w:color w:val="1F2937"/>
           <w:sz w:val="22"/>
           <w:szCs w:val="22"/>
         </w:rPr>
@@ -484,7 +637,7 @@
           <w:rFonts w:ascii="Calibri" w:cs="Calibri" w:eastAsia="Calibri" w:hAnsi="Calibri"/>
           <w:b/>
           <w:bCs/>
-          <w:color w:val="1A1A1A"/>
+          <w:color w:val="0A2540"/>
           <w:sz w:val="22"/>
           <w:szCs w:val="22"/>
         </w:rPr>
@@ -493,7 +646,7 @@
       <w:r>
         <w:rPr>
           <w:rFonts w:ascii="Calibri" w:cs="Calibri" w:eastAsia="Calibri" w:hAnsi="Calibri"/>
-          <w:color w:val="1A1A1A"/>
+          <w:color w:val="1F2937"/>
           <w:sz w:val="22"/>
           <w:szCs w:val="22"/>
         </w:rPr>
@@ -501,45 +654,71 @@
       </w:r>
     </w:p>
     <w:p>
-      <w:pPr>
-        <w:pStyle w:val="Heading1"/>
+      <w:r>
+        <w:br w:type="page"/>
+      </w:r>
+    </w:p>
+    <w:p>
+      <w:pPr>
+        <w:pBdr>
+          <w:bottom w:val="single" w:color="B8860B" w:sz="6" w:space="6"/>
+        </w:pBdr>
+        <w:spacing w:after="0" w:before="280"/>
       </w:pPr>
       <w:r>
         <w:rPr>
           <w:rFonts w:ascii="Calibri" w:cs="Calibri" w:eastAsia="Calibri" w:hAnsi="Calibri"/>
           <w:b/>
           <w:bCs/>
-          <w:color w:val="C9A84C"/>
-          <w:sz w:val="32"/>
-          <w:szCs w:val="32"/>
-        </w:rPr>
-        <w:t xml:space="preserve">What we can build for you</w:t>
-      </w:r>
-    </w:p>
-    <w:p>
-      <w:pPr>
-        <w:spacing w:after="240"/>
-      </w:pPr>
-      <w:r>
-        <w:rPr>
-          <w:rFonts w:ascii="Calibri" w:cs="Calibri" w:eastAsia="Calibri" w:hAnsi="Calibri"/>
-          <w:color w:val="1A1A1A"/>
-          <w:sz w:val="22"/>
-          <w:szCs w:val="22"/>
-        </w:rPr>
-        <w:t xml:space="preserve">A custom website organized around five themes — each answering a question every parent silently asks. We pick which sections apply to Akshara during the discovery call.</w:t>
-      </w:r>
-    </w:p>
-    <w:p>
-      <w:pPr>
-        <w:pStyle w:val="Heading2"/>
+          <w:color w:val="B8860B"/>
+          <w:spacing w:val="60"/>
+          <w:sz w:val="18"/>
+          <w:szCs w:val="18"/>
+        </w:rPr>
+        <w:t xml:space="preserve">WHAT WE CAN BUILD FOR YOU</w:t>
+      </w:r>
+    </w:p>
+    <w:p>
+      <w:pPr>
+        <w:pStyle w:val="Heading1"/>
+        <w:spacing w:after="200" w:before="60"/>
       </w:pPr>
       <w:r>
         <w:rPr>
           <w:rFonts w:ascii="Calibri" w:cs="Calibri" w:eastAsia="Calibri" w:hAnsi="Calibri"/>
           <w:b/>
           <w:bCs/>
-          <w:color w:val="1A1A1A"/>
+          <w:color w:val="0A2540"/>
+          <w:sz w:val="30"/>
+          <w:szCs w:val="30"/>
+        </w:rPr>
+        <w:t xml:space="preserve">What we can build for you</w:t>
+      </w:r>
+    </w:p>
+    <w:p>
+      <w:pPr>
+        <w:spacing w:after="200"/>
+      </w:pPr>
+      <w:r>
+        <w:rPr>
+          <w:rFonts w:ascii="Calibri" w:cs="Calibri" w:eastAsia="Calibri" w:hAnsi="Calibri"/>
+          <w:color w:val="1F2937"/>
+          <w:sz w:val="22"/>
+          <w:szCs w:val="22"/>
+        </w:rPr>
+        <w:t xml:space="preserve">A custom website organized around five themes — each answering a question every parent silently asks. We pick which sections apply to Akshara during the discovery call.</w:t>
+      </w:r>
+    </w:p>
+    <w:p>
+      <w:pPr>
+        <w:spacing w:after="0" w:before="280"/>
+      </w:pPr>
+      <w:r>
+        <w:rPr>
+          <w:rFonts w:ascii="Calibri" w:cs="Calibri" w:eastAsia="Calibri" w:hAnsi="Calibri"/>
+          <w:b/>
+          <w:bCs/>
+          <w:color w:val="0A2540"/>
           <w:sz w:val="26"/>
           <w:szCs w:val="26"/>
         </w:rPr>
@@ -548,14 +727,14 @@
     </w:p>
     <w:p>
       <w:pPr>
-        <w:spacing w:after="120"/>
+        <w:spacing w:after="140" w:before="0"/>
       </w:pPr>
       <w:r>
         <w:rPr>
           <w:rFonts w:ascii="Calibri" w:cs="Calibri" w:eastAsia="Calibri" w:hAnsi="Calibri"/>
           <w:i/>
           <w:iCs/>
-          <w:color w:val="C9A84C"/>
+          <w:color w:val="B8860B"/>
           <w:sz w:val="22"/>
           <w:szCs w:val="22"/>
         </w:rPr>
@@ -569,12 +748,12 @@
           <w:ilvl w:val="0"/>
           <w:numId w:val="2"/>
         </w:numPr>
-        <w:spacing w:after="80"/>
-      </w:pPr>
-      <w:r>
-        <w:rPr>
-          <w:rFonts w:ascii="Calibri" w:cs="Calibri" w:eastAsia="Calibri" w:hAnsi="Calibri"/>
-          <w:color w:val="1A1A1A"/>
+        <w:spacing w:after="90"/>
+      </w:pPr>
+      <w:r>
+        <w:rPr>
+          <w:rFonts w:ascii="Calibri" w:cs="Calibri" w:eastAsia="Calibri" w:hAnsi="Calibri"/>
+          <w:color w:val="1F2937"/>
           <w:sz w:val="22"/>
           <w:szCs w:val="22"/>
         </w:rPr>
@@ -588,12 +767,12 @@
           <w:ilvl w:val="0"/>
           <w:numId w:val="2"/>
         </w:numPr>
-        <w:spacing w:after="80"/>
-      </w:pPr>
-      <w:r>
-        <w:rPr>
-          <w:rFonts w:ascii="Calibri" w:cs="Calibri" w:eastAsia="Calibri" w:hAnsi="Calibri"/>
-          <w:color w:val="1A1A1A"/>
+        <w:spacing w:after="90"/>
+      </w:pPr>
+      <w:r>
+        <w:rPr>
+          <w:rFonts w:ascii="Calibri" w:cs="Calibri" w:eastAsia="Calibri" w:hAnsi="Calibri"/>
+          <w:color w:val="1F2937"/>
           <w:sz w:val="22"/>
           <w:szCs w:val="22"/>
         </w:rPr>
@@ -607,12 +786,12 @@
           <w:ilvl w:val="0"/>
           <w:numId w:val="2"/>
         </w:numPr>
-        <w:spacing w:after="80"/>
-      </w:pPr>
-      <w:r>
-        <w:rPr>
-          <w:rFonts w:ascii="Calibri" w:cs="Calibri" w:eastAsia="Calibri" w:hAnsi="Calibri"/>
-          <w:color w:val="1A1A1A"/>
+        <w:spacing w:after="90"/>
+      </w:pPr>
+      <w:r>
+        <w:rPr>
+          <w:rFonts w:ascii="Calibri" w:cs="Calibri" w:eastAsia="Calibri" w:hAnsi="Calibri"/>
+          <w:color w:val="1F2937"/>
           <w:sz w:val="22"/>
           <w:szCs w:val="22"/>
         </w:rPr>
@@ -621,14 +800,14 @@
     </w:p>
     <w:p>
       <w:pPr>
-        <w:pStyle w:val="Heading2"/>
+        <w:spacing w:after="0" w:before="280"/>
       </w:pPr>
       <w:r>
         <w:rPr>
           <w:rFonts w:ascii="Calibri" w:cs="Calibri" w:eastAsia="Calibri" w:hAnsi="Calibri"/>
           <w:b/>
           <w:bCs/>
-          <w:color w:val="1A1A1A"/>
+          <w:color w:val="0A2540"/>
           <w:sz w:val="26"/>
           <w:szCs w:val="26"/>
         </w:rPr>
@@ -637,14 +816,14 @@
     </w:p>
     <w:p>
       <w:pPr>
-        <w:spacing w:after="120"/>
+        <w:spacing w:after="140" w:before="0"/>
       </w:pPr>
       <w:r>
         <w:rPr>
           <w:rFonts w:ascii="Calibri" w:cs="Calibri" w:eastAsia="Calibri" w:hAnsi="Calibri"/>
           <w:i/>
           <w:iCs/>
-          <w:color w:val="C9A84C"/>
+          <w:color w:val="B8860B"/>
           <w:sz w:val="22"/>
           <w:szCs w:val="22"/>
         </w:rPr>
@@ -658,12 +837,12 @@
           <w:ilvl w:val="0"/>
           <w:numId w:val="2"/>
         </w:numPr>
-        <w:spacing w:after="80"/>
-      </w:pPr>
-      <w:r>
-        <w:rPr>
-          <w:rFonts w:ascii="Calibri" w:cs="Calibri" w:eastAsia="Calibri" w:hAnsi="Calibri"/>
-          <w:color w:val="1A1A1A"/>
+        <w:spacing w:after="90"/>
+      </w:pPr>
+      <w:r>
+        <w:rPr>
+          <w:rFonts w:ascii="Calibri" w:cs="Calibri" w:eastAsia="Calibri" w:hAnsi="Calibri"/>
+          <w:color w:val="1F2937"/>
           <w:sz w:val="22"/>
           <w:szCs w:val="22"/>
         </w:rPr>
@@ -677,12 +856,12 @@
           <w:ilvl w:val="0"/>
           <w:numId w:val="2"/>
         </w:numPr>
-        <w:spacing w:after="80"/>
-      </w:pPr>
-      <w:r>
-        <w:rPr>
-          <w:rFonts w:ascii="Calibri" w:cs="Calibri" w:eastAsia="Calibri" w:hAnsi="Calibri"/>
-          <w:color w:val="1A1A1A"/>
+        <w:spacing w:after="90"/>
+      </w:pPr>
+      <w:r>
+        <w:rPr>
+          <w:rFonts w:ascii="Calibri" w:cs="Calibri" w:eastAsia="Calibri" w:hAnsi="Calibri"/>
+          <w:color w:val="1F2937"/>
           <w:sz w:val="22"/>
           <w:szCs w:val="22"/>
         </w:rPr>
@@ -696,12 +875,12 @@
           <w:ilvl w:val="0"/>
           <w:numId w:val="2"/>
         </w:numPr>
-        <w:spacing w:after="80"/>
-      </w:pPr>
-      <w:r>
-        <w:rPr>
-          <w:rFonts w:ascii="Calibri" w:cs="Calibri" w:eastAsia="Calibri" w:hAnsi="Calibri"/>
-          <w:color w:val="1A1A1A"/>
+        <w:spacing w:after="90"/>
+      </w:pPr>
+      <w:r>
+        <w:rPr>
+          <w:rFonts w:ascii="Calibri" w:cs="Calibri" w:eastAsia="Calibri" w:hAnsi="Calibri"/>
+          <w:color w:val="1F2937"/>
           <w:sz w:val="22"/>
           <w:szCs w:val="22"/>
         </w:rPr>
@@ -715,12 +894,12 @@
           <w:ilvl w:val="0"/>
           <w:numId w:val="2"/>
         </w:numPr>
-        <w:spacing w:after="80"/>
-      </w:pPr>
-      <w:r>
-        <w:rPr>
-          <w:rFonts w:ascii="Calibri" w:cs="Calibri" w:eastAsia="Calibri" w:hAnsi="Calibri"/>
-          <w:color w:val="1A1A1A"/>
+        <w:spacing w:after="90"/>
+      </w:pPr>
+      <w:r>
+        <w:rPr>
+          <w:rFonts w:ascii="Calibri" w:cs="Calibri" w:eastAsia="Calibri" w:hAnsi="Calibri"/>
+          <w:color w:val="1F2937"/>
           <w:sz w:val="22"/>
           <w:szCs w:val="22"/>
         </w:rPr>
@@ -734,12 +913,12 @@
           <w:ilvl w:val="0"/>
           <w:numId w:val="2"/>
         </w:numPr>
-        <w:spacing w:after="80"/>
-      </w:pPr>
-      <w:r>
-        <w:rPr>
-          <w:rFonts w:ascii="Calibri" w:cs="Calibri" w:eastAsia="Calibri" w:hAnsi="Calibri"/>
-          <w:color w:val="1A1A1A"/>
+        <w:spacing w:after="90"/>
+      </w:pPr>
+      <w:r>
+        <w:rPr>
+          <w:rFonts w:ascii="Calibri" w:cs="Calibri" w:eastAsia="Calibri" w:hAnsi="Calibri"/>
+          <w:color w:val="1F2937"/>
           <w:sz w:val="22"/>
           <w:szCs w:val="22"/>
         </w:rPr>
@@ -748,14 +927,14 @@
     </w:p>
     <w:p>
       <w:pPr>
-        <w:pStyle w:val="Heading2"/>
+        <w:spacing w:after="0" w:before="280"/>
       </w:pPr>
       <w:r>
         <w:rPr>
           <w:rFonts w:ascii="Calibri" w:cs="Calibri" w:eastAsia="Calibri" w:hAnsi="Calibri"/>
           <w:b/>
           <w:bCs/>
-          <w:color w:val="1A1A1A"/>
+          <w:color w:val="0A2540"/>
           <w:sz w:val="26"/>
           <w:szCs w:val="26"/>
         </w:rPr>
@@ -764,14 +943,14 @@
     </w:p>
     <w:p>
       <w:pPr>
-        <w:spacing w:after="120"/>
+        <w:spacing w:after="140" w:before="0"/>
       </w:pPr>
       <w:r>
         <w:rPr>
           <w:rFonts w:ascii="Calibri" w:cs="Calibri" w:eastAsia="Calibri" w:hAnsi="Calibri"/>
           <w:i/>
           <w:iCs/>
-          <w:color w:val="C9A84C"/>
+          <w:color w:val="B8860B"/>
           <w:sz w:val="22"/>
           <w:szCs w:val="22"/>
         </w:rPr>
@@ -785,12 +964,12 @@
           <w:ilvl w:val="0"/>
           <w:numId w:val="2"/>
         </w:numPr>
-        <w:spacing w:after="80"/>
-      </w:pPr>
-      <w:r>
-        <w:rPr>
-          <w:rFonts w:ascii="Calibri" w:cs="Calibri" w:eastAsia="Calibri" w:hAnsi="Calibri"/>
-          <w:color w:val="1A1A1A"/>
+        <w:spacing w:after="90"/>
+      </w:pPr>
+      <w:r>
+        <w:rPr>
+          <w:rFonts w:ascii="Calibri" w:cs="Calibri" w:eastAsia="Calibri" w:hAnsi="Calibri"/>
+          <w:color w:val="1F2937"/>
           <w:sz w:val="22"/>
           <w:szCs w:val="22"/>
         </w:rPr>
@@ -804,12 +983,12 @@
           <w:ilvl w:val="0"/>
           <w:numId w:val="2"/>
         </w:numPr>
-        <w:spacing w:after="80"/>
-      </w:pPr>
-      <w:r>
-        <w:rPr>
-          <w:rFonts w:ascii="Calibri" w:cs="Calibri" w:eastAsia="Calibri" w:hAnsi="Calibri"/>
-          <w:color w:val="1A1A1A"/>
+        <w:spacing w:after="90"/>
+      </w:pPr>
+      <w:r>
+        <w:rPr>
+          <w:rFonts w:ascii="Calibri" w:cs="Calibri" w:eastAsia="Calibri" w:hAnsi="Calibri"/>
+          <w:color w:val="1F2937"/>
           <w:sz w:val="22"/>
           <w:szCs w:val="22"/>
         </w:rPr>
@@ -823,12 +1002,12 @@
           <w:ilvl w:val="0"/>
           <w:numId w:val="2"/>
         </w:numPr>
-        <w:spacing w:after="80"/>
-      </w:pPr>
-      <w:r>
-        <w:rPr>
-          <w:rFonts w:ascii="Calibri" w:cs="Calibri" w:eastAsia="Calibri" w:hAnsi="Calibri"/>
-          <w:color w:val="1A1A1A"/>
+        <w:spacing w:after="90"/>
+      </w:pPr>
+      <w:r>
+        <w:rPr>
+          <w:rFonts w:ascii="Calibri" w:cs="Calibri" w:eastAsia="Calibri" w:hAnsi="Calibri"/>
+          <w:color w:val="1F2937"/>
           <w:sz w:val="22"/>
           <w:szCs w:val="22"/>
         </w:rPr>
@@ -842,12 +1021,12 @@
           <w:ilvl w:val="0"/>
           <w:numId w:val="2"/>
         </w:numPr>
-        <w:spacing w:after="80"/>
-      </w:pPr>
-      <w:r>
-        <w:rPr>
-          <w:rFonts w:ascii="Calibri" w:cs="Calibri" w:eastAsia="Calibri" w:hAnsi="Calibri"/>
-          <w:color w:val="1A1A1A"/>
+        <w:spacing w:after="90"/>
+      </w:pPr>
+      <w:r>
+        <w:rPr>
+          <w:rFonts w:ascii="Calibri" w:cs="Calibri" w:eastAsia="Calibri" w:hAnsi="Calibri"/>
+          <w:color w:val="1F2937"/>
           <w:sz w:val="22"/>
           <w:szCs w:val="22"/>
         </w:rPr>
@@ -856,14 +1035,14 @@
     </w:p>
     <w:p>
       <w:pPr>
-        <w:pStyle w:val="Heading2"/>
+        <w:spacing w:after="0" w:before="280"/>
       </w:pPr>
       <w:r>
         <w:rPr>
           <w:rFonts w:ascii="Calibri" w:cs="Calibri" w:eastAsia="Calibri" w:hAnsi="Calibri"/>
           <w:b/>
           <w:bCs/>
-          <w:color w:val="1A1A1A"/>
+          <w:color w:val="0A2540"/>
           <w:sz w:val="26"/>
           <w:szCs w:val="26"/>
         </w:rPr>
@@ -872,14 +1051,14 @@
     </w:p>
     <w:p>
       <w:pPr>
-        <w:spacing w:after="120"/>
+        <w:spacing w:after="140" w:before="0"/>
       </w:pPr>
       <w:r>
         <w:rPr>
           <w:rFonts w:ascii="Calibri" w:cs="Calibri" w:eastAsia="Calibri" w:hAnsi="Calibri"/>
           <w:i/>
           <w:iCs/>
-          <w:color w:val="C9A84C"/>
+          <w:color w:val="B8860B"/>
           <w:sz w:val="22"/>
           <w:szCs w:val="22"/>
         </w:rPr>
@@ -893,12 +1072,12 @@
           <w:ilvl w:val="0"/>
           <w:numId w:val="2"/>
         </w:numPr>
-        <w:spacing w:after="80"/>
-      </w:pPr>
-      <w:r>
-        <w:rPr>
-          <w:rFonts w:ascii="Calibri" w:cs="Calibri" w:eastAsia="Calibri" w:hAnsi="Calibri"/>
-          <w:color w:val="1A1A1A"/>
+        <w:spacing w:after="90"/>
+      </w:pPr>
+      <w:r>
+        <w:rPr>
+          <w:rFonts w:ascii="Calibri" w:cs="Calibri" w:eastAsia="Calibri" w:hAnsi="Calibri"/>
+          <w:color w:val="1F2937"/>
           <w:sz w:val="22"/>
           <w:szCs w:val="22"/>
         </w:rPr>
@@ -912,12 +1091,12 @@
           <w:ilvl w:val="0"/>
           <w:numId w:val="2"/>
         </w:numPr>
-        <w:spacing w:after="80"/>
-      </w:pPr>
-      <w:r>
-        <w:rPr>
-          <w:rFonts w:ascii="Calibri" w:cs="Calibri" w:eastAsia="Calibri" w:hAnsi="Calibri"/>
-          <w:color w:val="1A1A1A"/>
+        <w:spacing w:after="90"/>
+      </w:pPr>
+      <w:r>
+        <w:rPr>
+          <w:rFonts w:ascii="Calibri" w:cs="Calibri" w:eastAsia="Calibri" w:hAnsi="Calibri"/>
+          <w:color w:val="1F2937"/>
           <w:sz w:val="22"/>
           <w:szCs w:val="22"/>
         </w:rPr>
@@ -931,12 +1110,12 @@
           <w:ilvl w:val="0"/>
           <w:numId w:val="2"/>
         </w:numPr>
-        <w:spacing w:after="80"/>
-      </w:pPr>
-      <w:r>
-        <w:rPr>
-          <w:rFonts w:ascii="Calibri" w:cs="Calibri" w:eastAsia="Calibri" w:hAnsi="Calibri"/>
-          <w:color w:val="1A1A1A"/>
+        <w:spacing w:after="90"/>
+      </w:pPr>
+      <w:r>
+        <w:rPr>
+          <w:rFonts w:ascii="Calibri" w:cs="Calibri" w:eastAsia="Calibri" w:hAnsi="Calibri"/>
+          <w:color w:val="1F2937"/>
           <w:sz w:val="22"/>
           <w:szCs w:val="22"/>
         </w:rPr>
@@ -950,12 +1129,12 @@
           <w:ilvl w:val="0"/>
           <w:numId w:val="2"/>
         </w:numPr>
-        <w:spacing w:after="80"/>
-      </w:pPr>
-      <w:r>
-        <w:rPr>
-          <w:rFonts w:ascii="Calibri" w:cs="Calibri" w:eastAsia="Calibri" w:hAnsi="Calibri"/>
-          <w:color w:val="1A1A1A"/>
+        <w:spacing w:after="90"/>
+      </w:pPr>
+      <w:r>
+        <w:rPr>
+          <w:rFonts w:ascii="Calibri" w:cs="Calibri" w:eastAsia="Calibri" w:hAnsi="Calibri"/>
+          <w:color w:val="1F2937"/>
           <w:sz w:val="22"/>
           <w:szCs w:val="22"/>
         </w:rPr>
@@ -969,12 +1148,12 @@
           <w:ilvl w:val="0"/>
           <w:numId w:val="2"/>
         </w:numPr>
-        <w:spacing w:after="80"/>
-      </w:pPr>
-      <w:r>
-        <w:rPr>
-          <w:rFonts w:ascii="Calibri" w:cs="Calibri" w:eastAsia="Calibri" w:hAnsi="Calibri"/>
-          <w:color w:val="1A1A1A"/>
+        <w:spacing w:after="90"/>
+      </w:pPr>
+      <w:r>
+        <w:rPr>
+          <w:rFonts w:ascii="Calibri" w:cs="Calibri" w:eastAsia="Calibri" w:hAnsi="Calibri"/>
+          <w:color w:val="1F2937"/>
           <w:sz w:val="22"/>
           <w:szCs w:val="22"/>
         </w:rPr>
@@ -983,14 +1162,14 @@
     </w:p>
     <w:p>
       <w:pPr>
-        <w:pStyle w:val="Heading2"/>
+        <w:spacing w:after="0" w:before="280"/>
       </w:pPr>
       <w:r>
         <w:rPr>
           <w:rFonts w:ascii="Calibri" w:cs="Calibri" w:eastAsia="Calibri" w:hAnsi="Calibri"/>
           <w:b/>
           <w:bCs/>
-          <w:color w:val="1A1A1A"/>
+          <w:color w:val="0A2540"/>
           <w:sz w:val="26"/>
           <w:szCs w:val="26"/>
         </w:rPr>
@@ -999,14 +1178,14 @@
     </w:p>
     <w:p>
       <w:pPr>
-        <w:spacing w:after="120"/>
+        <w:spacing w:after="140" w:before="0"/>
       </w:pPr>
       <w:r>
         <w:rPr>
           <w:rFonts w:ascii="Calibri" w:cs="Calibri" w:eastAsia="Calibri" w:hAnsi="Calibri"/>
           <w:i/>
           <w:iCs/>
-          <w:color w:val="C9A84C"/>
+          <w:color w:val="B8860B"/>
           <w:sz w:val="22"/>
           <w:szCs w:val="22"/>
         </w:rPr>
@@ -1020,12 +1199,12 @@
           <w:ilvl w:val="0"/>
           <w:numId w:val="2"/>
         </w:numPr>
-        <w:spacing w:after="80"/>
-      </w:pPr>
-      <w:r>
-        <w:rPr>
-          <w:rFonts w:ascii="Calibri" w:cs="Calibri" w:eastAsia="Calibri" w:hAnsi="Calibri"/>
-          <w:color w:val="1A1A1A"/>
+        <w:spacing w:after="90"/>
+      </w:pPr>
+      <w:r>
+        <w:rPr>
+          <w:rFonts w:ascii="Calibri" w:cs="Calibri" w:eastAsia="Calibri" w:hAnsi="Calibri"/>
+          <w:color w:val="1F2937"/>
           <w:sz w:val="22"/>
           <w:szCs w:val="22"/>
         </w:rPr>
@@ -1039,12 +1218,12 @@
           <w:ilvl w:val="0"/>
           <w:numId w:val="2"/>
         </w:numPr>
-        <w:spacing w:after="80"/>
-      </w:pPr>
-      <w:r>
-        <w:rPr>
-          <w:rFonts w:ascii="Calibri" w:cs="Calibri" w:eastAsia="Calibri" w:hAnsi="Calibri"/>
-          <w:color w:val="1A1A1A"/>
+        <w:spacing w:after="90"/>
+      </w:pPr>
+      <w:r>
+        <w:rPr>
+          <w:rFonts w:ascii="Calibri" w:cs="Calibri" w:eastAsia="Calibri" w:hAnsi="Calibri"/>
+          <w:color w:val="1F2937"/>
           <w:sz w:val="22"/>
           <w:szCs w:val="22"/>
         </w:rPr>
@@ -1058,12 +1237,12 @@
           <w:ilvl w:val="0"/>
           <w:numId w:val="2"/>
         </w:numPr>
-        <w:spacing w:after="80"/>
-      </w:pPr>
-      <w:r>
-        <w:rPr>
-          <w:rFonts w:ascii="Calibri" w:cs="Calibri" w:eastAsia="Calibri" w:hAnsi="Calibri"/>
-          <w:color w:val="1A1A1A"/>
+        <w:spacing w:after="90"/>
+      </w:pPr>
+      <w:r>
+        <w:rPr>
+          <w:rFonts w:ascii="Calibri" w:cs="Calibri" w:eastAsia="Calibri" w:hAnsi="Calibri"/>
+          <w:color w:val="1F2937"/>
           <w:sz w:val="22"/>
           <w:szCs w:val="22"/>
         </w:rPr>
@@ -1077,12 +1256,12 @@
           <w:ilvl w:val="0"/>
           <w:numId w:val="2"/>
         </w:numPr>
-        <w:spacing w:after="80"/>
-      </w:pPr>
-      <w:r>
-        <w:rPr>
-          <w:rFonts w:ascii="Calibri" w:cs="Calibri" w:eastAsia="Calibri" w:hAnsi="Calibri"/>
-          <w:color w:val="1A1A1A"/>
+        <w:spacing w:after="90"/>
+      </w:pPr>
+      <w:r>
+        <w:rPr>
+          <w:rFonts w:ascii="Calibri" w:cs="Calibri" w:eastAsia="Calibri" w:hAnsi="Calibri"/>
+          <w:color w:val="1F2937"/>
           <w:sz w:val="22"/>
           <w:szCs w:val="22"/>
         </w:rPr>
@@ -1096,16 +1275,37 @@
     </w:p>
     <w:p>
       <w:pPr>
-        <w:pStyle w:val="Heading1"/>
+        <w:pBdr>
+          <w:bottom w:val="single" w:color="B8860B" w:sz="6" w:space="6"/>
+        </w:pBdr>
+        <w:spacing w:after="0" w:before="280"/>
       </w:pPr>
       <w:r>
         <w:rPr>
           <w:rFonts w:ascii="Calibri" w:cs="Calibri" w:eastAsia="Calibri" w:hAnsi="Calibri"/>
           <w:b/>
           <w:bCs/>
-          <w:color w:val="C9A84C"/>
-          <w:sz w:val="32"/>
-          <w:szCs w:val="32"/>
+          <w:color w:val="B8860B"/>
+          <w:spacing w:val="60"/>
+          <w:sz w:val="18"/>
+          <w:szCs w:val="18"/>
+        </w:rPr>
+        <w:t xml:space="preserve">WHAT'S INCLUDED AROUND THE WEBSITE</w:t>
+      </w:r>
+    </w:p>
+    <w:p>
+      <w:pPr>
+        <w:pStyle w:val="Heading1"/>
+        <w:spacing w:after="200" w:before="60"/>
+      </w:pPr>
+      <w:r>
+        <w:rPr>
+          <w:rFonts w:ascii="Calibri" w:cs="Calibri" w:eastAsia="Calibri" w:hAnsi="Calibri"/>
+          <w:b/>
+          <w:bCs/>
+          <w:color w:val="0A2540"/>
+          <w:sz w:val="30"/>
+          <w:szCs w:val="30"/>
         </w:rPr>
         <w:t xml:space="preserve">What's included around the website</w:t>
       </w:r>
@@ -1117,7 +1317,7 @@
       <w:r>
         <w:rPr>
           <w:rFonts w:ascii="Calibri" w:cs="Calibri" w:eastAsia="Calibri" w:hAnsi="Calibri"/>
-          <w:color w:val="1A1A1A"/>
+          <w:color w:val="1F2937"/>
           <w:sz w:val="22"/>
           <w:szCs w:val="22"/>
         </w:rPr>
@@ -1148,30 +1348,35 @@
           <w:tcPr>
             <w:tcW w:type="dxa" w:w="2900"/>
             <w:tcBorders>
-              <w:top w:val="single" w:color="D8D2BD" w:sz="4"/>
-              <w:left w:val="single" w:color="D8D2BD" w:sz="4"/>
-              <w:bottom w:val="single" w:color="D8D2BD" w:sz="4"/>
-              <w:right w:val="single" w:color="D8D2BD" w:sz="4"/>
-            </w:tcBorders>
-            <w:shd w:fill="C9A84C" w:color="auto" w:val="clear"/>
-            <w:tcMar>
-              <w:top w:type="dxa" w:w="100"/>
-              <w:left w:type="dxa" w:w="140"/>
-              <w:bottom w:type="dxa" w:w="100"/>
-              <w:right w:type="dxa" w:w="140"/>
-            </w:tcMar>
-          </w:tcPr>
-          <w:p>
+              <w:top w:val="single" w:color="E5E7EB" w:sz="4"/>
+              <w:left w:val="single" w:color="E5E7EB" w:sz="4"/>
+              <w:bottom w:val="single" w:color="E5E7EB" w:sz="4"/>
+              <w:right w:val="single" w:color="E5E7EB" w:sz="4"/>
+            </w:tcBorders>
+            <w:shd w:fill="0A2540" w:color="auto" w:val="clear"/>
+            <w:tcMar>
+              <w:top w:type="dxa" w:w="120"/>
+              <w:left w:type="dxa" w:w="160"/>
+              <w:bottom w:type="dxa" w:w="120"/>
+              <w:right w:type="dxa" w:w="160"/>
+            </w:tcMar>
+            <w:vAlign w:val="center"/>
+          </w:tcPr>
+          <w:p>
+            <w:pPr>
+              <w:spacing w:after="0" w:before="0"/>
+            </w:pPr>
             <w:r>
               <w:rPr>
                 <w:rFonts w:ascii="Calibri" w:cs="Calibri" w:eastAsia="Calibri" w:hAnsi="Calibri"/>
                 <w:b/>
                 <w:bCs/>
                 <w:color w:val="FFFFFF"/>
-                <w:sz w:val="22"/>
-                <w:szCs w:val="22"/>
-              </w:rPr>
-              <w:t xml:space="preserve">Item</w:t>
+                <w:spacing w:val="40"/>
+                <w:sz w:val="18"/>
+                <w:szCs w:val="18"/>
+              </w:rPr>
+              <w:t xml:space="preserve">ITEM</w:t>
             </w:r>
           </w:p>
         </w:tc>
@@ -1179,30 +1384,35 @@
           <w:tcPr>
             <w:tcW w:type="dxa" w:w="6126"/>
             <w:tcBorders>
-              <w:top w:val="single" w:color="D8D2BD" w:sz="4"/>
-              <w:left w:val="single" w:color="D8D2BD" w:sz="4"/>
-              <w:bottom w:val="single" w:color="D8D2BD" w:sz="4"/>
-              <w:right w:val="single" w:color="D8D2BD" w:sz="4"/>
-            </w:tcBorders>
-            <w:shd w:fill="C9A84C" w:color="auto" w:val="clear"/>
-            <w:tcMar>
-              <w:top w:type="dxa" w:w="100"/>
-              <w:left w:type="dxa" w:w="140"/>
-              <w:bottom w:type="dxa" w:w="100"/>
-              <w:right w:type="dxa" w:w="140"/>
-            </w:tcMar>
-          </w:tcPr>
-          <w:p>
+              <w:top w:val="single" w:color="E5E7EB" w:sz="4"/>
+              <w:left w:val="single" w:color="E5E7EB" w:sz="4"/>
+              <w:bottom w:val="single" w:color="E5E7EB" w:sz="4"/>
+              <w:right w:val="single" w:color="E5E7EB" w:sz="4"/>
+            </w:tcBorders>
+            <w:shd w:fill="0A2540" w:color="auto" w:val="clear"/>
+            <w:tcMar>
+              <w:top w:type="dxa" w:w="120"/>
+              <w:left w:type="dxa" w:w="160"/>
+              <w:bottom w:type="dxa" w:w="120"/>
+              <w:right w:type="dxa" w:w="160"/>
+            </w:tcMar>
+            <w:vAlign w:val="center"/>
+          </w:tcPr>
+          <w:p>
+            <w:pPr>
+              <w:spacing w:after="0" w:before="0"/>
+            </w:pPr>
             <w:r>
               <w:rPr>
                 <w:rFonts w:ascii="Calibri" w:cs="Calibri" w:eastAsia="Calibri" w:hAnsi="Calibri"/>
                 <w:b/>
                 <w:bCs/>
                 <w:color w:val="FFFFFF"/>
-                <w:sz w:val="22"/>
-                <w:szCs w:val="22"/>
-              </w:rPr>
-              <w:t xml:space="preserve">What it is</w:t>
+                <w:spacing w:val="40"/>
+                <w:sz w:val="18"/>
+                <w:szCs w:val="18"/>
+              </w:rPr>
+              <w:t xml:space="preserve">WHAT IT IS</w:t>
             </w:r>
           </w:p>
         </w:tc>
@@ -1212,26 +1422,30 @@
           <w:tcPr>
             <w:tcW w:type="dxa" w:w="2900"/>
             <w:tcBorders>
-              <w:top w:val="single" w:color="D8D2BD" w:sz="4"/>
-              <w:left w:val="single" w:color="D8D2BD" w:sz="4"/>
-              <w:bottom w:val="single" w:color="D8D2BD" w:sz="4"/>
-              <w:right w:val="single" w:color="D8D2BD" w:sz="4"/>
-            </w:tcBorders>
-            <w:shd w:fill="FAF7EE" w:color="auto" w:val="clear"/>
-            <w:tcMar>
-              <w:top w:type="dxa" w:w="100"/>
-              <w:left w:type="dxa" w:w="140"/>
-              <w:bottom w:type="dxa" w:w="100"/>
-              <w:right w:type="dxa" w:w="140"/>
-            </w:tcMar>
-          </w:tcPr>
-          <w:p>
+              <w:top w:val="single" w:color="E5E7EB" w:sz="4"/>
+              <w:left w:val="single" w:color="E5E7EB" w:sz="4"/>
+              <w:bottom w:val="single" w:color="E5E7EB" w:sz="4"/>
+              <w:right w:val="single" w:color="E5E7EB" w:sz="4"/>
+            </w:tcBorders>
+            <w:shd w:fill="F7F8FA" w:color="auto" w:val="clear"/>
+            <w:tcMar>
+              <w:top w:type="dxa" w:w="120"/>
+              <w:left w:type="dxa" w:w="160"/>
+              <w:bottom w:type="dxa" w:w="120"/>
+              <w:right w:type="dxa" w:w="160"/>
+            </w:tcMar>
+            <w:vAlign w:val="center"/>
+          </w:tcPr>
+          <w:p>
+            <w:pPr>
+              <w:spacing w:after="0" w:before="0"/>
+            </w:pPr>
             <w:r>
               <w:rPr>
                 <w:rFonts w:ascii="Calibri" w:cs="Calibri" w:eastAsia="Calibri" w:hAnsi="Calibri"/>
                 <w:b/>
                 <w:bCs/>
-                <w:color w:val="1A1A1A"/>
+                <w:color w:val="0A2540"/>
                 <w:sz w:val="22"/>
                 <w:szCs w:val="22"/>
               </w:rPr>
@@ -1243,28 +1457,32 @@
           <w:tcPr>
             <w:tcW w:type="dxa" w:w="6126"/>
             <w:tcBorders>
-              <w:top w:val="single" w:color="D8D2BD" w:sz="4"/>
-              <w:left w:val="single" w:color="D8D2BD" w:sz="4"/>
-              <w:bottom w:val="single" w:color="D8D2BD" w:sz="4"/>
-              <w:right w:val="single" w:color="D8D2BD" w:sz="4"/>
-            </w:tcBorders>
-            <w:shd w:fill="FAF7EE" w:color="auto" w:val="clear"/>
-            <w:tcMar>
-              <w:top w:type="dxa" w:w="100"/>
-              <w:left w:type="dxa" w:w="140"/>
-              <w:bottom w:type="dxa" w:w="100"/>
-              <w:right w:type="dxa" w:w="140"/>
-            </w:tcMar>
-          </w:tcPr>
-          <w:p>
-            <w:r>
-              <w:rPr>
-                <w:rFonts w:ascii="Calibri" w:cs="Calibri" w:eastAsia="Calibri" w:hAnsi="Calibri"/>
-                <w:color w:val="1A1A1A"/>
-                <w:sz w:val="22"/>
-                <w:szCs w:val="22"/>
-              </w:rPr>
-              <w:t xml:space="preserve">Your own .in address — exact name confirmed during onboarding based on availability</w:t>
+              <w:top w:val="single" w:color="E5E7EB" w:sz="4"/>
+              <w:left w:val="single" w:color="E5E7EB" w:sz="4"/>
+              <w:bottom w:val="single" w:color="E5E7EB" w:sz="4"/>
+              <w:right w:val="single" w:color="E5E7EB" w:sz="4"/>
+            </w:tcBorders>
+            <w:shd w:fill="F7F8FA" w:color="auto" w:val="clear"/>
+            <w:tcMar>
+              <w:top w:type="dxa" w:w="120"/>
+              <w:left w:type="dxa" w:w="160"/>
+              <w:bottom w:type="dxa" w:w="120"/>
+              <w:right w:type="dxa" w:w="160"/>
+            </w:tcMar>
+            <w:vAlign w:val="center"/>
+          </w:tcPr>
+          <w:p>
+            <w:pPr>
+              <w:spacing w:after="0" w:before="0"/>
+            </w:pPr>
+            <w:r>
+              <w:rPr>
+                <w:rFonts w:ascii="Calibri" w:cs="Calibri" w:eastAsia="Calibri" w:hAnsi="Calibri"/>
+                <w:color w:val="1F2937"/>
+                <w:sz w:val="22"/>
+                <w:szCs w:val="22"/>
+              </w:rPr>
+              <w:t xml:space="preserve">Your own .in address — exact name confirmed during onboarding</w:t>
             </w:r>
           </w:p>
         </w:tc>
@@ -1274,25 +1492,29 @@
           <w:tcPr>
             <w:tcW w:type="dxa" w:w="2900"/>
             <w:tcBorders>
-              <w:top w:val="single" w:color="D8D2BD" w:sz="4"/>
-              <w:left w:val="single" w:color="D8D2BD" w:sz="4"/>
-              <w:bottom w:val="single" w:color="D8D2BD" w:sz="4"/>
-              <w:right w:val="single" w:color="D8D2BD" w:sz="4"/>
-            </w:tcBorders>
-            <w:tcMar>
-              <w:top w:type="dxa" w:w="100"/>
-              <w:left w:type="dxa" w:w="140"/>
-              <w:bottom w:type="dxa" w:w="100"/>
-              <w:right w:type="dxa" w:w="140"/>
-            </w:tcMar>
-          </w:tcPr>
-          <w:p>
+              <w:top w:val="single" w:color="E5E7EB" w:sz="4"/>
+              <w:left w:val="single" w:color="E5E7EB" w:sz="4"/>
+              <w:bottom w:val="single" w:color="E5E7EB" w:sz="4"/>
+              <w:right w:val="single" w:color="E5E7EB" w:sz="4"/>
+            </w:tcBorders>
+            <w:tcMar>
+              <w:top w:type="dxa" w:w="120"/>
+              <w:left w:type="dxa" w:w="160"/>
+              <w:bottom w:type="dxa" w:w="120"/>
+              <w:right w:type="dxa" w:w="160"/>
+            </w:tcMar>
+            <w:vAlign w:val="center"/>
+          </w:tcPr>
+          <w:p>
+            <w:pPr>
+              <w:spacing w:after="0" w:before="0"/>
+            </w:pPr>
             <w:r>
               <w:rPr>
                 <w:rFonts w:ascii="Calibri" w:cs="Calibri" w:eastAsia="Calibri" w:hAnsi="Calibri"/>
                 <w:b/>
                 <w:bCs/>
-                <w:color w:val="1A1A1A"/>
+                <w:color w:val="0A2540"/>
                 <w:sz w:val="22"/>
                 <w:szCs w:val="22"/>
               </w:rPr>
@@ -1304,23 +1526,27 @@
           <w:tcPr>
             <w:tcW w:type="dxa" w:w="6126"/>
             <w:tcBorders>
-              <w:top w:val="single" w:color="D8D2BD" w:sz="4"/>
-              <w:left w:val="single" w:color="D8D2BD" w:sz="4"/>
-              <w:bottom w:val="single" w:color="D8D2BD" w:sz="4"/>
-              <w:right w:val="single" w:color="D8D2BD" w:sz="4"/>
-            </w:tcBorders>
-            <w:tcMar>
-              <w:top w:type="dxa" w:w="100"/>
-              <w:left w:type="dxa" w:w="140"/>
-              <w:bottom w:type="dxa" w:w="100"/>
-              <w:right w:type="dxa" w:w="140"/>
-            </w:tcMar>
-          </w:tcPr>
-          <w:p>
-            <w:r>
-              <w:rPr>
-                <w:rFonts w:ascii="Calibri" w:cs="Calibri" w:eastAsia="Calibri" w:hAnsi="Calibri"/>
-                <w:color w:val="1A1A1A"/>
+              <w:top w:val="single" w:color="E5E7EB" w:sz="4"/>
+              <w:left w:val="single" w:color="E5E7EB" w:sz="4"/>
+              <w:bottom w:val="single" w:color="E5E7EB" w:sz="4"/>
+              <w:right w:val="single" w:color="E5E7EB" w:sz="4"/>
+            </w:tcBorders>
+            <w:tcMar>
+              <w:top w:type="dxa" w:w="120"/>
+              <w:left w:type="dxa" w:w="160"/>
+              <w:bottom w:type="dxa" w:w="120"/>
+              <w:right w:type="dxa" w:w="160"/>
+            </w:tcMar>
+            <w:vAlign w:val="center"/>
+          </w:tcPr>
+          <w:p>
+            <w:pPr>
+              <w:spacing w:after="0" w:before="0"/>
+            </w:pPr>
+            <w:r>
+              <w:rPr>
+                <w:rFonts w:ascii="Calibri" w:cs="Calibri" w:eastAsia="Calibri" w:hAnsi="Calibri"/>
+                <w:color w:val="1F2937"/>
                 <w:sz w:val="22"/>
                 <w:szCs w:val="22"/>
               </w:rPr>
@@ -1334,26 +1560,30 @@
           <w:tcPr>
             <w:tcW w:type="dxa" w:w="2900"/>
             <w:tcBorders>
-              <w:top w:val="single" w:color="D8D2BD" w:sz="4"/>
-              <w:left w:val="single" w:color="D8D2BD" w:sz="4"/>
-              <w:bottom w:val="single" w:color="D8D2BD" w:sz="4"/>
-              <w:right w:val="single" w:color="D8D2BD" w:sz="4"/>
-            </w:tcBorders>
-            <w:shd w:fill="FAF7EE" w:color="auto" w:val="clear"/>
-            <w:tcMar>
-              <w:top w:type="dxa" w:w="100"/>
-              <w:left w:type="dxa" w:w="140"/>
-              <w:bottom w:type="dxa" w:w="100"/>
-              <w:right w:type="dxa" w:w="140"/>
-            </w:tcMar>
-          </w:tcPr>
-          <w:p>
+              <w:top w:val="single" w:color="E5E7EB" w:sz="4"/>
+              <w:left w:val="single" w:color="E5E7EB" w:sz="4"/>
+              <w:bottom w:val="single" w:color="E5E7EB" w:sz="4"/>
+              <w:right w:val="single" w:color="E5E7EB" w:sz="4"/>
+            </w:tcBorders>
+            <w:shd w:fill="F7F8FA" w:color="auto" w:val="clear"/>
+            <w:tcMar>
+              <w:top w:type="dxa" w:w="120"/>
+              <w:left w:type="dxa" w:w="160"/>
+              <w:bottom w:type="dxa" w:w="120"/>
+              <w:right w:type="dxa" w:w="160"/>
+            </w:tcMar>
+            <w:vAlign w:val="center"/>
+          </w:tcPr>
+          <w:p>
+            <w:pPr>
+              <w:spacing w:after="0" w:before="0"/>
+            </w:pPr>
             <w:r>
               <w:rPr>
                 <w:rFonts w:ascii="Calibri" w:cs="Calibri" w:eastAsia="Calibri" w:hAnsi="Calibri"/>
                 <w:b/>
                 <w:bCs/>
-                <w:color w:val="1A1A1A"/>
+                <w:color w:val="0A2540"/>
                 <w:sz w:val="22"/>
                 <w:szCs w:val="22"/>
               </w:rPr>
@@ -1365,24 +1595,28 @@
           <w:tcPr>
             <w:tcW w:type="dxa" w:w="6126"/>
             <w:tcBorders>
-              <w:top w:val="single" w:color="D8D2BD" w:sz="4"/>
-              <w:left w:val="single" w:color="D8D2BD" w:sz="4"/>
-              <w:bottom w:val="single" w:color="D8D2BD" w:sz="4"/>
-              <w:right w:val="single" w:color="D8D2BD" w:sz="4"/>
-            </w:tcBorders>
-            <w:shd w:fill="FAF7EE" w:color="auto" w:val="clear"/>
-            <w:tcMar>
-              <w:top w:type="dxa" w:w="100"/>
-              <w:left w:type="dxa" w:w="140"/>
-              <w:bottom w:type="dxa" w:w="100"/>
-              <w:right w:type="dxa" w:w="140"/>
-            </w:tcMar>
-          </w:tcPr>
-          <w:p>
-            <w:r>
-              <w:rPr>
-                <w:rFonts w:ascii="Calibri" w:cs="Calibri" w:eastAsia="Calibri" w:hAnsi="Calibri"/>
-                <w:color w:val="1A1A1A"/>
+              <w:top w:val="single" w:color="E5E7EB" w:sz="4"/>
+              <w:left w:val="single" w:color="E5E7EB" w:sz="4"/>
+              <w:bottom w:val="single" w:color="E5E7EB" w:sz="4"/>
+              <w:right w:val="single" w:color="E5E7EB" w:sz="4"/>
+            </w:tcBorders>
+            <w:shd w:fill="F7F8FA" w:color="auto" w:val="clear"/>
+            <w:tcMar>
+              <w:top w:type="dxa" w:w="120"/>
+              <w:left w:type="dxa" w:w="160"/>
+              <w:bottom w:type="dxa" w:w="120"/>
+              <w:right w:type="dxa" w:w="160"/>
+            </w:tcMar>
+            <w:vAlign w:val="center"/>
+          </w:tcPr>
+          <w:p>
+            <w:pPr>
+              <w:spacing w:after="0" w:before="0"/>
+            </w:pPr>
+            <w:r>
+              <w:rPr>
+                <w:rFonts w:ascii="Calibri" w:cs="Calibri" w:eastAsia="Calibri" w:hAnsi="Calibri"/>
+                <w:color w:val="1F2937"/>
                 <w:sz w:val="22"/>
                 <w:szCs w:val="22"/>
               </w:rPr>
@@ -1396,25 +1630,29 @@
           <w:tcPr>
             <w:tcW w:type="dxa" w:w="2900"/>
             <w:tcBorders>
-              <w:top w:val="single" w:color="D8D2BD" w:sz="4"/>
-              <w:left w:val="single" w:color="D8D2BD" w:sz="4"/>
-              <w:bottom w:val="single" w:color="D8D2BD" w:sz="4"/>
-              <w:right w:val="single" w:color="D8D2BD" w:sz="4"/>
-            </w:tcBorders>
-            <w:tcMar>
-              <w:top w:type="dxa" w:w="100"/>
-              <w:left w:type="dxa" w:w="140"/>
-              <w:bottom w:type="dxa" w:w="100"/>
-              <w:right w:type="dxa" w:w="140"/>
-            </w:tcMar>
-          </w:tcPr>
-          <w:p>
+              <w:top w:val="single" w:color="E5E7EB" w:sz="4"/>
+              <w:left w:val="single" w:color="E5E7EB" w:sz="4"/>
+              <w:bottom w:val="single" w:color="E5E7EB" w:sz="4"/>
+              <w:right w:val="single" w:color="E5E7EB" w:sz="4"/>
+            </w:tcBorders>
+            <w:tcMar>
+              <w:top w:type="dxa" w:w="120"/>
+              <w:left w:type="dxa" w:w="160"/>
+              <w:bottom w:type="dxa" w:w="120"/>
+              <w:right w:type="dxa" w:w="160"/>
+            </w:tcMar>
+            <w:vAlign w:val="center"/>
+          </w:tcPr>
+          <w:p>
+            <w:pPr>
+              <w:spacing w:after="0" w:before="0"/>
+            </w:pPr>
             <w:r>
               <w:rPr>
                 <w:rFonts w:ascii="Calibri" w:cs="Calibri" w:eastAsia="Calibri" w:hAnsi="Calibri"/>
                 <w:b/>
                 <w:bCs/>
-                <w:color w:val="1A1A1A"/>
+                <w:color w:val="0A2540"/>
                 <w:sz w:val="22"/>
                 <w:szCs w:val="22"/>
               </w:rPr>
@@ -1426,23 +1664,27 @@
           <w:tcPr>
             <w:tcW w:type="dxa" w:w="6126"/>
             <w:tcBorders>
-              <w:top w:val="single" w:color="D8D2BD" w:sz="4"/>
-              <w:left w:val="single" w:color="D8D2BD" w:sz="4"/>
-              <w:bottom w:val="single" w:color="D8D2BD" w:sz="4"/>
-              <w:right w:val="single" w:color="D8D2BD" w:sz="4"/>
-            </w:tcBorders>
-            <w:tcMar>
-              <w:top w:type="dxa" w:w="100"/>
-              <w:left w:type="dxa" w:w="140"/>
-              <w:bottom w:type="dxa" w:w="100"/>
-              <w:right w:type="dxa" w:w="140"/>
-            </w:tcMar>
-          </w:tcPr>
-          <w:p>
-            <w:r>
-              <w:rPr>
-                <w:rFonts w:ascii="Calibri" w:cs="Calibri" w:eastAsia="Calibri" w:hAnsi="Calibri"/>
-                <w:color w:val="1A1A1A"/>
+              <w:top w:val="single" w:color="E5E7EB" w:sz="4"/>
+              <w:left w:val="single" w:color="E5E7EB" w:sz="4"/>
+              <w:bottom w:val="single" w:color="E5E7EB" w:sz="4"/>
+              <w:right w:val="single" w:color="E5E7EB" w:sz="4"/>
+            </w:tcBorders>
+            <w:tcMar>
+              <w:top w:type="dxa" w:w="120"/>
+              <w:left w:type="dxa" w:w="160"/>
+              <w:bottom w:type="dxa" w:w="120"/>
+              <w:right w:type="dxa" w:w="160"/>
+            </w:tcMar>
+            <w:vAlign w:val="center"/>
+          </w:tcPr>
+          <w:p>
+            <w:pPr>
+              <w:spacing w:after="0" w:before="0"/>
+            </w:pPr>
+            <w:r>
+              <w:rPr>
+                <w:rFonts w:ascii="Calibri" w:cs="Calibri" w:eastAsia="Calibri" w:hAnsi="Calibri"/>
+                <w:color w:val="1F2937"/>
                 <w:sz w:val="22"/>
                 <w:szCs w:val="22"/>
               </w:rPr>
@@ -1456,26 +1698,30 @@
           <w:tcPr>
             <w:tcW w:type="dxa" w:w="2900"/>
             <w:tcBorders>
-              <w:top w:val="single" w:color="D8D2BD" w:sz="4"/>
-              <w:left w:val="single" w:color="D8D2BD" w:sz="4"/>
-              <w:bottom w:val="single" w:color="D8D2BD" w:sz="4"/>
-              <w:right w:val="single" w:color="D8D2BD" w:sz="4"/>
-            </w:tcBorders>
-            <w:shd w:fill="FAF7EE" w:color="auto" w:val="clear"/>
-            <w:tcMar>
-              <w:top w:type="dxa" w:w="100"/>
-              <w:left w:type="dxa" w:w="140"/>
-              <w:bottom w:type="dxa" w:w="100"/>
-              <w:right w:type="dxa" w:w="140"/>
-            </w:tcMar>
-          </w:tcPr>
-          <w:p>
+              <w:top w:val="single" w:color="E5E7EB" w:sz="4"/>
+              <w:left w:val="single" w:color="E5E7EB" w:sz="4"/>
+              <w:bottom w:val="single" w:color="E5E7EB" w:sz="4"/>
+              <w:right w:val="single" w:color="E5E7EB" w:sz="4"/>
+            </w:tcBorders>
+            <w:shd w:fill="F7F8FA" w:color="auto" w:val="clear"/>
+            <w:tcMar>
+              <w:top w:type="dxa" w:w="120"/>
+              <w:left w:type="dxa" w:w="160"/>
+              <w:bottom w:type="dxa" w:w="120"/>
+              <w:right w:type="dxa" w:w="160"/>
+            </w:tcMar>
+            <w:vAlign w:val="center"/>
+          </w:tcPr>
+          <w:p>
+            <w:pPr>
+              <w:spacing w:after="0" w:before="0"/>
+            </w:pPr>
             <w:r>
               <w:rPr>
                 <w:rFonts w:ascii="Calibri" w:cs="Calibri" w:eastAsia="Calibri" w:hAnsi="Calibri"/>
                 <w:b/>
                 <w:bCs/>
-                <w:color w:val="1A1A1A"/>
+                <w:color w:val="0A2540"/>
                 <w:sz w:val="22"/>
                 <w:szCs w:val="22"/>
               </w:rPr>
@@ -1487,24 +1733,28 @@
           <w:tcPr>
             <w:tcW w:type="dxa" w:w="6126"/>
             <w:tcBorders>
-              <w:top w:val="single" w:color="D8D2BD" w:sz="4"/>
-              <w:left w:val="single" w:color="D8D2BD" w:sz="4"/>
-              <w:bottom w:val="single" w:color="D8D2BD" w:sz="4"/>
-              <w:right w:val="single" w:color="D8D2BD" w:sz="4"/>
-            </w:tcBorders>
-            <w:shd w:fill="FAF7EE" w:color="auto" w:val="clear"/>
-            <w:tcMar>
-              <w:top w:type="dxa" w:w="100"/>
-              <w:left w:type="dxa" w:w="140"/>
-              <w:bottom w:type="dxa" w:w="100"/>
-              <w:right w:type="dxa" w:w="140"/>
-            </w:tcMar>
-          </w:tcPr>
-          <w:p>
-            <w:r>
-              <w:rPr>
-                <w:rFonts w:ascii="Calibri" w:cs="Calibri" w:eastAsia="Calibri" w:hAnsi="Calibri"/>
-                <w:color w:val="1A1A1A"/>
+              <w:top w:val="single" w:color="E5E7EB" w:sz="4"/>
+              <w:left w:val="single" w:color="E5E7EB" w:sz="4"/>
+              <w:bottom w:val="single" w:color="E5E7EB" w:sz="4"/>
+              <w:right w:val="single" w:color="E5E7EB" w:sz="4"/>
+            </w:tcBorders>
+            <w:shd w:fill="F7F8FA" w:color="auto" w:val="clear"/>
+            <w:tcMar>
+              <w:top w:type="dxa" w:w="120"/>
+              <w:left w:type="dxa" w:w="160"/>
+              <w:bottom w:type="dxa" w:w="120"/>
+              <w:right w:type="dxa" w:w="160"/>
+            </w:tcMar>
+            <w:vAlign w:val="center"/>
+          </w:tcPr>
+          <w:p>
+            <w:pPr>
+              <w:spacing w:after="0" w:before="0"/>
+            </w:pPr>
+            <w:r>
+              <w:rPr>
+                <w:rFonts w:ascii="Calibri" w:cs="Calibri" w:eastAsia="Calibri" w:hAnsi="Calibri"/>
+                <w:color w:val="1F2937"/>
                 <w:sz w:val="22"/>
                 <w:szCs w:val="22"/>
               </w:rPr>
@@ -1518,25 +1768,29 @@
           <w:tcPr>
             <w:tcW w:type="dxa" w:w="2900"/>
             <w:tcBorders>
-              <w:top w:val="single" w:color="D8D2BD" w:sz="4"/>
-              <w:left w:val="single" w:color="D8D2BD" w:sz="4"/>
-              <w:bottom w:val="single" w:color="D8D2BD" w:sz="4"/>
-              <w:right w:val="single" w:color="D8D2BD" w:sz="4"/>
-            </w:tcBorders>
-            <w:tcMar>
-              <w:top w:type="dxa" w:w="100"/>
-              <w:left w:type="dxa" w:w="140"/>
-              <w:bottom w:type="dxa" w:w="100"/>
-              <w:right w:type="dxa" w:w="140"/>
-            </w:tcMar>
-          </w:tcPr>
-          <w:p>
+              <w:top w:val="single" w:color="E5E7EB" w:sz="4"/>
+              <w:left w:val="single" w:color="E5E7EB" w:sz="4"/>
+              <w:bottom w:val="single" w:color="E5E7EB" w:sz="4"/>
+              <w:right w:val="single" w:color="E5E7EB" w:sz="4"/>
+            </w:tcBorders>
+            <w:tcMar>
+              <w:top w:type="dxa" w:w="120"/>
+              <w:left w:type="dxa" w:w="160"/>
+              <w:bottom w:type="dxa" w:w="120"/>
+              <w:right w:type="dxa" w:w="160"/>
+            </w:tcMar>
+            <w:vAlign w:val="center"/>
+          </w:tcPr>
+          <w:p>
+            <w:pPr>
+              <w:spacing w:after="0" w:before="0"/>
+            </w:pPr>
             <w:r>
               <w:rPr>
                 <w:rFonts w:ascii="Calibri" w:cs="Calibri" w:eastAsia="Calibri" w:hAnsi="Calibri"/>
                 <w:b/>
                 <w:bCs/>
-                <w:color w:val="1A1A1A"/>
+                <w:color w:val="0A2540"/>
                 <w:sz w:val="22"/>
                 <w:szCs w:val="22"/>
               </w:rPr>
@@ -1548,23 +1802,27 @@
           <w:tcPr>
             <w:tcW w:type="dxa" w:w="6126"/>
             <w:tcBorders>
-              <w:top w:val="single" w:color="D8D2BD" w:sz="4"/>
-              <w:left w:val="single" w:color="D8D2BD" w:sz="4"/>
-              <w:bottom w:val="single" w:color="D8D2BD" w:sz="4"/>
-              <w:right w:val="single" w:color="D8D2BD" w:sz="4"/>
-            </w:tcBorders>
-            <w:tcMar>
-              <w:top w:type="dxa" w:w="100"/>
-              <w:left w:type="dxa" w:w="140"/>
-              <w:bottom w:type="dxa" w:w="100"/>
-              <w:right w:type="dxa" w:w="140"/>
-            </w:tcMar>
-          </w:tcPr>
-          <w:p>
-            <w:r>
-              <w:rPr>
-                <w:rFonts w:ascii="Calibri" w:cs="Calibri" w:eastAsia="Calibri" w:hAnsi="Calibri"/>
-                <w:color w:val="1A1A1A"/>
+              <w:top w:val="single" w:color="E5E7EB" w:sz="4"/>
+              <w:left w:val="single" w:color="E5E7EB" w:sz="4"/>
+              <w:bottom w:val="single" w:color="E5E7EB" w:sz="4"/>
+              <w:right w:val="single" w:color="E5E7EB" w:sz="4"/>
+            </w:tcBorders>
+            <w:tcMar>
+              <w:top w:type="dxa" w:w="120"/>
+              <w:left w:type="dxa" w:w="160"/>
+              <w:bottom w:type="dxa" w:w="120"/>
+              <w:right w:type="dxa" w:w="160"/>
+            </w:tcMar>
+            <w:vAlign w:val="center"/>
+          </w:tcPr>
+          <w:p>
+            <w:pPr>
+              <w:spacing w:after="0" w:before="0"/>
+            </w:pPr>
+            <w:r>
+              <w:rPr>
+                <w:rFonts w:ascii="Calibri" w:cs="Calibri" w:eastAsia="Calibri" w:hAnsi="Calibri"/>
+                <w:color w:val="1F2937"/>
                 <w:sz w:val="22"/>
                 <w:szCs w:val="22"/>
               </w:rPr>
@@ -1578,26 +1836,30 @@
           <w:tcPr>
             <w:tcW w:type="dxa" w:w="2900"/>
             <w:tcBorders>
-              <w:top w:val="single" w:color="D8D2BD" w:sz="4"/>
-              <w:left w:val="single" w:color="D8D2BD" w:sz="4"/>
-              <w:bottom w:val="single" w:color="D8D2BD" w:sz="4"/>
-              <w:right w:val="single" w:color="D8D2BD" w:sz="4"/>
-            </w:tcBorders>
-            <w:shd w:fill="FAF7EE" w:color="auto" w:val="clear"/>
-            <w:tcMar>
-              <w:top w:type="dxa" w:w="100"/>
-              <w:left w:type="dxa" w:w="140"/>
-              <w:bottom w:type="dxa" w:w="100"/>
-              <w:right w:type="dxa" w:w="140"/>
-            </w:tcMar>
-          </w:tcPr>
-          <w:p>
+              <w:top w:val="single" w:color="E5E7EB" w:sz="4"/>
+              <w:left w:val="single" w:color="E5E7EB" w:sz="4"/>
+              <w:bottom w:val="single" w:color="E5E7EB" w:sz="4"/>
+              <w:right w:val="single" w:color="E5E7EB" w:sz="4"/>
+            </w:tcBorders>
+            <w:shd w:fill="F7F8FA" w:color="auto" w:val="clear"/>
+            <w:tcMar>
+              <w:top w:type="dxa" w:w="120"/>
+              <w:left w:type="dxa" w:w="160"/>
+              <w:bottom w:type="dxa" w:w="120"/>
+              <w:right w:type="dxa" w:w="160"/>
+            </w:tcMar>
+            <w:vAlign w:val="center"/>
+          </w:tcPr>
+          <w:p>
+            <w:pPr>
+              <w:spacing w:after="0" w:before="0"/>
+            </w:pPr>
             <w:r>
               <w:rPr>
                 <w:rFonts w:ascii="Calibri" w:cs="Calibri" w:eastAsia="Calibri" w:hAnsi="Calibri"/>
                 <w:b/>
                 <w:bCs/>
-                <w:color w:val="1A1A1A"/>
+                <w:color w:val="0A2540"/>
                 <w:sz w:val="22"/>
                 <w:szCs w:val="22"/>
               </w:rPr>
@@ -1609,24 +1871,28 @@
           <w:tcPr>
             <w:tcW w:type="dxa" w:w="6126"/>
             <w:tcBorders>
-              <w:top w:val="single" w:color="D8D2BD" w:sz="4"/>
-              <w:left w:val="single" w:color="D8D2BD" w:sz="4"/>
-              <w:bottom w:val="single" w:color="D8D2BD" w:sz="4"/>
-              <w:right w:val="single" w:color="D8D2BD" w:sz="4"/>
-            </w:tcBorders>
-            <w:shd w:fill="FAF7EE" w:color="auto" w:val="clear"/>
-            <w:tcMar>
-              <w:top w:type="dxa" w:w="100"/>
-              <w:left w:type="dxa" w:w="140"/>
-              <w:bottom w:type="dxa" w:w="100"/>
-              <w:right w:type="dxa" w:w="140"/>
-            </w:tcMar>
-          </w:tcPr>
-          <w:p>
-            <w:r>
-              <w:rPr>
-                <w:rFonts w:ascii="Calibri" w:cs="Calibri" w:eastAsia="Calibri" w:hAnsi="Calibri"/>
-                <w:color w:val="1A1A1A"/>
+              <w:top w:val="single" w:color="E5E7EB" w:sz="4"/>
+              <w:left w:val="single" w:color="E5E7EB" w:sz="4"/>
+              <w:bottom w:val="single" w:color="E5E7EB" w:sz="4"/>
+              <w:right w:val="single" w:color="E5E7EB" w:sz="4"/>
+            </w:tcBorders>
+            <w:shd w:fill="F7F8FA" w:color="auto" w:val="clear"/>
+            <w:tcMar>
+              <w:top w:type="dxa" w:w="120"/>
+              <w:left w:type="dxa" w:w="160"/>
+              <w:bottom w:type="dxa" w:w="120"/>
+              <w:right w:type="dxa" w:w="160"/>
+            </w:tcMar>
+            <w:vAlign w:val="center"/>
+          </w:tcPr>
+          <w:p>
+            <w:pPr>
+              <w:spacing w:after="0" w:before="0"/>
+            </w:pPr>
+            <w:r>
+              <w:rPr>
+                <w:rFonts w:ascii="Calibri" w:cs="Calibri" w:eastAsia="Calibri" w:hAnsi="Calibri"/>
+                <w:color w:val="1F2937"/>
                 <w:sz w:val="22"/>
                 <w:szCs w:val="22"/>
               </w:rPr>
@@ -1640,25 +1906,29 @@
           <w:tcPr>
             <w:tcW w:type="dxa" w:w="2900"/>
             <w:tcBorders>
-              <w:top w:val="single" w:color="D8D2BD" w:sz="4"/>
-              <w:left w:val="single" w:color="D8D2BD" w:sz="4"/>
-              <w:bottom w:val="single" w:color="D8D2BD" w:sz="4"/>
-              <w:right w:val="single" w:color="D8D2BD" w:sz="4"/>
-            </w:tcBorders>
-            <w:tcMar>
-              <w:top w:type="dxa" w:w="100"/>
-              <w:left w:type="dxa" w:w="140"/>
-              <w:bottom w:type="dxa" w:w="100"/>
-              <w:right w:type="dxa" w:w="140"/>
-            </w:tcMar>
-          </w:tcPr>
-          <w:p>
+              <w:top w:val="single" w:color="E5E7EB" w:sz="4"/>
+              <w:left w:val="single" w:color="E5E7EB" w:sz="4"/>
+              <w:bottom w:val="single" w:color="E5E7EB" w:sz="4"/>
+              <w:right w:val="single" w:color="E5E7EB" w:sz="4"/>
+            </w:tcBorders>
+            <w:tcMar>
+              <w:top w:type="dxa" w:w="120"/>
+              <w:left w:type="dxa" w:w="160"/>
+              <w:bottom w:type="dxa" w:w="120"/>
+              <w:right w:type="dxa" w:w="160"/>
+            </w:tcMar>
+            <w:vAlign w:val="center"/>
+          </w:tcPr>
+          <w:p>
+            <w:pPr>
+              <w:spacing w:after="0" w:before="0"/>
+            </w:pPr>
             <w:r>
               <w:rPr>
                 <w:rFonts w:ascii="Calibri" w:cs="Calibri" w:eastAsia="Calibri" w:hAnsi="Calibri"/>
                 <w:b/>
                 <w:bCs/>
-                <w:color w:val="1A1A1A"/>
+                <w:color w:val="0A2540"/>
                 <w:sz w:val="22"/>
                 <w:szCs w:val="22"/>
               </w:rPr>
@@ -1670,23 +1940,27 @@
           <w:tcPr>
             <w:tcW w:type="dxa" w:w="6126"/>
             <w:tcBorders>
-              <w:top w:val="single" w:color="D8D2BD" w:sz="4"/>
-              <w:left w:val="single" w:color="D8D2BD" w:sz="4"/>
-              <w:bottom w:val="single" w:color="D8D2BD" w:sz="4"/>
-              <w:right w:val="single" w:color="D8D2BD" w:sz="4"/>
-            </w:tcBorders>
-            <w:tcMar>
-              <w:top w:type="dxa" w:w="100"/>
-              <w:left w:type="dxa" w:w="140"/>
-              <w:bottom w:type="dxa" w:w="100"/>
-              <w:right w:type="dxa" w:w="140"/>
-            </w:tcMar>
-          </w:tcPr>
-          <w:p>
-            <w:r>
-              <w:rPr>
-                <w:rFonts w:ascii="Calibri" w:cs="Calibri" w:eastAsia="Calibri" w:hAnsi="Calibri"/>
-                <w:color w:val="1A1A1A"/>
+              <w:top w:val="single" w:color="E5E7EB" w:sz="4"/>
+              <w:left w:val="single" w:color="E5E7EB" w:sz="4"/>
+              <w:bottom w:val="single" w:color="E5E7EB" w:sz="4"/>
+              <w:right w:val="single" w:color="E5E7EB" w:sz="4"/>
+            </w:tcBorders>
+            <w:tcMar>
+              <w:top w:type="dxa" w:w="120"/>
+              <w:left w:type="dxa" w:w="160"/>
+              <w:bottom w:type="dxa" w:w="120"/>
+              <w:right w:type="dxa" w:w="160"/>
+            </w:tcMar>
+            <w:vAlign w:val="center"/>
+          </w:tcPr>
+          <w:p>
+            <w:pPr>
+              <w:spacing w:after="0" w:before="0"/>
+            </w:pPr>
+            <w:r>
+              <w:rPr>
+                <w:rFonts w:ascii="Calibri" w:cs="Calibri" w:eastAsia="Calibri" w:hAnsi="Calibri"/>
+                <w:color w:val="1F2937"/>
                 <w:sz w:val="22"/>
                 <w:szCs w:val="22"/>
               </w:rPr>
@@ -1700,26 +1974,30 @@
           <w:tcPr>
             <w:tcW w:type="dxa" w:w="2900"/>
             <w:tcBorders>
-              <w:top w:val="single" w:color="D8D2BD" w:sz="4"/>
-              <w:left w:val="single" w:color="D8D2BD" w:sz="4"/>
-              <w:bottom w:val="single" w:color="D8D2BD" w:sz="4"/>
-              <w:right w:val="single" w:color="D8D2BD" w:sz="4"/>
-            </w:tcBorders>
-            <w:shd w:fill="FAF7EE" w:color="auto" w:val="clear"/>
-            <w:tcMar>
-              <w:top w:type="dxa" w:w="100"/>
-              <w:left w:type="dxa" w:w="140"/>
-              <w:bottom w:type="dxa" w:w="100"/>
-              <w:right w:type="dxa" w:w="140"/>
-            </w:tcMar>
-          </w:tcPr>
-          <w:p>
+              <w:top w:val="single" w:color="E5E7EB" w:sz="4"/>
+              <w:left w:val="single" w:color="E5E7EB" w:sz="4"/>
+              <w:bottom w:val="single" w:color="E5E7EB" w:sz="4"/>
+              <w:right w:val="single" w:color="E5E7EB" w:sz="4"/>
+            </w:tcBorders>
+            <w:shd w:fill="F7F8FA" w:color="auto" w:val="clear"/>
+            <w:tcMar>
+              <w:top w:type="dxa" w:w="120"/>
+              <w:left w:type="dxa" w:w="160"/>
+              <w:bottom w:type="dxa" w:w="120"/>
+              <w:right w:type="dxa" w:w="160"/>
+            </w:tcMar>
+            <w:vAlign w:val="center"/>
+          </w:tcPr>
+          <w:p>
+            <w:pPr>
+              <w:spacing w:after="0" w:before="0"/>
+            </w:pPr>
             <w:r>
               <w:rPr>
                 <w:rFonts w:ascii="Calibri" w:cs="Calibri" w:eastAsia="Calibri" w:hAnsi="Calibri"/>
                 <w:b/>
                 <w:bCs/>
-                <w:color w:val="1A1A1A"/>
+                <w:color w:val="0A2540"/>
                 <w:sz w:val="22"/>
                 <w:szCs w:val="22"/>
               </w:rPr>
@@ -1731,24 +2009,28 @@
           <w:tcPr>
             <w:tcW w:type="dxa" w:w="6126"/>
             <w:tcBorders>
-              <w:top w:val="single" w:color="D8D2BD" w:sz="4"/>
-              <w:left w:val="single" w:color="D8D2BD" w:sz="4"/>
-              <w:bottom w:val="single" w:color="D8D2BD" w:sz="4"/>
-              <w:right w:val="single" w:color="D8D2BD" w:sz="4"/>
-            </w:tcBorders>
-            <w:shd w:fill="FAF7EE" w:color="auto" w:val="clear"/>
-            <w:tcMar>
-              <w:top w:type="dxa" w:w="100"/>
-              <w:left w:type="dxa" w:w="140"/>
-              <w:bottom w:type="dxa" w:w="100"/>
-              <w:right w:type="dxa" w:w="140"/>
-            </w:tcMar>
-          </w:tcPr>
-          <w:p>
-            <w:r>
-              <w:rPr>
-                <w:rFonts w:ascii="Calibri" w:cs="Calibri" w:eastAsia="Calibri" w:hAnsi="Calibri"/>
-                <w:color w:val="1A1A1A"/>
+              <w:top w:val="single" w:color="E5E7EB" w:sz="4"/>
+              <w:left w:val="single" w:color="E5E7EB" w:sz="4"/>
+              <w:bottom w:val="single" w:color="E5E7EB" w:sz="4"/>
+              <w:right w:val="single" w:color="E5E7EB" w:sz="4"/>
+            </w:tcBorders>
+            <w:shd w:fill="F7F8FA" w:color="auto" w:val="clear"/>
+            <w:tcMar>
+              <w:top w:type="dxa" w:w="120"/>
+              <w:left w:type="dxa" w:w="160"/>
+              <w:bottom w:type="dxa" w:w="120"/>
+              <w:right w:type="dxa" w:w="160"/>
+            </w:tcMar>
+            <w:vAlign w:val="center"/>
+          </w:tcPr>
+          <w:p>
+            <w:pPr>
+              <w:spacing w:after="0" w:before="0"/>
+            </w:pPr>
+            <w:r>
+              <w:rPr>
+                <w:rFonts w:ascii="Calibri" w:cs="Calibri" w:eastAsia="Calibri" w:hAnsi="Calibri"/>
+                <w:color w:val="1F2937"/>
                 <w:sz w:val="22"/>
                 <w:szCs w:val="22"/>
               </w:rPr>
@@ -1762,25 +2044,29 @@
           <w:tcPr>
             <w:tcW w:type="dxa" w:w="2900"/>
             <w:tcBorders>
-              <w:top w:val="single" w:color="D8D2BD" w:sz="4"/>
-              <w:left w:val="single" w:color="D8D2BD" w:sz="4"/>
-              <w:bottom w:val="single" w:color="D8D2BD" w:sz="4"/>
-              <w:right w:val="single" w:color="D8D2BD" w:sz="4"/>
-            </w:tcBorders>
-            <w:tcMar>
-              <w:top w:type="dxa" w:w="100"/>
-              <w:left w:type="dxa" w:w="140"/>
-              <w:bottom w:type="dxa" w:w="100"/>
-              <w:right w:type="dxa" w:w="140"/>
-            </w:tcMar>
-          </w:tcPr>
-          <w:p>
+              <w:top w:val="single" w:color="E5E7EB" w:sz="4"/>
+              <w:left w:val="single" w:color="E5E7EB" w:sz="4"/>
+              <w:bottom w:val="single" w:color="E5E7EB" w:sz="4"/>
+              <w:right w:val="single" w:color="E5E7EB" w:sz="4"/>
+            </w:tcBorders>
+            <w:tcMar>
+              <w:top w:type="dxa" w:w="120"/>
+              <w:left w:type="dxa" w:w="160"/>
+              <w:bottom w:type="dxa" w:w="120"/>
+              <w:right w:type="dxa" w:w="160"/>
+            </w:tcMar>
+            <w:vAlign w:val="center"/>
+          </w:tcPr>
+          <w:p>
+            <w:pPr>
+              <w:spacing w:after="0" w:before="0"/>
+            </w:pPr>
             <w:r>
               <w:rPr>
                 <w:rFonts w:ascii="Calibri" w:cs="Calibri" w:eastAsia="Calibri" w:hAnsi="Calibri"/>
                 <w:b/>
                 <w:bCs/>
-                <w:color w:val="1A1A1A"/>
+                <w:color w:val="0A2540"/>
                 <w:sz w:val="22"/>
                 <w:szCs w:val="22"/>
               </w:rPr>
@@ -1792,23 +2078,27 @@
           <w:tcPr>
             <w:tcW w:type="dxa" w:w="6126"/>
             <w:tcBorders>
-              <w:top w:val="single" w:color="D8D2BD" w:sz="4"/>
-              <w:left w:val="single" w:color="D8D2BD" w:sz="4"/>
-              <w:bottom w:val="single" w:color="D8D2BD" w:sz="4"/>
-              <w:right w:val="single" w:color="D8D2BD" w:sz="4"/>
-            </w:tcBorders>
-            <w:tcMar>
-              <w:top w:type="dxa" w:w="100"/>
-              <w:left w:type="dxa" w:w="140"/>
-              <w:bottom w:type="dxa" w:w="100"/>
-              <w:right w:type="dxa" w:w="140"/>
-            </w:tcMar>
-          </w:tcPr>
-          <w:p>
-            <w:r>
-              <w:rPr>
-                <w:rFonts w:ascii="Calibri" w:cs="Calibri" w:eastAsia="Calibri" w:hAnsi="Calibri"/>
-                <w:color w:val="1A1A1A"/>
+              <w:top w:val="single" w:color="E5E7EB" w:sz="4"/>
+              <w:left w:val="single" w:color="E5E7EB" w:sz="4"/>
+              <w:bottom w:val="single" w:color="E5E7EB" w:sz="4"/>
+              <w:right w:val="single" w:color="E5E7EB" w:sz="4"/>
+            </w:tcBorders>
+            <w:tcMar>
+              <w:top w:type="dxa" w:w="120"/>
+              <w:left w:type="dxa" w:w="160"/>
+              <w:bottom w:type="dxa" w:w="120"/>
+              <w:right w:type="dxa" w:w="160"/>
+            </w:tcMar>
+            <w:vAlign w:val="center"/>
+          </w:tcPr>
+          <w:p>
+            <w:pPr>
+              <w:spacing w:after="0" w:before="0"/>
+            </w:pPr>
+            <w:r>
+              <w:rPr>
+                <w:rFonts w:ascii="Calibri" w:cs="Calibri" w:eastAsia="Calibri" w:hAnsi="Calibri"/>
+                <w:color w:val="1F2937"/>
                 <w:sz w:val="22"/>
                 <w:szCs w:val="22"/>
               </w:rPr>
@@ -1820,30 +2110,45 @@
     </w:tbl>
     <w:p>
       <w:pPr>
-        <w:spacing w:after="200"/>
-      </w:pPr>
-      <w:r>
-        <w:rPr>
-          <w:rFonts w:ascii="Calibri" w:cs="Calibri" w:eastAsia="Calibri" w:hAnsi="Calibri"/>
-          <w:color w:val="1A1A1A"/>
-          <w:sz w:val="22"/>
-          <w:szCs w:val="22"/>
-        </w:rPr>
+        <w:spacing w:after="160"/>
+      </w:pPr>
+      <w:r>
         <w:t xml:space="preserve"/>
       </w:r>
     </w:p>
     <w:p>
       <w:pPr>
-        <w:pStyle w:val="Heading1"/>
+        <w:pBdr>
+          <w:bottom w:val="single" w:color="B8860B" w:sz="6" w:space="6"/>
+        </w:pBdr>
+        <w:spacing w:after="0" w:before="280"/>
       </w:pPr>
       <w:r>
         <w:rPr>
           <w:rFonts w:ascii="Calibri" w:cs="Calibri" w:eastAsia="Calibri" w:hAnsi="Calibri"/>
           <w:b/>
           <w:bCs/>
-          <w:color w:val="C9A84C"/>
-          <w:sz w:val="32"/>
-          <w:szCs w:val="32"/>
+          <w:color w:val="B8860B"/>
+          <w:spacing w:val="60"/>
+          <w:sz w:val="18"/>
+          <w:szCs w:val="18"/>
+        </w:rPr>
+        <w:t xml:space="preserve">HOW WE WORK</w:t>
+      </w:r>
+    </w:p>
+    <w:p>
+      <w:pPr>
+        <w:pStyle w:val="Heading1"/>
+        <w:spacing w:after="200" w:before="60"/>
+      </w:pPr>
+      <w:r>
+        <w:rPr>
+          <w:rFonts w:ascii="Calibri" w:cs="Calibri" w:eastAsia="Calibri" w:hAnsi="Calibri"/>
+          <w:b/>
+          <w:bCs/>
+          <w:color w:val="0A2540"/>
+          <w:sz w:val="30"/>
+          <w:szCs w:val="30"/>
         </w:rPr>
         <w:t xml:space="preserve">How we work</w:t>
       </w:r>
@@ -1855,7 +2160,7 @@
       <w:r>
         <w:rPr>
           <w:rFonts w:ascii="Calibri" w:cs="Calibri" w:eastAsia="Calibri" w:hAnsi="Calibri"/>
-          <w:color w:val="1A1A1A"/>
+          <w:color w:val="1F2937"/>
           <w:sz w:val="22"/>
           <w:szCs w:val="22"/>
         </w:rPr>
@@ -1888,28 +2193,33 @@
           <w:tcPr>
             <w:tcW w:type="dxa" w:w="600"/>
             <w:tcBorders>
-              <w:top w:val="single" w:color="D8D2BD" w:sz="4"/>
-              <w:left w:val="single" w:color="D8D2BD" w:sz="4"/>
-              <w:bottom w:val="single" w:color="D8D2BD" w:sz="4"/>
-              <w:right w:val="single" w:color="D8D2BD" w:sz="4"/>
-            </w:tcBorders>
-            <w:shd w:fill="C9A84C" w:color="auto" w:val="clear"/>
-            <w:tcMar>
-              <w:top w:type="dxa" w:w="100"/>
-              <w:left w:type="dxa" w:w="140"/>
-              <w:bottom w:type="dxa" w:w="100"/>
-              <w:right w:type="dxa" w:w="140"/>
-            </w:tcMar>
-          </w:tcPr>
-          <w:p>
+              <w:top w:val="single" w:color="E5E7EB" w:sz="4"/>
+              <w:left w:val="single" w:color="E5E7EB" w:sz="4"/>
+              <w:bottom w:val="single" w:color="E5E7EB" w:sz="4"/>
+              <w:right w:val="single" w:color="E5E7EB" w:sz="4"/>
+            </w:tcBorders>
+            <w:shd w:fill="0A2540" w:color="auto" w:val="clear"/>
+            <w:tcMar>
+              <w:top w:type="dxa" w:w="120"/>
+              <w:left w:type="dxa" w:w="160"/>
+              <w:bottom w:type="dxa" w:w="120"/>
+              <w:right w:type="dxa" w:w="160"/>
+            </w:tcMar>
+            <w:vAlign w:val="center"/>
+          </w:tcPr>
+          <w:p>
+            <w:pPr>
+              <w:spacing w:after="0" w:before="0"/>
+            </w:pPr>
             <w:r>
               <w:rPr>
                 <w:rFonts w:ascii="Calibri" w:cs="Calibri" w:eastAsia="Calibri" w:hAnsi="Calibri"/>
                 <w:b/>
                 <w:bCs/>
                 <w:color w:val="FFFFFF"/>
-                <w:sz w:val="22"/>
-                <w:szCs w:val="22"/>
+                <w:spacing w:val="40"/>
+                <w:sz w:val="18"/>
+                <w:szCs w:val="18"/>
               </w:rPr>
               <w:t xml:space="preserve">#</w:t>
             </w:r>
@@ -1919,30 +2229,35 @@
           <w:tcPr>
             <w:tcW w:type="dxa" w:w="1400"/>
             <w:tcBorders>
-              <w:top w:val="single" w:color="D8D2BD" w:sz="4"/>
-              <w:left w:val="single" w:color="D8D2BD" w:sz="4"/>
-              <w:bottom w:val="single" w:color="D8D2BD" w:sz="4"/>
-              <w:right w:val="single" w:color="D8D2BD" w:sz="4"/>
-            </w:tcBorders>
-            <w:shd w:fill="C9A84C" w:color="auto" w:val="clear"/>
-            <w:tcMar>
-              <w:top w:type="dxa" w:w="100"/>
-              <w:left w:type="dxa" w:w="140"/>
-              <w:bottom w:type="dxa" w:w="100"/>
-              <w:right w:type="dxa" w:w="140"/>
-            </w:tcMar>
-          </w:tcPr>
-          <w:p>
+              <w:top w:val="single" w:color="E5E7EB" w:sz="4"/>
+              <w:left w:val="single" w:color="E5E7EB" w:sz="4"/>
+              <w:bottom w:val="single" w:color="E5E7EB" w:sz="4"/>
+              <w:right w:val="single" w:color="E5E7EB" w:sz="4"/>
+            </w:tcBorders>
+            <w:shd w:fill="0A2540" w:color="auto" w:val="clear"/>
+            <w:tcMar>
+              <w:top w:type="dxa" w:w="120"/>
+              <w:left w:type="dxa" w:w="160"/>
+              <w:bottom w:type="dxa" w:w="120"/>
+              <w:right w:type="dxa" w:w="160"/>
+            </w:tcMar>
+            <w:vAlign w:val="center"/>
+          </w:tcPr>
+          <w:p>
+            <w:pPr>
+              <w:spacing w:after="0" w:before="0"/>
+            </w:pPr>
             <w:r>
               <w:rPr>
                 <w:rFonts w:ascii="Calibri" w:cs="Calibri" w:eastAsia="Calibri" w:hAnsi="Calibri"/>
                 <w:b/>
                 <w:bCs/>
                 <w:color w:val="FFFFFF"/>
-                <w:sz w:val="22"/>
-                <w:szCs w:val="22"/>
-              </w:rPr>
-              <w:t xml:space="preserve">Step</w:t>
+                <w:spacing w:val="40"/>
+                <w:sz w:val="18"/>
+                <w:szCs w:val="18"/>
+              </w:rPr>
+              <w:t xml:space="preserve">STEP</w:t>
             </w:r>
           </w:p>
         </w:tc>
@@ -1950,30 +2265,35 @@
           <w:tcPr>
             <w:tcW w:type="dxa" w:w="5526"/>
             <w:tcBorders>
-              <w:top w:val="single" w:color="D8D2BD" w:sz="4"/>
-              <w:left w:val="single" w:color="D8D2BD" w:sz="4"/>
-              <w:bottom w:val="single" w:color="D8D2BD" w:sz="4"/>
-              <w:right w:val="single" w:color="D8D2BD" w:sz="4"/>
-            </w:tcBorders>
-            <w:shd w:fill="C9A84C" w:color="auto" w:val="clear"/>
-            <w:tcMar>
-              <w:top w:type="dxa" w:w="100"/>
-              <w:left w:type="dxa" w:w="140"/>
-              <w:bottom w:type="dxa" w:w="100"/>
-              <w:right w:type="dxa" w:w="140"/>
-            </w:tcMar>
-          </w:tcPr>
-          <w:p>
+              <w:top w:val="single" w:color="E5E7EB" w:sz="4"/>
+              <w:left w:val="single" w:color="E5E7EB" w:sz="4"/>
+              <w:bottom w:val="single" w:color="E5E7EB" w:sz="4"/>
+              <w:right w:val="single" w:color="E5E7EB" w:sz="4"/>
+            </w:tcBorders>
+            <w:shd w:fill="0A2540" w:color="auto" w:val="clear"/>
+            <w:tcMar>
+              <w:top w:type="dxa" w:w="120"/>
+              <w:left w:type="dxa" w:w="160"/>
+              <w:bottom w:type="dxa" w:w="120"/>
+              <w:right w:type="dxa" w:w="160"/>
+            </w:tcMar>
+            <w:vAlign w:val="center"/>
+          </w:tcPr>
+          <w:p>
+            <w:pPr>
+              <w:spacing w:after="0" w:before="0"/>
+            </w:pPr>
             <w:r>
               <w:rPr>
                 <w:rFonts w:ascii="Calibri" w:cs="Calibri" w:eastAsia="Calibri" w:hAnsi="Calibri"/>
                 <w:b/>
                 <w:bCs/>
                 <w:color w:val="FFFFFF"/>
-                <w:sz w:val="22"/>
-                <w:szCs w:val="22"/>
-              </w:rPr>
-              <w:t xml:space="preserve">What we do</w:t>
+                <w:spacing w:val="40"/>
+                <w:sz w:val="18"/>
+                <w:szCs w:val="18"/>
+              </w:rPr>
+              <w:t xml:space="preserve">WHAT WE DO</w:t>
             </w:r>
           </w:p>
         </w:tc>
@@ -1981,30 +2301,35 @@
           <w:tcPr>
             <w:tcW w:type="dxa" w:w="1500"/>
             <w:tcBorders>
-              <w:top w:val="single" w:color="D8D2BD" w:sz="4"/>
-              <w:left w:val="single" w:color="D8D2BD" w:sz="4"/>
-              <w:bottom w:val="single" w:color="D8D2BD" w:sz="4"/>
-              <w:right w:val="single" w:color="D8D2BD" w:sz="4"/>
-            </w:tcBorders>
-            <w:shd w:fill="C9A84C" w:color="auto" w:val="clear"/>
-            <w:tcMar>
-              <w:top w:type="dxa" w:w="100"/>
-              <w:left w:type="dxa" w:w="140"/>
-              <w:bottom w:type="dxa" w:w="100"/>
-              <w:right w:type="dxa" w:w="140"/>
-            </w:tcMar>
-          </w:tcPr>
-          <w:p>
+              <w:top w:val="single" w:color="E5E7EB" w:sz="4"/>
+              <w:left w:val="single" w:color="E5E7EB" w:sz="4"/>
+              <w:bottom w:val="single" w:color="E5E7EB" w:sz="4"/>
+              <w:right w:val="single" w:color="E5E7EB" w:sz="4"/>
+            </w:tcBorders>
+            <w:shd w:fill="0A2540" w:color="auto" w:val="clear"/>
+            <w:tcMar>
+              <w:top w:type="dxa" w:w="120"/>
+              <w:left w:type="dxa" w:w="160"/>
+              <w:bottom w:type="dxa" w:w="120"/>
+              <w:right w:type="dxa" w:w="160"/>
+            </w:tcMar>
+            <w:vAlign w:val="center"/>
+          </w:tcPr>
+          <w:p>
+            <w:pPr>
+              <w:spacing w:after="0" w:before="0"/>
+            </w:pPr>
             <w:r>
               <w:rPr>
                 <w:rFonts w:ascii="Calibri" w:cs="Calibri" w:eastAsia="Calibri" w:hAnsi="Calibri"/>
                 <w:b/>
                 <w:bCs/>
                 <w:color w:val="FFFFFF"/>
-                <w:sz w:val="22"/>
-                <w:szCs w:val="22"/>
-              </w:rPr>
-              <w:t xml:space="preserve">Timing</w:t>
+                <w:spacing w:val="40"/>
+                <w:sz w:val="18"/>
+                <w:szCs w:val="18"/>
+              </w:rPr>
+              <w:t xml:space="preserve">TIMING</w:t>
             </w:r>
           </w:p>
         </w:tc>
@@ -2014,26 +2339,30 @@
           <w:tcPr>
             <w:tcW w:type="dxa" w:w="600"/>
             <w:tcBorders>
-              <w:top w:val="single" w:color="D8D2BD" w:sz="4"/>
-              <w:left w:val="single" w:color="D8D2BD" w:sz="4"/>
-              <w:bottom w:val="single" w:color="D8D2BD" w:sz="4"/>
-              <w:right w:val="single" w:color="D8D2BD" w:sz="4"/>
-            </w:tcBorders>
-            <w:shd w:fill="FAF7EE" w:color="auto" w:val="clear"/>
-            <w:tcMar>
-              <w:top w:type="dxa" w:w="100"/>
-              <w:left w:type="dxa" w:w="140"/>
-              <w:bottom w:type="dxa" w:w="100"/>
-              <w:right w:type="dxa" w:w="140"/>
-            </w:tcMar>
-          </w:tcPr>
-          <w:p>
+              <w:top w:val="single" w:color="E5E7EB" w:sz="4"/>
+              <w:left w:val="single" w:color="E5E7EB" w:sz="4"/>
+              <w:bottom w:val="single" w:color="E5E7EB" w:sz="4"/>
+              <w:right w:val="single" w:color="E5E7EB" w:sz="4"/>
+            </w:tcBorders>
+            <w:shd w:fill="F7F8FA" w:color="auto" w:val="clear"/>
+            <w:tcMar>
+              <w:top w:type="dxa" w:w="120"/>
+              <w:left w:type="dxa" w:w="160"/>
+              <w:bottom w:type="dxa" w:w="120"/>
+              <w:right w:type="dxa" w:w="160"/>
+            </w:tcMar>
+            <w:vAlign w:val="center"/>
+          </w:tcPr>
+          <w:p>
+            <w:pPr>
+              <w:spacing w:after="0" w:before="0"/>
+            </w:pPr>
             <w:r>
               <w:rPr>
                 <w:rFonts w:ascii="Calibri" w:cs="Calibri" w:eastAsia="Calibri" w:hAnsi="Calibri"/>
                 <w:b/>
                 <w:bCs/>
-                <w:color w:val="1A1A1A"/>
+                <w:color w:val="B8860B"/>
                 <w:sz w:val="22"/>
                 <w:szCs w:val="22"/>
               </w:rPr>
@@ -2045,26 +2374,30 @@
           <w:tcPr>
             <w:tcW w:type="dxa" w:w="1400"/>
             <w:tcBorders>
-              <w:top w:val="single" w:color="D8D2BD" w:sz="4"/>
-              <w:left w:val="single" w:color="D8D2BD" w:sz="4"/>
-              <w:bottom w:val="single" w:color="D8D2BD" w:sz="4"/>
-              <w:right w:val="single" w:color="D8D2BD" w:sz="4"/>
-            </w:tcBorders>
-            <w:shd w:fill="FAF7EE" w:color="auto" w:val="clear"/>
-            <w:tcMar>
-              <w:top w:type="dxa" w:w="100"/>
-              <w:left w:type="dxa" w:w="140"/>
-              <w:bottom w:type="dxa" w:w="100"/>
-              <w:right w:type="dxa" w:w="140"/>
-            </w:tcMar>
-          </w:tcPr>
-          <w:p>
+              <w:top w:val="single" w:color="E5E7EB" w:sz="4"/>
+              <w:left w:val="single" w:color="E5E7EB" w:sz="4"/>
+              <w:bottom w:val="single" w:color="E5E7EB" w:sz="4"/>
+              <w:right w:val="single" w:color="E5E7EB" w:sz="4"/>
+            </w:tcBorders>
+            <w:shd w:fill="F7F8FA" w:color="auto" w:val="clear"/>
+            <w:tcMar>
+              <w:top w:type="dxa" w:w="120"/>
+              <w:left w:type="dxa" w:w="160"/>
+              <w:bottom w:type="dxa" w:w="120"/>
+              <w:right w:type="dxa" w:w="160"/>
+            </w:tcMar>
+            <w:vAlign w:val="center"/>
+          </w:tcPr>
+          <w:p>
+            <w:pPr>
+              <w:spacing w:after="0" w:before="0"/>
+            </w:pPr>
             <w:r>
               <w:rPr>
                 <w:rFonts w:ascii="Calibri" w:cs="Calibri" w:eastAsia="Calibri" w:hAnsi="Calibri"/>
                 <w:b/>
                 <w:bCs/>
-                <w:color w:val="1A1A1A"/>
+                <w:color w:val="0A2540"/>
                 <w:sz w:val="22"/>
                 <w:szCs w:val="22"/>
               </w:rPr>
@@ -2076,26 +2409,30 @@
           <w:tcPr>
             <w:tcW w:type="dxa" w:w="5526"/>
             <w:tcBorders>
-              <w:top w:val="single" w:color="D8D2BD" w:sz="4"/>
-              <w:left w:val="single" w:color="D8D2BD" w:sz="4"/>
-              <w:bottom w:val="single" w:color="D8D2BD" w:sz="4"/>
-              <w:right w:val="single" w:color="D8D2BD" w:sz="4"/>
-            </w:tcBorders>
-            <w:shd w:fill="FAF7EE" w:color="auto" w:val="clear"/>
-            <w:tcMar>
-              <w:top w:type="dxa" w:w="100"/>
-              <w:left w:type="dxa" w:w="140"/>
-              <w:bottom w:type="dxa" w:w="100"/>
-              <w:right w:type="dxa" w:w="140"/>
-            </w:tcMar>
-          </w:tcPr>
-          <w:p>
+              <w:top w:val="single" w:color="E5E7EB" w:sz="4"/>
+              <w:left w:val="single" w:color="E5E7EB" w:sz="4"/>
+              <w:bottom w:val="single" w:color="E5E7EB" w:sz="4"/>
+              <w:right w:val="single" w:color="E5E7EB" w:sz="4"/>
+            </w:tcBorders>
+            <w:shd w:fill="F7F8FA" w:color="auto" w:val="clear"/>
+            <w:tcMar>
+              <w:top w:type="dxa" w:w="120"/>
+              <w:left w:type="dxa" w:w="160"/>
+              <w:bottom w:type="dxa" w:w="120"/>
+              <w:right w:type="dxa" w:w="160"/>
+            </w:tcMar>
+            <w:vAlign w:val="center"/>
+          </w:tcPr>
+          <w:p>
+            <w:pPr>
+              <w:spacing w:after="0" w:before="0"/>
+            </w:pPr>
             <w:r>
               <w:rPr>
                 <w:rFonts w:ascii="Calibri" w:cs="Calibri" w:eastAsia="Calibri" w:hAnsi="Calibri"/>
                 <w:b w:val="false"/>
                 <w:bCs w:val="false"/>
-                <w:color w:val="1A1A1A"/>
+                <w:color w:val="1F2937"/>
                 <w:sz w:val="22"/>
                 <w:szCs w:val="22"/>
               </w:rPr>
@@ -2107,26 +2444,30 @@
           <w:tcPr>
             <w:tcW w:type="dxa" w:w="1500"/>
             <w:tcBorders>
-              <w:top w:val="single" w:color="D8D2BD" w:sz="4"/>
-              <w:left w:val="single" w:color="D8D2BD" w:sz="4"/>
-              <w:bottom w:val="single" w:color="D8D2BD" w:sz="4"/>
-              <w:right w:val="single" w:color="D8D2BD" w:sz="4"/>
-            </w:tcBorders>
-            <w:shd w:fill="FAF7EE" w:color="auto" w:val="clear"/>
-            <w:tcMar>
-              <w:top w:type="dxa" w:w="100"/>
-              <w:left w:type="dxa" w:w="140"/>
-              <w:bottom w:type="dxa" w:w="100"/>
-              <w:right w:type="dxa" w:w="140"/>
-            </w:tcMar>
-          </w:tcPr>
-          <w:p>
+              <w:top w:val="single" w:color="E5E7EB" w:sz="4"/>
+              <w:left w:val="single" w:color="E5E7EB" w:sz="4"/>
+              <w:bottom w:val="single" w:color="E5E7EB" w:sz="4"/>
+              <w:right w:val="single" w:color="E5E7EB" w:sz="4"/>
+            </w:tcBorders>
+            <w:shd w:fill="F7F8FA" w:color="auto" w:val="clear"/>
+            <w:tcMar>
+              <w:top w:type="dxa" w:w="120"/>
+              <w:left w:type="dxa" w:w="160"/>
+              <w:bottom w:type="dxa" w:w="120"/>
+              <w:right w:type="dxa" w:w="160"/>
+            </w:tcMar>
+            <w:vAlign w:val="center"/>
+          </w:tcPr>
+          <w:p>
+            <w:pPr>
+              <w:spacing w:after="0" w:before="0"/>
+            </w:pPr>
             <w:r>
               <w:rPr>
                 <w:rFonts w:ascii="Calibri" w:cs="Calibri" w:eastAsia="Calibri" w:hAnsi="Calibri"/>
                 <w:b w:val="false"/>
                 <w:bCs w:val="false"/>
-                <w:color w:val="1A1A1A"/>
+                <w:color w:val="1F2937"/>
                 <w:sz w:val="22"/>
                 <w:szCs w:val="22"/>
               </w:rPr>
@@ -2140,25 +2481,29 @@
           <w:tcPr>
             <w:tcW w:type="dxa" w:w="600"/>
             <w:tcBorders>
-              <w:top w:val="single" w:color="D8D2BD" w:sz="4"/>
-              <w:left w:val="single" w:color="D8D2BD" w:sz="4"/>
-              <w:bottom w:val="single" w:color="D8D2BD" w:sz="4"/>
-              <w:right w:val="single" w:color="D8D2BD" w:sz="4"/>
-            </w:tcBorders>
-            <w:tcMar>
-              <w:top w:type="dxa" w:w="100"/>
-              <w:left w:type="dxa" w:w="140"/>
-              <w:bottom w:type="dxa" w:w="100"/>
-              <w:right w:type="dxa" w:w="140"/>
-            </w:tcMar>
-          </w:tcPr>
-          <w:p>
+              <w:top w:val="single" w:color="E5E7EB" w:sz="4"/>
+              <w:left w:val="single" w:color="E5E7EB" w:sz="4"/>
+              <w:bottom w:val="single" w:color="E5E7EB" w:sz="4"/>
+              <w:right w:val="single" w:color="E5E7EB" w:sz="4"/>
+            </w:tcBorders>
+            <w:tcMar>
+              <w:top w:type="dxa" w:w="120"/>
+              <w:left w:type="dxa" w:w="160"/>
+              <w:bottom w:type="dxa" w:w="120"/>
+              <w:right w:type="dxa" w:w="160"/>
+            </w:tcMar>
+            <w:vAlign w:val="center"/>
+          </w:tcPr>
+          <w:p>
+            <w:pPr>
+              <w:spacing w:after="0" w:before="0"/>
+            </w:pPr>
             <w:r>
               <w:rPr>
                 <w:rFonts w:ascii="Calibri" w:cs="Calibri" w:eastAsia="Calibri" w:hAnsi="Calibri"/>
                 <w:b/>
                 <w:bCs/>
-                <w:color w:val="1A1A1A"/>
+                <w:color w:val="B8860B"/>
                 <w:sz w:val="22"/>
                 <w:szCs w:val="22"/>
               </w:rPr>
@@ -2170,25 +2515,29 @@
           <w:tcPr>
             <w:tcW w:type="dxa" w:w="1400"/>
             <w:tcBorders>
-              <w:top w:val="single" w:color="D8D2BD" w:sz="4"/>
-              <w:left w:val="single" w:color="D8D2BD" w:sz="4"/>
-              <w:bottom w:val="single" w:color="D8D2BD" w:sz="4"/>
-              <w:right w:val="single" w:color="D8D2BD" w:sz="4"/>
-            </w:tcBorders>
-            <w:tcMar>
-              <w:top w:type="dxa" w:w="100"/>
-              <w:left w:type="dxa" w:w="140"/>
-              <w:bottom w:type="dxa" w:w="100"/>
-              <w:right w:type="dxa" w:w="140"/>
-            </w:tcMar>
-          </w:tcPr>
-          <w:p>
+              <w:top w:val="single" w:color="E5E7EB" w:sz="4"/>
+              <w:left w:val="single" w:color="E5E7EB" w:sz="4"/>
+              <w:bottom w:val="single" w:color="E5E7EB" w:sz="4"/>
+              <w:right w:val="single" w:color="E5E7EB" w:sz="4"/>
+            </w:tcBorders>
+            <w:tcMar>
+              <w:top w:type="dxa" w:w="120"/>
+              <w:left w:type="dxa" w:w="160"/>
+              <w:bottom w:type="dxa" w:w="120"/>
+              <w:right w:type="dxa" w:w="160"/>
+            </w:tcMar>
+            <w:vAlign w:val="center"/>
+          </w:tcPr>
+          <w:p>
+            <w:pPr>
+              <w:spacing w:after="0" w:before="0"/>
+            </w:pPr>
             <w:r>
               <w:rPr>
                 <w:rFonts w:ascii="Calibri" w:cs="Calibri" w:eastAsia="Calibri" w:hAnsi="Calibri"/>
                 <w:b/>
                 <w:bCs/>
-                <w:color w:val="1A1A1A"/>
+                <w:color w:val="0A2540"/>
                 <w:sz w:val="22"/>
                 <w:szCs w:val="22"/>
               </w:rPr>
@@ -2200,25 +2549,29 @@
           <w:tcPr>
             <w:tcW w:type="dxa" w:w="5526"/>
             <w:tcBorders>
-              <w:top w:val="single" w:color="D8D2BD" w:sz="4"/>
-              <w:left w:val="single" w:color="D8D2BD" w:sz="4"/>
-              <w:bottom w:val="single" w:color="D8D2BD" w:sz="4"/>
-              <w:right w:val="single" w:color="D8D2BD" w:sz="4"/>
-            </w:tcBorders>
-            <w:tcMar>
-              <w:top w:type="dxa" w:w="100"/>
-              <w:left w:type="dxa" w:w="140"/>
-              <w:bottom w:type="dxa" w:w="100"/>
-              <w:right w:type="dxa" w:w="140"/>
-            </w:tcMar>
-          </w:tcPr>
-          <w:p>
+              <w:top w:val="single" w:color="E5E7EB" w:sz="4"/>
+              <w:left w:val="single" w:color="E5E7EB" w:sz="4"/>
+              <w:bottom w:val="single" w:color="E5E7EB" w:sz="4"/>
+              <w:right w:val="single" w:color="E5E7EB" w:sz="4"/>
+            </w:tcBorders>
+            <w:tcMar>
+              <w:top w:type="dxa" w:w="120"/>
+              <w:left w:type="dxa" w:w="160"/>
+              <w:bottom w:type="dxa" w:w="120"/>
+              <w:right w:type="dxa" w:w="160"/>
+            </w:tcMar>
+            <w:vAlign w:val="center"/>
+          </w:tcPr>
+          <w:p>
+            <w:pPr>
+              <w:spacing w:after="0" w:before="0"/>
+            </w:pPr>
             <w:r>
               <w:rPr>
                 <w:rFonts w:ascii="Calibri" w:cs="Calibri" w:eastAsia="Calibri" w:hAnsi="Calibri"/>
                 <w:b w:val="false"/>
                 <w:bCs w:val="false"/>
-                <w:color w:val="1A1A1A"/>
+                <w:color w:val="1F2937"/>
                 <w:sz w:val="22"/>
                 <w:szCs w:val="22"/>
               </w:rPr>
@@ -2230,25 +2583,29 @@
           <w:tcPr>
             <w:tcW w:type="dxa" w:w="1500"/>
             <w:tcBorders>
-              <w:top w:val="single" w:color="D8D2BD" w:sz="4"/>
-              <w:left w:val="single" w:color="D8D2BD" w:sz="4"/>
-              <w:bottom w:val="single" w:color="D8D2BD" w:sz="4"/>
-              <w:right w:val="single" w:color="D8D2BD" w:sz="4"/>
-            </w:tcBorders>
-            <w:tcMar>
-              <w:top w:type="dxa" w:w="100"/>
-              <w:left w:type="dxa" w:w="140"/>
-              <w:bottom w:type="dxa" w:w="100"/>
-              <w:right w:type="dxa" w:w="140"/>
-            </w:tcMar>
-          </w:tcPr>
-          <w:p>
+              <w:top w:val="single" w:color="E5E7EB" w:sz="4"/>
+              <w:left w:val="single" w:color="E5E7EB" w:sz="4"/>
+              <w:bottom w:val="single" w:color="E5E7EB" w:sz="4"/>
+              <w:right w:val="single" w:color="E5E7EB" w:sz="4"/>
+            </w:tcBorders>
+            <w:tcMar>
+              <w:top w:type="dxa" w:w="120"/>
+              <w:left w:type="dxa" w:w="160"/>
+              <w:bottom w:type="dxa" w:w="120"/>
+              <w:right w:type="dxa" w:w="160"/>
+            </w:tcMar>
+            <w:vAlign w:val="center"/>
+          </w:tcPr>
+          <w:p>
+            <w:pPr>
+              <w:spacing w:after="0" w:before="0"/>
+            </w:pPr>
             <w:r>
               <w:rPr>
                 <w:rFonts w:ascii="Calibri" w:cs="Calibri" w:eastAsia="Calibri" w:hAnsi="Calibri"/>
                 <w:b w:val="false"/>
                 <w:bCs w:val="false"/>
-                <w:color w:val="1A1A1A"/>
+                <w:color w:val="1F2937"/>
                 <w:sz w:val="22"/>
                 <w:szCs w:val="22"/>
               </w:rPr>
@@ -2262,26 +2619,30 @@
           <w:tcPr>
             <w:tcW w:type="dxa" w:w="600"/>
             <w:tcBorders>
-              <w:top w:val="single" w:color="D8D2BD" w:sz="4"/>
-              <w:left w:val="single" w:color="D8D2BD" w:sz="4"/>
-              <w:bottom w:val="single" w:color="D8D2BD" w:sz="4"/>
-              <w:right w:val="single" w:color="D8D2BD" w:sz="4"/>
-            </w:tcBorders>
-            <w:shd w:fill="FAF7EE" w:color="auto" w:val="clear"/>
-            <w:tcMar>
-              <w:top w:type="dxa" w:w="100"/>
-              <w:left w:type="dxa" w:w="140"/>
-              <w:bottom w:type="dxa" w:w="100"/>
-              <w:right w:type="dxa" w:w="140"/>
-            </w:tcMar>
-          </w:tcPr>
-          <w:p>
+              <w:top w:val="single" w:color="E5E7EB" w:sz="4"/>
+              <w:left w:val="single" w:color="E5E7EB" w:sz="4"/>
+              <w:bottom w:val="single" w:color="E5E7EB" w:sz="4"/>
+              <w:right w:val="single" w:color="E5E7EB" w:sz="4"/>
+            </w:tcBorders>
+            <w:shd w:fill="F7F8FA" w:color="auto" w:val="clear"/>
+            <w:tcMar>
+              <w:top w:type="dxa" w:w="120"/>
+              <w:left w:type="dxa" w:w="160"/>
+              <w:bottom w:type="dxa" w:w="120"/>
+              <w:right w:type="dxa" w:w="160"/>
+            </w:tcMar>
+            <w:vAlign w:val="center"/>
+          </w:tcPr>
+          <w:p>
+            <w:pPr>
+              <w:spacing w:after="0" w:before="0"/>
+            </w:pPr>
             <w:r>
               <w:rPr>
                 <w:rFonts w:ascii="Calibri" w:cs="Calibri" w:eastAsia="Calibri" w:hAnsi="Calibri"/>
                 <w:b/>
                 <w:bCs/>
-                <w:color w:val="1A1A1A"/>
+                <w:color w:val="B8860B"/>
                 <w:sz w:val="22"/>
                 <w:szCs w:val="22"/>
               </w:rPr>
@@ -2293,26 +2654,30 @@
           <w:tcPr>
             <w:tcW w:type="dxa" w:w="1400"/>
             <w:tcBorders>
-              <w:top w:val="single" w:color="D8D2BD" w:sz="4"/>
-              <w:left w:val="single" w:color="D8D2BD" w:sz="4"/>
-              <w:bottom w:val="single" w:color="D8D2BD" w:sz="4"/>
-              <w:right w:val="single" w:color="D8D2BD" w:sz="4"/>
-            </w:tcBorders>
-            <w:shd w:fill="FAF7EE" w:color="auto" w:val="clear"/>
-            <w:tcMar>
-              <w:top w:type="dxa" w:w="100"/>
-              <w:left w:type="dxa" w:w="140"/>
-              <w:bottom w:type="dxa" w:w="100"/>
-              <w:right w:type="dxa" w:w="140"/>
-            </w:tcMar>
-          </w:tcPr>
-          <w:p>
+              <w:top w:val="single" w:color="E5E7EB" w:sz="4"/>
+              <w:left w:val="single" w:color="E5E7EB" w:sz="4"/>
+              <w:bottom w:val="single" w:color="E5E7EB" w:sz="4"/>
+              <w:right w:val="single" w:color="E5E7EB" w:sz="4"/>
+            </w:tcBorders>
+            <w:shd w:fill="F7F8FA" w:color="auto" w:val="clear"/>
+            <w:tcMar>
+              <w:top w:type="dxa" w:w="120"/>
+              <w:left w:type="dxa" w:w="160"/>
+              <w:bottom w:type="dxa" w:w="120"/>
+              <w:right w:type="dxa" w:w="160"/>
+            </w:tcMar>
+            <w:vAlign w:val="center"/>
+          </w:tcPr>
+          <w:p>
+            <w:pPr>
+              <w:spacing w:after="0" w:before="0"/>
+            </w:pPr>
             <w:r>
               <w:rPr>
                 <w:rFonts w:ascii="Calibri" w:cs="Calibri" w:eastAsia="Calibri" w:hAnsi="Calibri"/>
                 <w:b/>
                 <w:bCs/>
-                <w:color w:val="1A1A1A"/>
+                <w:color w:val="0A2540"/>
                 <w:sz w:val="22"/>
                 <w:szCs w:val="22"/>
               </w:rPr>
@@ -2324,26 +2689,30 @@
           <w:tcPr>
             <w:tcW w:type="dxa" w:w="5526"/>
             <w:tcBorders>
-              <w:top w:val="single" w:color="D8D2BD" w:sz="4"/>
-              <w:left w:val="single" w:color="D8D2BD" w:sz="4"/>
-              <w:bottom w:val="single" w:color="D8D2BD" w:sz="4"/>
-              <w:right w:val="single" w:color="D8D2BD" w:sz="4"/>
-            </w:tcBorders>
-            <w:shd w:fill="FAF7EE" w:color="auto" w:val="clear"/>
-            <w:tcMar>
-              <w:top w:type="dxa" w:w="100"/>
-              <w:left w:type="dxa" w:w="140"/>
-              <w:bottom w:type="dxa" w:w="100"/>
-              <w:right w:type="dxa" w:w="140"/>
-            </w:tcMar>
-          </w:tcPr>
-          <w:p>
+              <w:top w:val="single" w:color="E5E7EB" w:sz="4"/>
+              <w:left w:val="single" w:color="E5E7EB" w:sz="4"/>
+              <w:bottom w:val="single" w:color="E5E7EB" w:sz="4"/>
+              <w:right w:val="single" w:color="E5E7EB" w:sz="4"/>
+            </w:tcBorders>
+            <w:shd w:fill="F7F8FA" w:color="auto" w:val="clear"/>
+            <w:tcMar>
+              <w:top w:type="dxa" w:w="120"/>
+              <w:left w:type="dxa" w:w="160"/>
+              <w:bottom w:type="dxa" w:w="120"/>
+              <w:right w:type="dxa" w:w="160"/>
+            </w:tcMar>
+            <w:vAlign w:val="center"/>
+          </w:tcPr>
+          <w:p>
+            <w:pPr>
+              <w:spacing w:after="0" w:before="0"/>
+            </w:pPr>
             <w:r>
               <w:rPr>
                 <w:rFonts w:ascii="Calibri" w:cs="Calibri" w:eastAsia="Calibri" w:hAnsi="Calibri"/>
                 <w:b w:val="false"/>
                 <w:bCs w:val="false"/>
-                <w:color w:val="1A1A1A"/>
+                <w:color w:val="1F2937"/>
                 <w:sz w:val="22"/>
                 <w:szCs w:val="22"/>
               </w:rPr>
@@ -2355,26 +2724,30 @@
           <w:tcPr>
             <w:tcW w:type="dxa" w:w="1500"/>
             <w:tcBorders>
-              <w:top w:val="single" w:color="D8D2BD" w:sz="4"/>
-              <w:left w:val="single" w:color="D8D2BD" w:sz="4"/>
-              <w:bottom w:val="single" w:color="D8D2BD" w:sz="4"/>
-              <w:right w:val="single" w:color="D8D2BD" w:sz="4"/>
-            </w:tcBorders>
-            <w:shd w:fill="FAF7EE" w:color="auto" w:val="clear"/>
-            <w:tcMar>
-              <w:top w:type="dxa" w:w="100"/>
-              <w:left w:type="dxa" w:w="140"/>
-              <w:bottom w:type="dxa" w:w="100"/>
-              <w:right w:type="dxa" w:w="140"/>
-            </w:tcMar>
-          </w:tcPr>
-          <w:p>
+              <w:top w:val="single" w:color="E5E7EB" w:sz="4"/>
+              <w:left w:val="single" w:color="E5E7EB" w:sz="4"/>
+              <w:bottom w:val="single" w:color="E5E7EB" w:sz="4"/>
+              <w:right w:val="single" w:color="E5E7EB" w:sz="4"/>
+            </w:tcBorders>
+            <w:shd w:fill="F7F8FA" w:color="auto" w:val="clear"/>
+            <w:tcMar>
+              <w:top w:type="dxa" w:w="120"/>
+              <w:left w:type="dxa" w:w="160"/>
+              <w:bottom w:type="dxa" w:w="120"/>
+              <w:right w:type="dxa" w:w="160"/>
+            </w:tcMar>
+            <w:vAlign w:val="center"/>
+          </w:tcPr>
+          <w:p>
+            <w:pPr>
+              <w:spacing w:after="0" w:before="0"/>
+            </w:pPr>
             <w:r>
               <w:rPr>
                 <w:rFonts w:ascii="Calibri" w:cs="Calibri" w:eastAsia="Calibri" w:hAnsi="Calibri"/>
                 <w:b w:val="false"/>
                 <w:bCs w:val="false"/>
-                <w:color w:val="1A1A1A"/>
+                <w:color w:val="1F2937"/>
                 <w:sz w:val="22"/>
                 <w:szCs w:val="22"/>
               </w:rPr>
@@ -2388,25 +2761,29 @@
           <w:tcPr>
             <w:tcW w:type="dxa" w:w="600"/>
             <w:tcBorders>
-              <w:top w:val="single" w:color="D8D2BD" w:sz="4"/>
-              <w:left w:val="single" w:color="D8D2BD" w:sz="4"/>
-              <w:bottom w:val="single" w:color="D8D2BD" w:sz="4"/>
-              <w:right w:val="single" w:color="D8D2BD" w:sz="4"/>
-            </w:tcBorders>
-            <w:tcMar>
-              <w:top w:type="dxa" w:w="100"/>
-              <w:left w:type="dxa" w:w="140"/>
-              <w:bottom w:type="dxa" w:w="100"/>
-              <w:right w:type="dxa" w:w="140"/>
-            </w:tcMar>
-          </w:tcPr>
-          <w:p>
+              <w:top w:val="single" w:color="E5E7EB" w:sz="4"/>
+              <w:left w:val="single" w:color="E5E7EB" w:sz="4"/>
+              <w:bottom w:val="single" w:color="E5E7EB" w:sz="4"/>
+              <w:right w:val="single" w:color="E5E7EB" w:sz="4"/>
+            </w:tcBorders>
+            <w:tcMar>
+              <w:top w:type="dxa" w:w="120"/>
+              <w:left w:type="dxa" w:w="160"/>
+              <w:bottom w:type="dxa" w:w="120"/>
+              <w:right w:type="dxa" w:w="160"/>
+            </w:tcMar>
+            <w:vAlign w:val="center"/>
+          </w:tcPr>
+          <w:p>
+            <w:pPr>
+              <w:spacing w:after="0" w:before="0"/>
+            </w:pPr>
             <w:r>
               <w:rPr>
                 <w:rFonts w:ascii="Calibri" w:cs="Calibri" w:eastAsia="Calibri" w:hAnsi="Calibri"/>
                 <w:b/>
                 <w:bCs/>
-                <w:color w:val="1A1A1A"/>
+                <w:color w:val="B8860B"/>
                 <w:sz w:val="22"/>
                 <w:szCs w:val="22"/>
               </w:rPr>
@@ -2418,25 +2795,29 @@
           <w:tcPr>
             <w:tcW w:type="dxa" w:w="1400"/>
             <w:tcBorders>
-              <w:top w:val="single" w:color="D8D2BD" w:sz="4"/>
-              <w:left w:val="single" w:color="D8D2BD" w:sz="4"/>
-              <w:bottom w:val="single" w:color="D8D2BD" w:sz="4"/>
-              <w:right w:val="single" w:color="D8D2BD" w:sz="4"/>
-            </w:tcBorders>
-            <w:tcMar>
-              <w:top w:type="dxa" w:w="100"/>
-              <w:left w:type="dxa" w:w="140"/>
-              <w:bottom w:type="dxa" w:w="100"/>
-              <w:right w:type="dxa" w:w="140"/>
-            </w:tcMar>
-          </w:tcPr>
-          <w:p>
+              <w:top w:val="single" w:color="E5E7EB" w:sz="4"/>
+              <w:left w:val="single" w:color="E5E7EB" w:sz="4"/>
+              <w:bottom w:val="single" w:color="E5E7EB" w:sz="4"/>
+              <w:right w:val="single" w:color="E5E7EB" w:sz="4"/>
+            </w:tcBorders>
+            <w:tcMar>
+              <w:top w:type="dxa" w:w="120"/>
+              <w:left w:type="dxa" w:w="160"/>
+              <w:bottom w:type="dxa" w:w="120"/>
+              <w:right w:type="dxa" w:w="160"/>
+            </w:tcMar>
+            <w:vAlign w:val="center"/>
+          </w:tcPr>
+          <w:p>
+            <w:pPr>
+              <w:spacing w:after="0" w:before="0"/>
+            </w:pPr>
             <w:r>
               <w:rPr>
                 <w:rFonts w:ascii="Calibri" w:cs="Calibri" w:eastAsia="Calibri" w:hAnsi="Calibri"/>
                 <w:b/>
                 <w:bCs/>
-                <w:color w:val="1A1A1A"/>
+                <w:color w:val="0A2540"/>
                 <w:sz w:val="22"/>
                 <w:szCs w:val="22"/>
               </w:rPr>
@@ -2448,25 +2829,29 @@
           <w:tcPr>
             <w:tcW w:type="dxa" w:w="5526"/>
             <w:tcBorders>
-              <w:top w:val="single" w:color="D8D2BD" w:sz="4"/>
-              <w:left w:val="single" w:color="D8D2BD" w:sz="4"/>
-              <w:bottom w:val="single" w:color="D8D2BD" w:sz="4"/>
-              <w:right w:val="single" w:color="D8D2BD" w:sz="4"/>
-            </w:tcBorders>
-            <w:tcMar>
-              <w:top w:type="dxa" w:w="100"/>
-              <w:left w:type="dxa" w:w="140"/>
-              <w:bottom w:type="dxa" w:w="100"/>
-              <w:right w:type="dxa" w:w="140"/>
-            </w:tcMar>
-          </w:tcPr>
-          <w:p>
+              <w:top w:val="single" w:color="E5E7EB" w:sz="4"/>
+              <w:left w:val="single" w:color="E5E7EB" w:sz="4"/>
+              <w:bottom w:val="single" w:color="E5E7EB" w:sz="4"/>
+              <w:right w:val="single" w:color="E5E7EB" w:sz="4"/>
+            </w:tcBorders>
+            <w:tcMar>
+              <w:top w:type="dxa" w:w="120"/>
+              <w:left w:type="dxa" w:w="160"/>
+              <w:bottom w:type="dxa" w:w="120"/>
+              <w:right w:type="dxa" w:w="160"/>
+            </w:tcMar>
+            <w:vAlign w:val="center"/>
+          </w:tcPr>
+          <w:p>
+            <w:pPr>
+              <w:spacing w:after="0" w:before="0"/>
+            </w:pPr>
             <w:r>
               <w:rPr>
                 <w:rFonts w:ascii="Calibri" w:cs="Calibri" w:eastAsia="Calibri" w:hAnsi="Calibri"/>
                 <w:b w:val="false"/>
                 <w:bCs w:val="false"/>
-                <w:color w:val="1A1A1A"/>
+                <w:color w:val="1F2937"/>
                 <w:sz w:val="22"/>
                 <w:szCs w:val="22"/>
               </w:rPr>
@@ -2478,25 +2863,29 @@
           <w:tcPr>
             <w:tcW w:type="dxa" w:w="1500"/>
             <w:tcBorders>
-              <w:top w:val="single" w:color="D8D2BD" w:sz="4"/>
-              <w:left w:val="single" w:color="D8D2BD" w:sz="4"/>
-              <w:bottom w:val="single" w:color="D8D2BD" w:sz="4"/>
-              <w:right w:val="single" w:color="D8D2BD" w:sz="4"/>
-            </w:tcBorders>
-            <w:tcMar>
-              <w:top w:type="dxa" w:w="100"/>
-              <w:left w:type="dxa" w:w="140"/>
-              <w:bottom w:type="dxa" w:w="100"/>
-              <w:right w:type="dxa" w:w="140"/>
-            </w:tcMar>
-          </w:tcPr>
-          <w:p>
+              <w:top w:val="single" w:color="E5E7EB" w:sz="4"/>
+              <w:left w:val="single" w:color="E5E7EB" w:sz="4"/>
+              <w:bottom w:val="single" w:color="E5E7EB" w:sz="4"/>
+              <w:right w:val="single" w:color="E5E7EB" w:sz="4"/>
+            </w:tcBorders>
+            <w:tcMar>
+              <w:top w:type="dxa" w:w="120"/>
+              <w:left w:type="dxa" w:w="160"/>
+              <w:bottom w:type="dxa" w:w="120"/>
+              <w:right w:type="dxa" w:w="160"/>
+            </w:tcMar>
+            <w:vAlign w:val="center"/>
+          </w:tcPr>
+          <w:p>
+            <w:pPr>
+              <w:spacing w:after="0" w:before="0"/>
+            </w:pPr>
             <w:r>
               <w:rPr>
                 <w:rFonts w:ascii="Calibri" w:cs="Calibri" w:eastAsia="Calibri" w:hAnsi="Calibri"/>
                 <w:b w:val="false"/>
                 <w:bCs w:val="false"/>
-                <w:color w:val="1A1A1A"/>
+                <w:color w:val="1F2937"/>
                 <w:sz w:val="22"/>
                 <w:szCs w:val="22"/>
               </w:rPr>
@@ -2510,26 +2899,30 @@
           <w:tcPr>
             <w:tcW w:type="dxa" w:w="600"/>
             <w:tcBorders>
-              <w:top w:val="single" w:color="D8D2BD" w:sz="4"/>
-              <w:left w:val="single" w:color="D8D2BD" w:sz="4"/>
-              <w:bottom w:val="single" w:color="D8D2BD" w:sz="4"/>
-              <w:right w:val="single" w:color="D8D2BD" w:sz="4"/>
-            </w:tcBorders>
-            <w:shd w:fill="FAF7EE" w:color="auto" w:val="clear"/>
-            <w:tcMar>
-              <w:top w:type="dxa" w:w="100"/>
-              <w:left w:type="dxa" w:w="140"/>
-              <w:bottom w:type="dxa" w:w="100"/>
-              <w:right w:type="dxa" w:w="140"/>
-            </w:tcMar>
-          </w:tcPr>
-          <w:p>
+              <w:top w:val="single" w:color="E5E7EB" w:sz="4"/>
+              <w:left w:val="single" w:color="E5E7EB" w:sz="4"/>
+              <w:bottom w:val="single" w:color="E5E7EB" w:sz="4"/>
+              <w:right w:val="single" w:color="E5E7EB" w:sz="4"/>
+            </w:tcBorders>
+            <w:shd w:fill="F7F8FA" w:color="auto" w:val="clear"/>
+            <w:tcMar>
+              <w:top w:type="dxa" w:w="120"/>
+              <w:left w:type="dxa" w:w="160"/>
+              <w:bottom w:type="dxa" w:w="120"/>
+              <w:right w:type="dxa" w:w="160"/>
+            </w:tcMar>
+            <w:vAlign w:val="center"/>
+          </w:tcPr>
+          <w:p>
+            <w:pPr>
+              <w:spacing w:after="0" w:before="0"/>
+            </w:pPr>
             <w:r>
               <w:rPr>
                 <w:rFonts w:ascii="Calibri" w:cs="Calibri" w:eastAsia="Calibri" w:hAnsi="Calibri"/>
                 <w:b/>
                 <w:bCs/>
-                <w:color w:val="1A1A1A"/>
+                <w:color w:val="B8860B"/>
                 <w:sz w:val="22"/>
                 <w:szCs w:val="22"/>
               </w:rPr>
@@ -2541,26 +2934,30 @@
           <w:tcPr>
             <w:tcW w:type="dxa" w:w="1400"/>
             <w:tcBorders>
-              <w:top w:val="single" w:color="D8D2BD" w:sz="4"/>
-              <w:left w:val="single" w:color="D8D2BD" w:sz="4"/>
-              <w:bottom w:val="single" w:color="D8D2BD" w:sz="4"/>
-              <w:right w:val="single" w:color="D8D2BD" w:sz="4"/>
-            </w:tcBorders>
-            <w:shd w:fill="FAF7EE" w:color="auto" w:val="clear"/>
-            <w:tcMar>
-              <w:top w:type="dxa" w:w="100"/>
-              <w:left w:type="dxa" w:w="140"/>
-              <w:bottom w:type="dxa" w:w="100"/>
-              <w:right w:type="dxa" w:w="140"/>
-            </w:tcMar>
-          </w:tcPr>
-          <w:p>
+              <w:top w:val="single" w:color="E5E7EB" w:sz="4"/>
+              <w:left w:val="single" w:color="E5E7EB" w:sz="4"/>
+              <w:bottom w:val="single" w:color="E5E7EB" w:sz="4"/>
+              <w:right w:val="single" w:color="E5E7EB" w:sz="4"/>
+            </w:tcBorders>
+            <w:shd w:fill="F7F8FA" w:color="auto" w:val="clear"/>
+            <w:tcMar>
+              <w:top w:type="dxa" w:w="120"/>
+              <w:left w:type="dxa" w:w="160"/>
+              <w:bottom w:type="dxa" w:w="120"/>
+              <w:right w:type="dxa" w:w="160"/>
+            </w:tcMar>
+            <w:vAlign w:val="center"/>
+          </w:tcPr>
+          <w:p>
+            <w:pPr>
+              <w:spacing w:after="0" w:before="0"/>
+            </w:pPr>
             <w:r>
               <w:rPr>
                 <w:rFonts w:ascii="Calibri" w:cs="Calibri" w:eastAsia="Calibri" w:hAnsi="Calibri"/>
                 <w:b/>
                 <w:bCs/>
-                <w:color w:val="1A1A1A"/>
+                <w:color w:val="0A2540"/>
                 <w:sz w:val="22"/>
                 <w:szCs w:val="22"/>
               </w:rPr>
@@ -2572,26 +2969,30 @@
           <w:tcPr>
             <w:tcW w:type="dxa" w:w="5526"/>
             <w:tcBorders>
-              <w:top w:val="single" w:color="D8D2BD" w:sz="4"/>
-              <w:left w:val="single" w:color="D8D2BD" w:sz="4"/>
-              <w:bottom w:val="single" w:color="D8D2BD" w:sz="4"/>
-              <w:right w:val="single" w:color="D8D2BD" w:sz="4"/>
-            </w:tcBorders>
-            <w:shd w:fill="FAF7EE" w:color="auto" w:val="clear"/>
-            <w:tcMar>
-              <w:top w:type="dxa" w:w="100"/>
-              <w:left w:type="dxa" w:w="140"/>
-              <w:bottom w:type="dxa" w:w="100"/>
-              <w:right w:type="dxa" w:w="140"/>
-            </w:tcMar>
-          </w:tcPr>
-          <w:p>
+              <w:top w:val="single" w:color="E5E7EB" w:sz="4"/>
+              <w:left w:val="single" w:color="E5E7EB" w:sz="4"/>
+              <w:bottom w:val="single" w:color="E5E7EB" w:sz="4"/>
+              <w:right w:val="single" w:color="E5E7EB" w:sz="4"/>
+            </w:tcBorders>
+            <w:shd w:fill="F7F8FA" w:color="auto" w:val="clear"/>
+            <w:tcMar>
+              <w:top w:type="dxa" w:w="120"/>
+              <w:left w:type="dxa" w:w="160"/>
+              <w:bottom w:type="dxa" w:w="120"/>
+              <w:right w:type="dxa" w:w="160"/>
+            </w:tcMar>
+            <w:vAlign w:val="center"/>
+          </w:tcPr>
+          <w:p>
+            <w:pPr>
+              <w:spacing w:after="0" w:before="0"/>
+            </w:pPr>
             <w:r>
               <w:rPr>
                 <w:rFonts w:ascii="Calibri" w:cs="Calibri" w:eastAsia="Calibri" w:hAnsi="Calibri"/>
                 <w:b w:val="false"/>
                 <w:bCs w:val="false"/>
-                <w:color w:val="1A1A1A"/>
+                <w:color w:val="1F2937"/>
                 <w:sz w:val="22"/>
                 <w:szCs w:val="22"/>
               </w:rPr>
@@ -2603,26 +3004,30 @@
           <w:tcPr>
             <w:tcW w:type="dxa" w:w="1500"/>
             <w:tcBorders>
-              <w:top w:val="single" w:color="D8D2BD" w:sz="4"/>
-              <w:left w:val="single" w:color="D8D2BD" w:sz="4"/>
-              <w:bottom w:val="single" w:color="D8D2BD" w:sz="4"/>
-              <w:right w:val="single" w:color="D8D2BD" w:sz="4"/>
-            </w:tcBorders>
-            <w:shd w:fill="FAF7EE" w:color="auto" w:val="clear"/>
-            <w:tcMar>
-              <w:top w:type="dxa" w:w="100"/>
-              <w:left w:type="dxa" w:w="140"/>
-              <w:bottom w:type="dxa" w:w="100"/>
-              <w:right w:type="dxa" w:w="140"/>
-            </w:tcMar>
-          </w:tcPr>
-          <w:p>
+              <w:top w:val="single" w:color="E5E7EB" w:sz="4"/>
+              <w:left w:val="single" w:color="E5E7EB" w:sz="4"/>
+              <w:bottom w:val="single" w:color="E5E7EB" w:sz="4"/>
+              <w:right w:val="single" w:color="E5E7EB" w:sz="4"/>
+            </w:tcBorders>
+            <w:shd w:fill="F7F8FA" w:color="auto" w:val="clear"/>
+            <w:tcMar>
+              <w:top w:type="dxa" w:w="120"/>
+              <w:left w:type="dxa" w:w="160"/>
+              <w:bottom w:type="dxa" w:w="120"/>
+              <w:right w:type="dxa" w:w="160"/>
+            </w:tcMar>
+            <w:vAlign w:val="center"/>
+          </w:tcPr>
+          <w:p>
+            <w:pPr>
+              <w:spacing w:after="0" w:before="0"/>
+            </w:pPr>
             <w:r>
               <w:rPr>
                 <w:rFonts w:ascii="Calibri" w:cs="Calibri" w:eastAsia="Calibri" w:hAnsi="Calibri"/>
                 <w:b w:val="false"/>
                 <w:bCs w:val="false"/>
-                <w:color w:val="1A1A1A"/>
+                <w:color w:val="1F2937"/>
                 <w:sz w:val="22"/>
                 <w:szCs w:val="22"/>
               </w:rPr>
@@ -2636,25 +3041,29 @@
           <w:tcPr>
             <w:tcW w:type="dxa" w:w="600"/>
             <w:tcBorders>
-              <w:top w:val="single" w:color="D8D2BD" w:sz="4"/>
-              <w:left w:val="single" w:color="D8D2BD" w:sz="4"/>
-              <w:bottom w:val="single" w:color="D8D2BD" w:sz="4"/>
-              <w:right w:val="single" w:color="D8D2BD" w:sz="4"/>
-            </w:tcBorders>
-            <w:tcMar>
-              <w:top w:type="dxa" w:w="100"/>
-              <w:left w:type="dxa" w:w="140"/>
-              <w:bottom w:type="dxa" w:w="100"/>
-              <w:right w:type="dxa" w:w="140"/>
-            </w:tcMar>
-          </w:tcPr>
-          <w:p>
+              <w:top w:val="single" w:color="E5E7EB" w:sz="4"/>
+              <w:left w:val="single" w:color="E5E7EB" w:sz="4"/>
+              <w:bottom w:val="single" w:color="E5E7EB" w:sz="4"/>
+              <w:right w:val="single" w:color="E5E7EB" w:sz="4"/>
+            </w:tcBorders>
+            <w:tcMar>
+              <w:top w:type="dxa" w:w="120"/>
+              <w:left w:type="dxa" w:w="160"/>
+              <w:bottom w:type="dxa" w:w="120"/>
+              <w:right w:type="dxa" w:w="160"/>
+            </w:tcMar>
+            <w:vAlign w:val="center"/>
+          </w:tcPr>
+          <w:p>
+            <w:pPr>
+              <w:spacing w:after="0" w:before="0"/>
+            </w:pPr>
             <w:r>
               <w:rPr>
                 <w:rFonts w:ascii="Calibri" w:cs="Calibri" w:eastAsia="Calibri" w:hAnsi="Calibri"/>
                 <w:b/>
                 <w:bCs/>
-                <w:color w:val="1A1A1A"/>
+                <w:color w:val="B8860B"/>
                 <w:sz w:val="22"/>
                 <w:szCs w:val="22"/>
               </w:rPr>
@@ -2666,25 +3075,29 @@
           <w:tcPr>
             <w:tcW w:type="dxa" w:w="1400"/>
             <w:tcBorders>
-              <w:top w:val="single" w:color="D8D2BD" w:sz="4"/>
-              <w:left w:val="single" w:color="D8D2BD" w:sz="4"/>
-              <w:bottom w:val="single" w:color="D8D2BD" w:sz="4"/>
-              <w:right w:val="single" w:color="D8D2BD" w:sz="4"/>
-            </w:tcBorders>
-            <w:tcMar>
-              <w:top w:type="dxa" w:w="100"/>
-              <w:left w:type="dxa" w:w="140"/>
-              <w:bottom w:type="dxa" w:w="100"/>
-              <w:right w:type="dxa" w:w="140"/>
-            </w:tcMar>
-          </w:tcPr>
-          <w:p>
+              <w:top w:val="single" w:color="E5E7EB" w:sz="4"/>
+              <w:left w:val="single" w:color="E5E7EB" w:sz="4"/>
+              <w:bottom w:val="single" w:color="E5E7EB" w:sz="4"/>
+              <w:right w:val="single" w:color="E5E7EB" w:sz="4"/>
+            </w:tcBorders>
+            <w:tcMar>
+              <w:top w:type="dxa" w:w="120"/>
+              <w:left w:type="dxa" w:w="160"/>
+              <w:bottom w:type="dxa" w:w="120"/>
+              <w:right w:type="dxa" w:w="160"/>
+            </w:tcMar>
+            <w:vAlign w:val="center"/>
+          </w:tcPr>
+          <w:p>
+            <w:pPr>
+              <w:spacing w:after="0" w:before="0"/>
+            </w:pPr>
             <w:r>
               <w:rPr>
                 <w:rFonts w:ascii="Calibri" w:cs="Calibri" w:eastAsia="Calibri" w:hAnsi="Calibri"/>
                 <w:b/>
                 <w:bCs/>
-                <w:color w:val="1A1A1A"/>
+                <w:color w:val="0A2540"/>
                 <w:sz w:val="22"/>
                 <w:szCs w:val="22"/>
               </w:rPr>
@@ -2696,25 +3109,29 @@
           <w:tcPr>
             <w:tcW w:type="dxa" w:w="5526"/>
             <w:tcBorders>
-              <w:top w:val="single" w:color="D8D2BD" w:sz="4"/>
-              <w:left w:val="single" w:color="D8D2BD" w:sz="4"/>
-              <w:bottom w:val="single" w:color="D8D2BD" w:sz="4"/>
-              <w:right w:val="single" w:color="D8D2BD" w:sz="4"/>
-            </w:tcBorders>
-            <w:tcMar>
-              <w:top w:type="dxa" w:w="100"/>
-              <w:left w:type="dxa" w:w="140"/>
-              <w:bottom w:type="dxa" w:w="100"/>
-              <w:right w:type="dxa" w:w="140"/>
-            </w:tcMar>
-          </w:tcPr>
-          <w:p>
+              <w:top w:val="single" w:color="E5E7EB" w:sz="4"/>
+              <w:left w:val="single" w:color="E5E7EB" w:sz="4"/>
+              <w:bottom w:val="single" w:color="E5E7EB" w:sz="4"/>
+              <w:right w:val="single" w:color="E5E7EB" w:sz="4"/>
+            </w:tcBorders>
+            <w:tcMar>
+              <w:top w:type="dxa" w:w="120"/>
+              <w:left w:type="dxa" w:w="160"/>
+              <w:bottom w:type="dxa" w:w="120"/>
+              <w:right w:type="dxa" w:w="160"/>
+            </w:tcMar>
+            <w:vAlign w:val="center"/>
+          </w:tcPr>
+          <w:p>
+            <w:pPr>
+              <w:spacing w:after="0" w:before="0"/>
+            </w:pPr>
             <w:r>
               <w:rPr>
                 <w:rFonts w:ascii="Calibri" w:cs="Calibri" w:eastAsia="Calibri" w:hAnsi="Calibri"/>
                 <w:b w:val="false"/>
                 <w:bCs w:val="false"/>
-                <w:color w:val="1A1A1A"/>
+                <w:color w:val="1F2937"/>
                 <w:sz w:val="22"/>
                 <w:szCs w:val="22"/>
               </w:rPr>
@@ -2726,25 +3143,29 @@
           <w:tcPr>
             <w:tcW w:type="dxa" w:w="1500"/>
             <w:tcBorders>
-              <w:top w:val="single" w:color="D8D2BD" w:sz="4"/>
-              <w:left w:val="single" w:color="D8D2BD" w:sz="4"/>
-              <w:bottom w:val="single" w:color="D8D2BD" w:sz="4"/>
-              <w:right w:val="single" w:color="D8D2BD" w:sz="4"/>
-            </w:tcBorders>
-            <w:tcMar>
-              <w:top w:type="dxa" w:w="100"/>
-              <w:left w:type="dxa" w:w="140"/>
-              <w:bottom w:type="dxa" w:w="100"/>
-              <w:right w:type="dxa" w:w="140"/>
-            </w:tcMar>
-          </w:tcPr>
-          <w:p>
+              <w:top w:val="single" w:color="E5E7EB" w:sz="4"/>
+              <w:left w:val="single" w:color="E5E7EB" w:sz="4"/>
+              <w:bottom w:val="single" w:color="E5E7EB" w:sz="4"/>
+              <w:right w:val="single" w:color="E5E7EB" w:sz="4"/>
+            </w:tcBorders>
+            <w:tcMar>
+              <w:top w:type="dxa" w:w="120"/>
+              <w:left w:type="dxa" w:w="160"/>
+              <w:bottom w:type="dxa" w:w="120"/>
+              <w:right w:type="dxa" w:w="160"/>
+            </w:tcMar>
+            <w:vAlign w:val="center"/>
+          </w:tcPr>
+          <w:p>
+            <w:pPr>
+              <w:spacing w:after="0" w:before="0"/>
+            </w:pPr>
             <w:r>
               <w:rPr>
                 <w:rFonts w:ascii="Calibri" w:cs="Calibri" w:eastAsia="Calibri" w:hAnsi="Calibri"/>
                 <w:b w:val="false"/>
                 <w:bCs w:val="false"/>
-                <w:color w:val="1A1A1A"/>
+                <w:color w:val="1F2937"/>
                 <w:sz w:val="22"/>
                 <w:szCs w:val="22"/>
               </w:rPr>
@@ -2761,7 +3182,7 @@
       <w:r>
         <w:rPr>
           <w:rFonts w:ascii="Calibri" w:cs="Calibri" w:eastAsia="Calibri" w:hAnsi="Calibri"/>
-          <w:color w:val="1A1A1A"/>
+          <w:color w:val="1F2937"/>
           <w:sz w:val="22"/>
           <w:szCs w:val="22"/>
         </w:rPr>
@@ -2772,7 +3193,7 @@
           <w:rFonts w:ascii="Calibri" w:cs="Calibri" w:eastAsia="Calibri" w:hAnsi="Calibri"/>
           <w:b/>
           <w:bCs/>
-          <w:color w:val="C9A84C"/>
+          <w:color w:val="B8860B"/>
           <w:sz w:val="22"/>
           <w:szCs w:val="22"/>
         </w:rPr>
@@ -2781,28 +3202,49 @@
     </w:p>
     <w:p>
       <w:pPr>
-        <w:pStyle w:val="Heading1"/>
+        <w:pBdr>
+          <w:bottom w:val="single" w:color="B8860B" w:sz="6" w:space="6"/>
+        </w:pBdr>
+        <w:spacing w:after="0" w:before="280"/>
       </w:pPr>
       <w:r>
         <w:rPr>
           <w:rFonts w:ascii="Calibri" w:cs="Calibri" w:eastAsia="Calibri" w:hAnsi="Calibri"/>
           <w:b/>
           <w:bCs/>
-          <w:color w:val="C9A84C"/>
-          <w:sz w:val="32"/>
-          <w:szCs w:val="32"/>
+          <w:color w:val="B8860B"/>
+          <w:spacing w:val="60"/>
+          <w:sz w:val="18"/>
+          <w:szCs w:val="18"/>
+        </w:rPr>
+        <w:t xml:space="preserve">MAINTENANCE &amp; SUPPORT AFTER LAUNCH</w:t>
+      </w:r>
+    </w:p>
+    <w:p>
+      <w:pPr>
+        <w:pStyle w:val="Heading1"/>
+        <w:spacing w:after="200" w:before="60"/>
+      </w:pPr>
+      <w:r>
+        <w:rPr>
+          <w:rFonts w:ascii="Calibri" w:cs="Calibri" w:eastAsia="Calibri" w:hAnsi="Calibri"/>
+          <w:b/>
+          <w:bCs/>
+          <w:color w:val="0A2540"/>
+          <w:sz w:val="30"/>
+          <w:szCs w:val="30"/>
         </w:rPr>
         <w:t xml:space="preserve">Maintenance &amp; support after launch</w:t>
       </w:r>
     </w:p>
     <w:p>
       <w:pPr>
-        <w:spacing w:after="120"/>
-      </w:pPr>
-      <w:r>
-        <w:rPr>
-          <w:rFonts w:ascii="Calibri" w:cs="Calibri" w:eastAsia="Calibri" w:hAnsi="Calibri"/>
-          <w:color w:val="1A1A1A"/>
+        <w:spacing w:after="140"/>
+      </w:pPr>
+      <w:r>
+        <w:rPr>
+          <w:rFonts w:ascii="Calibri" w:cs="Calibri" w:eastAsia="Calibri" w:hAnsi="Calibri"/>
+          <w:color w:val="1F2937"/>
           <w:sz w:val="22"/>
           <w:szCs w:val="22"/>
         </w:rPr>
@@ -2816,12 +3258,12 @@
           <w:ilvl w:val="0"/>
           <w:numId w:val="2"/>
         </w:numPr>
-        <w:spacing w:after="80"/>
-      </w:pPr>
-      <w:r>
-        <w:rPr>
-          <w:rFonts w:ascii="Calibri" w:cs="Calibri" w:eastAsia="Calibri" w:hAnsi="Calibri"/>
-          <w:color w:val="1A1A1A"/>
+        <w:spacing w:after="90"/>
+      </w:pPr>
+      <w:r>
+        <w:rPr>
+          <w:rFonts w:ascii="Calibri" w:cs="Calibri" w:eastAsia="Calibri" w:hAnsi="Calibri"/>
+          <w:color w:val="1F2937"/>
           <w:sz w:val="22"/>
           <w:szCs w:val="22"/>
         </w:rPr>
@@ -2835,12 +3277,12 @@
           <w:ilvl w:val="0"/>
           <w:numId w:val="2"/>
         </w:numPr>
-        <w:spacing w:after="80"/>
-      </w:pPr>
-      <w:r>
-        <w:rPr>
-          <w:rFonts w:ascii="Calibri" w:cs="Calibri" w:eastAsia="Calibri" w:hAnsi="Calibri"/>
-          <w:color w:val="1A1A1A"/>
+        <w:spacing w:after="90"/>
+      </w:pPr>
+      <w:r>
+        <w:rPr>
+          <w:rFonts w:ascii="Calibri" w:cs="Calibri" w:eastAsia="Calibri" w:hAnsi="Calibri"/>
+          <w:color w:val="1F2937"/>
           <w:sz w:val="22"/>
           <w:szCs w:val="22"/>
         </w:rPr>
@@ -2854,12 +3296,12 @@
           <w:ilvl w:val="0"/>
           <w:numId w:val="2"/>
         </w:numPr>
-        <w:spacing w:after="80"/>
-      </w:pPr>
-      <w:r>
-        <w:rPr>
-          <w:rFonts w:ascii="Calibri" w:cs="Calibri" w:eastAsia="Calibri" w:hAnsi="Calibri"/>
-          <w:color w:val="1A1A1A"/>
+        <w:spacing w:after="90"/>
+      </w:pPr>
+      <w:r>
+        <w:rPr>
+          <w:rFonts w:ascii="Calibri" w:cs="Calibri" w:eastAsia="Calibri" w:hAnsi="Calibri"/>
+          <w:color w:val="1F2937"/>
           <w:sz w:val="22"/>
           <w:szCs w:val="22"/>
         </w:rPr>
@@ -2873,12 +3315,12 @@
           <w:ilvl w:val="0"/>
           <w:numId w:val="2"/>
         </w:numPr>
-        <w:spacing w:after="80"/>
-      </w:pPr>
-      <w:r>
-        <w:rPr>
-          <w:rFonts w:ascii="Calibri" w:cs="Calibri" w:eastAsia="Calibri" w:hAnsi="Calibri"/>
-          <w:color w:val="1A1A1A"/>
+        <w:spacing w:after="90"/>
+      </w:pPr>
+      <w:r>
+        <w:rPr>
+          <w:rFonts w:ascii="Calibri" w:cs="Calibri" w:eastAsia="Calibri" w:hAnsi="Calibri"/>
+          <w:color w:val="1F2937"/>
           <w:sz w:val="22"/>
           <w:szCs w:val="22"/>
         </w:rPr>
@@ -2892,12 +3334,12 @@
           <w:ilvl w:val="0"/>
           <w:numId w:val="2"/>
         </w:numPr>
-        <w:spacing w:after="80"/>
-      </w:pPr>
-      <w:r>
-        <w:rPr>
-          <w:rFonts w:ascii="Calibri" w:cs="Calibri" w:eastAsia="Calibri" w:hAnsi="Calibri"/>
-          <w:color w:val="1A1A1A"/>
+        <w:spacing w:after="90"/>
+      </w:pPr>
+      <w:r>
+        <w:rPr>
+          <w:rFonts w:ascii="Calibri" w:cs="Calibri" w:eastAsia="Calibri" w:hAnsi="Calibri"/>
+          <w:color w:val="1F2937"/>
           <w:sz w:val="22"/>
           <w:szCs w:val="22"/>
         </w:rPr>
@@ -2911,12 +3353,12 @@
           <w:ilvl w:val="0"/>
           <w:numId w:val="2"/>
         </w:numPr>
-        <w:spacing w:after="80"/>
-      </w:pPr>
-      <w:r>
-        <w:rPr>
-          <w:rFonts w:ascii="Calibri" w:cs="Calibri" w:eastAsia="Calibri" w:hAnsi="Calibri"/>
-          <w:color w:val="1A1A1A"/>
+        <w:spacing w:after="90"/>
+      </w:pPr>
+      <w:r>
+        <w:rPr>
+          <w:rFonts w:ascii="Calibri" w:cs="Calibri" w:eastAsia="Calibri" w:hAnsi="Calibri"/>
+          <w:color w:val="1F2937"/>
           <w:sz w:val="22"/>
           <w:szCs w:val="22"/>
         </w:rPr>
@@ -2930,26 +3372,26 @@
           <w:ilvl w:val="0"/>
           <w:numId w:val="2"/>
         </w:numPr>
-        <w:spacing w:after="80"/>
-      </w:pPr>
-      <w:r>
-        <w:rPr>
-          <w:rFonts w:ascii="Calibri" w:cs="Calibri" w:eastAsia="Calibri" w:hAnsi="Calibri"/>
-          <w:color w:val="1A1A1A"/>
-          <w:sz w:val="22"/>
-          <w:szCs w:val="22"/>
-        </w:rPr>
-        <w:t xml:space="preserve">Quarterly review — every 3 months we share a summary of traffic, inquiries, and recommendations</w:t>
-      </w:r>
-    </w:p>
-    <w:p>
-      <w:pPr>
-        <w:spacing w:after="240"/>
-      </w:pPr>
-      <w:r>
-        <w:rPr>
-          <w:rFonts w:ascii="Calibri" w:cs="Calibri" w:eastAsia="Calibri" w:hAnsi="Calibri"/>
-          <w:color w:val="1A1A1A"/>
+        <w:spacing w:after="90"/>
+      </w:pPr>
+      <w:r>
+        <w:rPr>
+          <w:rFonts w:ascii="Calibri" w:cs="Calibri" w:eastAsia="Calibri" w:hAnsi="Calibri"/>
+          <w:color w:val="1F2937"/>
+          <w:sz w:val="22"/>
+          <w:szCs w:val="22"/>
+        </w:rPr>
+        <w:t xml:space="preserve">Quarterly review — every 3 months we share traffic, inquiries, and recommendations</w:t>
+      </w:r>
+    </w:p>
+    <w:p>
+      <w:pPr>
+        <w:spacing w:after="200"/>
+      </w:pPr>
+      <w:r>
+        <w:rPr>
+          <w:rFonts w:ascii="Calibri" w:cs="Calibri" w:eastAsia="Calibri" w:hAnsi="Calibri"/>
+          <w:color w:val="1F2937"/>
           <w:sz w:val="22"/>
           <w:szCs w:val="22"/>
         </w:rPr>
@@ -2958,16 +3400,37 @@
     </w:p>
     <w:p>
       <w:pPr>
-        <w:pStyle w:val="Heading1"/>
+        <w:pBdr>
+          <w:bottom w:val="single" w:color="B8860B" w:sz="6" w:space="6"/>
+        </w:pBdr>
+        <w:spacing w:after="0" w:before="280"/>
       </w:pPr>
       <w:r>
         <w:rPr>
           <w:rFonts w:ascii="Calibri" w:cs="Calibri" w:eastAsia="Calibri" w:hAnsi="Calibri"/>
           <w:b/>
           <w:bCs/>
-          <w:color w:val="C9A84C"/>
-          <w:sz w:val="32"/>
-          <w:szCs w:val="32"/>
+          <w:color w:val="B8860B"/>
+          <w:spacing w:val="60"/>
+          <w:sz w:val="18"/>
+          <w:szCs w:val="18"/>
+        </w:rPr>
+        <w:t xml:space="preserve">WHY RADHEYA</w:t>
+      </w:r>
+    </w:p>
+    <w:p>
+      <w:pPr>
+        <w:pStyle w:val="Heading1"/>
+        <w:spacing w:after="200" w:before="60"/>
+      </w:pPr>
+      <w:r>
+        <w:rPr>
+          <w:rFonts w:ascii="Calibri" w:cs="Calibri" w:eastAsia="Calibri" w:hAnsi="Calibri"/>
+          <w:b/>
+          <w:bCs/>
+          <w:color w:val="0A2540"/>
+          <w:sz w:val="30"/>
+          <w:szCs w:val="30"/>
         </w:rPr>
         <w:t xml:space="preserve">Why Radheya</w:t>
       </w:r>
@@ -2993,26 +3456,30 @@
           <w:tcPr>
             <w:tcW w:type="dxa" w:w="3300"/>
             <w:tcBorders>
-              <w:top w:val="single" w:color="D8D2BD" w:sz="4"/>
-              <w:left w:val="single" w:color="D8D2BD" w:sz="4"/>
-              <w:bottom w:val="single" w:color="D8D2BD" w:sz="4"/>
-              <w:right w:val="single" w:color="D8D2BD" w:sz="4"/>
-            </w:tcBorders>
-            <w:shd w:fill="FAF7EE" w:color="auto" w:val="clear"/>
-            <w:tcMar>
-              <w:top w:type="dxa" w:w="100"/>
-              <w:left w:type="dxa" w:w="140"/>
-              <w:bottom w:type="dxa" w:w="100"/>
-              <w:right w:type="dxa" w:w="140"/>
-            </w:tcMar>
-          </w:tcPr>
-          <w:p>
+              <w:top w:val="single" w:color="E5E7EB" w:sz="4"/>
+              <w:left w:val="single" w:color="E5E7EB" w:sz="4"/>
+              <w:bottom w:val="single" w:color="E5E7EB" w:sz="4"/>
+              <w:right w:val="single" w:color="E5E7EB" w:sz="4"/>
+            </w:tcBorders>
+            <w:shd w:fill="F7F8FA" w:color="auto" w:val="clear"/>
+            <w:tcMar>
+              <w:top w:type="dxa" w:w="120"/>
+              <w:left w:type="dxa" w:w="160"/>
+              <w:bottom w:type="dxa" w:w="120"/>
+              <w:right w:type="dxa" w:w="160"/>
+            </w:tcMar>
+            <w:vAlign w:val="center"/>
+          </w:tcPr>
+          <w:p>
+            <w:pPr>
+              <w:spacing w:after="0" w:before="0"/>
+            </w:pPr>
             <w:r>
               <w:rPr>
                 <w:rFonts w:ascii="Calibri" w:cs="Calibri" w:eastAsia="Calibri" w:hAnsi="Calibri"/>
                 <w:b/>
                 <w:bCs/>
-                <w:color w:val="C9A84C"/>
+                <w:color w:val="0A2540"/>
                 <w:sz w:val="22"/>
                 <w:szCs w:val="22"/>
               </w:rPr>
@@ -3024,23 +3491,28 @@
           <w:tcPr>
             <w:tcW w:type="dxa" w:w="5726"/>
             <w:tcBorders>
-              <w:top w:val="single" w:color="D8D2BD" w:sz="4"/>
-              <w:left w:val="single" w:color="D8D2BD" w:sz="4"/>
-              <w:bottom w:val="single" w:color="D8D2BD" w:sz="4"/>
-              <w:right w:val="single" w:color="D8D2BD" w:sz="4"/>
-            </w:tcBorders>
-            <w:tcMar>
-              <w:top w:type="dxa" w:w="100"/>
-              <w:left w:type="dxa" w:w="140"/>
-              <w:bottom w:type="dxa" w:w="100"/>
-              <w:right w:type="dxa" w:w="140"/>
-            </w:tcMar>
-          </w:tcPr>
-          <w:p>
-            <w:r>
-              <w:rPr>
-                <w:rFonts w:ascii="Calibri" w:cs="Calibri" w:eastAsia="Calibri" w:hAnsi="Calibri"/>
-                <w:color w:val="1A1A1A"/>
+              <w:top w:val="single" w:color="E5E7EB" w:sz="4"/>
+              <w:left w:val="single" w:color="E5E7EB" w:sz="4"/>
+              <w:bottom w:val="single" w:color="E5E7EB" w:sz="4"/>
+              <w:right w:val="single" w:color="E5E7EB" w:sz="4"/>
+            </w:tcBorders>
+            <w:shd w:fill="F7F8FA" w:color="auto" w:val="clear"/>
+            <w:tcMar>
+              <w:top w:type="dxa" w:w="120"/>
+              <w:left w:type="dxa" w:w="160"/>
+              <w:bottom w:type="dxa" w:w="120"/>
+              <w:right w:type="dxa" w:w="160"/>
+            </w:tcMar>
+            <w:vAlign w:val="center"/>
+          </w:tcPr>
+          <w:p>
+            <w:pPr>
+              <w:spacing w:after="0" w:before="0"/>
+            </w:pPr>
+            <w:r>
+              <w:rPr>
+                <w:rFonts w:ascii="Calibri" w:cs="Calibri" w:eastAsia="Calibri" w:hAnsi="Calibri"/>
+                <w:color w:val="1F2937"/>
                 <w:sz w:val="22"/>
                 <w:szCs w:val="22"/>
               </w:rPr>
@@ -3054,30 +3526,33 @@
           <w:tcPr>
             <w:tcW w:type="dxa" w:w="3300"/>
             <w:tcBorders>
-              <w:top w:val="single" w:color="D8D2BD" w:sz="4"/>
-              <w:left w:val="single" w:color="D8D2BD" w:sz="4"/>
-              <w:bottom w:val="single" w:color="D8D2BD" w:sz="4"/>
-              <w:right w:val="single" w:color="D8D2BD" w:sz="4"/>
-            </w:tcBorders>
-            <w:shd w:fill="FAF7EE" w:color="auto" w:val="clear"/>
-            <w:tcMar>
-              <w:top w:type="dxa" w:w="100"/>
-              <w:left w:type="dxa" w:w="140"/>
-              <w:bottom w:type="dxa" w:w="100"/>
-              <w:right w:type="dxa" w:w="140"/>
-            </w:tcMar>
-          </w:tcPr>
-          <w:p>
+              <w:top w:val="single" w:color="E5E7EB" w:sz="4"/>
+              <w:left w:val="single" w:color="E5E7EB" w:sz="4"/>
+              <w:bottom w:val="single" w:color="E5E7EB" w:sz="4"/>
+              <w:right w:val="single" w:color="E5E7EB" w:sz="4"/>
+            </w:tcBorders>
+            <w:tcMar>
+              <w:top w:type="dxa" w:w="120"/>
+              <w:left w:type="dxa" w:w="160"/>
+              <w:bottom w:type="dxa" w:w="120"/>
+              <w:right w:type="dxa" w:w="160"/>
+            </w:tcMar>
+            <w:vAlign w:val="center"/>
+          </w:tcPr>
+          <w:p>
+            <w:pPr>
+              <w:spacing w:after="0" w:before="0"/>
+            </w:pPr>
             <w:r>
               <w:rPr>
                 <w:rFonts w:ascii="Calibri" w:cs="Calibri" w:eastAsia="Calibri" w:hAnsi="Calibri"/>
                 <w:b/>
                 <w:bCs/>
-                <w:color w:val="C9A84C"/>
-                <w:sz w:val="22"/>
-                <w:szCs w:val="22"/>
-              </w:rPr>
-              <w:t xml:space="preserve">Telugu, Hindi, English support</w:t>
+                <w:color w:val="0A2540"/>
+                <w:sz w:val="22"/>
+                <w:szCs w:val="22"/>
+              </w:rPr>
+              <w:t xml:space="preserve">Telugu, Hindi, English</w:t>
             </w:r>
           </w:p>
         </w:tc>
@@ -3085,23 +3560,27 @@
           <w:tcPr>
             <w:tcW w:type="dxa" w:w="5726"/>
             <w:tcBorders>
-              <w:top w:val="single" w:color="D8D2BD" w:sz="4"/>
-              <w:left w:val="single" w:color="D8D2BD" w:sz="4"/>
-              <w:bottom w:val="single" w:color="D8D2BD" w:sz="4"/>
-              <w:right w:val="single" w:color="D8D2BD" w:sz="4"/>
-            </w:tcBorders>
-            <w:tcMar>
-              <w:top w:type="dxa" w:w="100"/>
-              <w:left w:type="dxa" w:w="140"/>
-              <w:bottom w:type="dxa" w:w="100"/>
-              <w:right w:type="dxa" w:w="140"/>
-            </w:tcMar>
-          </w:tcPr>
-          <w:p>
-            <w:r>
-              <w:rPr>
-                <w:rFonts w:ascii="Calibri" w:cs="Calibri" w:eastAsia="Calibri" w:hAnsi="Calibri"/>
-                <w:color w:val="1A1A1A"/>
+              <w:top w:val="single" w:color="E5E7EB" w:sz="4"/>
+              <w:left w:val="single" w:color="E5E7EB" w:sz="4"/>
+              <w:bottom w:val="single" w:color="E5E7EB" w:sz="4"/>
+              <w:right w:val="single" w:color="E5E7EB" w:sz="4"/>
+            </w:tcBorders>
+            <w:tcMar>
+              <w:top w:type="dxa" w:w="120"/>
+              <w:left w:type="dxa" w:w="160"/>
+              <w:bottom w:type="dxa" w:w="120"/>
+              <w:right w:type="dxa" w:w="160"/>
+            </w:tcMar>
+            <w:vAlign w:val="center"/>
+          </w:tcPr>
+          <w:p>
+            <w:pPr>
+              <w:spacing w:after="0" w:before="0"/>
+            </w:pPr>
+            <w:r>
+              <w:rPr>
+                <w:rFonts w:ascii="Calibri" w:cs="Calibri" w:eastAsia="Calibri" w:hAnsi="Calibri"/>
+                <w:color w:val="1F2937"/>
                 <w:sz w:val="22"/>
                 <w:szCs w:val="22"/>
               </w:rPr>
@@ -3115,30 +3594,34 @@
           <w:tcPr>
             <w:tcW w:type="dxa" w:w="3300"/>
             <w:tcBorders>
-              <w:top w:val="single" w:color="D8D2BD" w:sz="4"/>
-              <w:left w:val="single" w:color="D8D2BD" w:sz="4"/>
-              <w:bottom w:val="single" w:color="D8D2BD" w:sz="4"/>
-              <w:right w:val="single" w:color="D8D2BD" w:sz="4"/>
-            </w:tcBorders>
-            <w:shd w:fill="FAF7EE" w:color="auto" w:val="clear"/>
-            <w:tcMar>
-              <w:top w:type="dxa" w:w="100"/>
-              <w:left w:type="dxa" w:w="140"/>
-              <w:bottom w:type="dxa" w:w="100"/>
-              <w:right w:type="dxa" w:w="140"/>
-            </w:tcMar>
-          </w:tcPr>
-          <w:p>
+              <w:top w:val="single" w:color="E5E7EB" w:sz="4"/>
+              <w:left w:val="single" w:color="E5E7EB" w:sz="4"/>
+              <w:bottom w:val="single" w:color="E5E7EB" w:sz="4"/>
+              <w:right w:val="single" w:color="E5E7EB" w:sz="4"/>
+            </w:tcBorders>
+            <w:shd w:fill="F7F8FA" w:color="auto" w:val="clear"/>
+            <w:tcMar>
+              <w:top w:type="dxa" w:w="120"/>
+              <w:left w:type="dxa" w:w="160"/>
+              <w:bottom w:type="dxa" w:w="120"/>
+              <w:right w:type="dxa" w:w="160"/>
+            </w:tcMar>
+            <w:vAlign w:val="center"/>
+          </w:tcPr>
+          <w:p>
+            <w:pPr>
+              <w:spacing w:after="0" w:before="0"/>
+            </w:pPr>
             <w:r>
               <w:rPr>
                 <w:rFonts w:ascii="Calibri" w:cs="Calibri" w:eastAsia="Calibri" w:hAnsi="Calibri"/>
                 <w:b/>
                 <w:bCs/>
-                <w:color w:val="C9A84C"/>
-                <w:sz w:val="22"/>
-                <w:szCs w:val="22"/>
-              </w:rPr>
-              <w:t xml:space="preserve">Same team builds and supports</w:t>
+                <w:color w:val="0A2540"/>
+                <w:sz w:val="22"/>
+                <w:szCs w:val="22"/>
+              </w:rPr>
+              <w:t xml:space="preserve">Same team builds &amp; supports</w:t>
             </w:r>
           </w:p>
         </w:tc>
@@ -3146,23 +3629,28 @@
           <w:tcPr>
             <w:tcW w:type="dxa" w:w="5726"/>
             <w:tcBorders>
-              <w:top w:val="single" w:color="D8D2BD" w:sz="4"/>
-              <w:left w:val="single" w:color="D8D2BD" w:sz="4"/>
-              <w:bottom w:val="single" w:color="D8D2BD" w:sz="4"/>
-              <w:right w:val="single" w:color="D8D2BD" w:sz="4"/>
-            </w:tcBorders>
-            <w:tcMar>
-              <w:top w:type="dxa" w:w="100"/>
-              <w:left w:type="dxa" w:w="140"/>
-              <w:bottom w:type="dxa" w:w="100"/>
-              <w:right w:type="dxa" w:w="140"/>
-            </w:tcMar>
-          </w:tcPr>
-          <w:p>
-            <w:r>
-              <w:rPr>
-                <w:rFonts w:ascii="Calibri" w:cs="Calibri" w:eastAsia="Calibri" w:hAnsi="Calibri"/>
-                <w:color w:val="1A1A1A"/>
+              <w:top w:val="single" w:color="E5E7EB" w:sz="4"/>
+              <w:left w:val="single" w:color="E5E7EB" w:sz="4"/>
+              <w:bottom w:val="single" w:color="E5E7EB" w:sz="4"/>
+              <w:right w:val="single" w:color="E5E7EB" w:sz="4"/>
+            </w:tcBorders>
+            <w:shd w:fill="F7F8FA" w:color="auto" w:val="clear"/>
+            <w:tcMar>
+              <w:top w:type="dxa" w:w="120"/>
+              <w:left w:type="dxa" w:w="160"/>
+              <w:bottom w:type="dxa" w:w="120"/>
+              <w:right w:type="dxa" w:w="160"/>
+            </w:tcMar>
+            <w:vAlign w:val="center"/>
+          </w:tcPr>
+          <w:p>
+            <w:pPr>
+              <w:spacing w:after="0" w:before="0"/>
+            </w:pPr>
+            <w:r>
+              <w:rPr>
+                <w:rFonts w:ascii="Calibri" w:cs="Calibri" w:eastAsia="Calibri" w:hAnsi="Calibri"/>
+                <w:color w:val="1F2937"/>
                 <w:sz w:val="22"/>
                 <w:szCs w:val="22"/>
               </w:rPr>
@@ -3176,26 +3664,29 @@
           <w:tcPr>
             <w:tcW w:type="dxa" w:w="3300"/>
             <w:tcBorders>
-              <w:top w:val="single" w:color="D8D2BD" w:sz="4"/>
-              <w:left w:val="single" w:color="D8D2BD" w:sz="4"/>
-              <w:bottom w:val="single" w:color="D8D2BD" w:sz="4"/>
-              <w:right w:val="single" w:color="D8D2BD" w:sz="4"/>
-            </w:tcBorders>
-            <w:shd w:fill="FAF7EE" w:color="auto" w:val="clear"/>
-            <w:tcMar>
-              <w:top w:type="dxa" w:w="100"/>
-              <w:left w:type="dxa" w:w="140"/>
-              <w:bottom w:type="dxa" w:w="100"/>
-              <w:right w:type="dxa" w:w="140"/>
-            </w:tcMar>
-          </w:tcPr>
-          <w:p>
+              <w:top w:val="single" w:color="E5E7EB" w:sz="4"/>
+              <w:left w:val="single" w:color="E5E7EB" w:sz="4"/>
+              <w:bottom w:val="single" w:color="E5E7EB" w:sz="4"/>
+              <w:right w:val="single" w:color="E5E7EB" w:sz="4"/>
+            </w:tcBorders>
+            <w:tcMar>
+              <w:top w:type="dxa" w:w="120"/>
+              <w:left w:type="dxa" w:w="160"/>
+              <w:bottom w:type="dxa" w:w="120"/>
+              <w:right w:type="dxa" w:w="160"/>
+            </w:tcMar>
+            <w:vAlign w:val="center"/>
+          </w:tcPr>
+          <w:p>
+            <w:pPr>
+              <w:spacing w:after="0" w:before="0"/>
+            </w:pPr>
             <w:r>
               <w:rPr>
                 <w:rFonts w:ascii="Calibri" w:cs="Calibri" w:eastAsia="Calibri" w:hAnsi="Calibri"/>
                 <w:b/>
                 <w:bCs/>
-                <w:color w:val="C9A84C"/>
+                <w:color w:val="0A2540"/>
                 <w:sz w:val="22"/>
                 <w:szCs w:val="22"/>
               </w:rPr>
@@ -3207,23 +3698,27 @@
           <w:tcPr>
             <w:tcW w:type="dxa" w:w="5726"/>
             <w:tcBorders>
-              <w:top w:val="single" w:color="D8D2BD" w:sz="4"/>
-              <w:left w:val="single" w:color="D8D2BD" w:sz="4"/>
-              <w:bottom w:val="single" w:color="D8D2BD" w:sz="4"/>
-              <w:right w:val="single" w:color="D8D2BD" w:sz="4"/>
-            </w:tcBorders>
-            <w:tcMar>
-              <w:top w:type="dxa" w:w="100"/>
-              <w:left w:type="dxa" w:w="140"/>
-              <w:bottom w:type="dxa" w:w="100"/>
-              <w:right w:type="dxa" w:w="140"/>
-            </w:tcMar>
-          </w:tcPr>
-          <w:p>
-            <w:r>
-              <w:rPr>
-                <w:rFonts w:ascii="Calibri" w:cs="Calibri" w:eastAsia="Calibri" w:hAnsi="Calibri"/>
-                <w:color w:val="1A1A1A"/>
+              <w:top w:val="single" w:color="E5E7EB" w:sz="4"/>
+              <w:left w:val="single" w:color="E5E7EB" w:sz="4"/>
+              <w:bottom w:val="single" w:color="E5E7EB" w:sz="4"/>
+              <w:right w:val="single" w:color="E5E7EB" w:sz="4"/>
+            </w:tcBorders>
+            <w:tcMar>
+              <w:top w:type="dxa" w:w="120"/>
+              <w:left w:type="dxa" w:w="160"/>
+              <w:bottom w:type="dxa" w:w="120"/>
+              <w:right w:type="dxa" w:w="160"/>
+            </w:tcMar>
+            <w:vAlign w:val="center"/>
+          </w:tcPr>
+          <w:p>
+            <w:pPr>
+              <w:spacing w:after="0" w:before="0"/>
+            </w:pPr>
+            <w:r>
+              <w:rPr>
+                <w:rFonts w:ascii="Calibri" w:cs="Calibri" w:eastAsia="Calibri" w:hAnsi="Calibri"/>
+                <w:color w:val="1F2937"/>
                 <w:sz w:val="22"/>
                 <w:szCs w:val="22"/>
               </w:rPr>
@@ -3237,26 +3732,30 @@
           <w:tcPr>
             <w:tcW w:type="dxa" w:w="3300"/>
             <w:tcBorders>
-              <w:top w:val="single" w:color="D8D2BD" w:sz="4"/>
-              <w:left w:val="single" w:color="D8D2BD" w:sz="4"/>
-              <w:bottom w:val="single" w:color="D8D2BD" w:sz="4"/>
-              <w:right w:val="single" w:color="D8D2BD" w:sz="4"/>
-            </w:tcBorders>
-            <w:shd w:fill="FAF7EE" w:color="auto" w:val="clear"/>
-            <w:tcMar>
-              <w:top w:type="dxa" w:w="100"/>
-              <w:left w:type="dxa" w:w="140"/>
-              <w:bottom w:type="dxa" w:w="100"/>
-              <w:right w:type="dxa" w:w="140"/>
-            </w:tcMar>
-          </w:tcPr>
-          <w:p>
+              <w:top w:val="single" w:color="E5E7EB" w:sz="4"/>
+              <w:left w:val="single" w:color="E5E7EB" w:sz="4"/>
+              <w:bottom w:val="single" w:color="E5E7EB" w:sz="4"/>
+              <w:right w:val="single" w:color="E5E7EB" w:sz="4"/>
+            </w:tcBorders>
+            <w:shd w:fill="F7F8FA" w:color="auto" w:val="clear"/>
+            <w:tcMar>
+              <w:top w:type="dxa" w:w="120"/>
+              <w:left w:type="dxa" w:w="160"/>
+              <w:bottom w:type="dxa" w:w="120"/>
+              <w:right w:type="dxa" w:w="160"/>
+            </w:tcMar>
+            <w:vAlign w:val="center"/>
+          </w:tcPr>
+          <w:p>
+            <w:pPr>
+              <w:spacing w:after="0" w:before="0"/>
+            </w:pPr>
             <w:r>
               <w:rPr>
                 <w:rFonts w:ascii="Calibri" w:cs="Calibri" w:eastAsia="Calibri" w:hAnsi="Calibri"/>
                 <w:b/>
                 <w:bCs/>
-                <w:color w:val="C9A84C"/>
+                <w:color w:val="0A2540"/>
                 <w:sz w:val="22"/>
                 <w:szCs w:val="22"/>
               </w:rPr>
@@ -3268,23 +3767,28 @@
           <w:tcPr>
             <w:tcW w:type="dxa" w:w="5726"/>
             <w:tcBorders>
-              <w:top w:val="single" w:color="D8D2BD" w:sz="4"/>
-              <w:left w:val="single" w:color="D8D2BD" w:sz="4"/>
-              <w:bottom w:val="single" w:color="D8D2BD" w:sz="4"/>
-              <w:right w:val="single" w:color="D8D2BD" w:sz="4"/>
-            </w:tcBorders>
-            <w:tcMar>
-              <w:top w:type="dxa" w:w="100"/>
-              <w:left w:type="dxa" w:w="140"/>
-              <w:bottom w:type="dxa" w:w="100"/>
-              <w:right w:type="dxa" w:w="140"/>
-            </w:tcMar>
-          </w:tcPr>
-          <w:p>
-            <w:r>
-              <w:rPr>
-                <w:rFonts w:ascii="Calibri" w:cs="Calibri" w:eastAsia="Calibri" w:hAnsi="Calibri"/>
-                <w:color w:val="1A1A1A"/>
+              <w:top w:val="single" w:color="E5E7EB" w:sz="4"/>
+              <w:left w:val="single" w:color="E5E7EB" w:sz="4"/>
+              <w:bottom w:val="single" w:color="E5E7EB" w:sz="4"/>
+              <w:right w:val="single" w:color="E5E7EB" w:sz="4"/>
+            </w:tcBorders>
+            <w:shd w:fill="F7F8FA" w:color="auto" w:val="clear"/>
+            <w:tcMar>
+              <w:top w:type="dxa" w:w="120"/>
+              <w:left w:type="dxa" w:w="160"/>
+              <w:bottom w:type="dxa" w:w="120"/>
+              <w:right w:type="dxa" w:w="160"/>
+            </w:tcMar>
+            <w:vAlign w:val="center"/>
+          </w:tcPr>
+          <w:p>
+            <w:pPr>
+              <w:spacing w:after="0" w:before="0"/>
+            </w:pPr>
+            <w:r>
+              <w:rPr>
+                <w:rFonts w:ascii="Calibri" w:cs="Calibri" w:eastAsia="Calibri" w:hAnsi="Calibri"/>
+                <w:color w:val="1F2937"/>
                 <w:sz w:val="22"/>
                 <w:szCs w:val="22"/>
               </w:rPr>
@@ -3298,26 +3802,29 @@
           <w:tcPr>
             <w:tcW w:type="dxa" w:w="3300"/>
             <w:tcBorders>
-              <w:top w:val="single" w:color="D8D2BD" w:sz="4"/>
-              <w:left w:val="single" w:color="D8D2BD" w:sz="4"/>
-              <w:bottom w:val="single" w:color="D8D2BD" w:sz="4"/>
-              <w:right w:val="single" w:color="D8D2BD" w:sz="4"/>
-            </w:tcBorders>
-            <w:shd w:fill="FAF7EE" w:color="auto" w:val="clear"/>
-            <w:tcMar>
-              <w:top w:type="dxa" w:w="100"/>
-              <w:left w:type="dxa" w:w="140"/>
-              <w:bottom w:type="dxa" w:w="100"/>
-              <w:right w:type="dxa" w:w="140"/>
-            </w:tcMar>
-          </w:tcPr>
-          <w:p>
+              <w:top w:val="single" w:color="E5E7EB" w:sz="4"/>
+              <w:left w:val="single" w:color="E5E7EB" w:sz="4"/>
+              <w:bottom w:val="single" w:color="E5E7EB" w:sz="4"/>
+              <w:right w:val="single" w:color="E5E7EB" w:sz="4"/>
+            </w:tcBorders>
+            <w:tcMar>
+              <w:top w:type="dxa" w:w="120"/>
+              <w:left w:type="dxa" w:w="160"/>
+              <w:bottom w:type="dxa" w:w="120"/>
+              <w:right w:type="dxa" w:w="160"/>
+            </w:tcMar>
+            <w:vAlign w:val="center"/>
+          </w:tcPr>
+          <w:p>
+            <w:pPr>
+              <w:spacing w:after="0" w:before="0"/>
+            </w:pPr>
             <w:r>
               <w:rPr>
                 <w:rFonts w:ascii="Calibri" w:cs="Calibri" w:eastAsia="Calibri" w:hAnsi="Calibri"/>
                 <w:b/>
                 <w:bCs/>
-                <w:color w:val="C9A84C"/>
+                <w:color w:val="0A2540"/>
                 <w:sz w:val="22"/>
                 <w:szCs w:val="22"/>
               </w:rPr>
@@ -3329,23 +3836,27 @@
           <w:tcPr>
             <w:tcW w:type="dxa" w:w="5726"/>
             <w:tcBorders>
-              <w:top w:val="single" w:color="D8D2BD" w:sz="4"/>
-              <w:left w:val="single" w:color="D8D2BD" w:sz="4"/>
-              <w:bottom w:val="single" w:color="D8D2BD" w:sz="4"/>
-              <w:right w:val="single" w:color="D8D2BD" w:sz="4"/>
-            </w:tcBorders>
-            <w:tcMar>
-              <w:top w:type="dxa" w:w="100"/>
-              <w:left w:type="dxa" w:w="140"/>
-              <w:bottom w:type="dxa" w:w="100"/>
-              <w:right w:type="dxa" w:w="140"/>
-            </w:tcMar>
-          </w:tcPr>
-          <w:p>
-            <w:r>
-              <w:rPr>
-                <w:rFonts w:ascii="Calibri" w:cs="Calibri" w:eastAsia="Calibri" w:hAnsi="Calibri"/>
-                <w:color w:val="1A1A1A"/>
+              <w:top w:val="single" w:color="E5E7EB" w:sz="4"/>
+              <w:left w:val="single" w:color="E5E7EB" w:sz="4"/>
+              <w:bottom w:val="single" w:color="E5E7EB" w:sz="4"/>
+              <w:right w:val="single" w:color="E5E7EB" w:sz="4"/>
+            </w:tcBorders>
+            <w:tcMar>
+              <w:top w:type="dxa" w:w="120"/>
+              <w:left w:type="dxa" w:w="160"/>
+              <w:bottom w:type="dxa" w:w="120"/>
+              <w:right w:type="dxa" w:w="160"/>
+            </w:tcMar>
+            <w:vAlign w:val="center"/>
+          </w:tcPr>
+          <w:p>
+            <w:pPr>
+              <w:spacing w:after="0" w:before="0"/>
+            </w:pPr>
+            <w:r>
+              <w:rPr>
+                <w:rFonts w:ascii="Calibri" w:cs="Calibri" w:eastAsia="Calibri" w:hAnsi="Calibri"/>
+                <w:color w:val="1F2937"/>
                 <w:sz w:val="22"/>
                 <w:szCs w:val="22"/>
               </w:rPr>
@@ -3359,26 +3870,30 @@
           <w:tcPr>
             <w:tcW w:type="dxa" w:w="3300"/>
             <w:tcBorders>
-              <w:top w:val="single" w:color="D8D2BD" w:sz="4"/>
-              <w:left w:val="single" w:color="D8D2BD" w:sz="4"/>
-              <w:bottom w:val="single" w:color="D8D2BD" w:sz="4"/>
-              <w:right w:val="single" w:color="D8D2BD" w:sz="4"/>
-            </w:tcBorders>
-            <w:shd w:fill="FAF7EE" w:color="auto" w:val="clear"/>
-            <w:tcMar>
-              <w:top w:type="dxa" w:w="100"/>
-              <w:left w:type="dxa" w:w="140"/>
-              <w:bottom w:type="dxa" w:w="100"/>
-              <w:right w:type="dxa" w:w="140"/>
-            </w:tcMar>
-          </w:tcPr>
-          <w:p>
+              <w:top w:val="single" w:color="E5E7EB" w:sz="4"/>
+              <w:left w:val="single" w:color="E5E7EB" w:sz="4"/>
+              <w:bottom w:val="single" w:color="E5E7EB" w:sz="4"/>
+              <w:right w:val="single" w:color="E5E7EB" w:sz="4"/>
+            </w:tcBorders>
+            <w:shd w:fill="F7F8FA" w:color="auto" w:val="clear"/>
+            <w:tcMar>
+              <w:top w:type="dxa" w:w="120"/>
+              <w:left w:type="dxa" w:w="160"/>
+              <w:bottom w:type="dxa" w:w="120"/>
+              <w:right w:type="dxa" w:w="160"/>
+            </w:tcMar>
+            <w:vAlign w:val="center"/>
+          </w:tcPr>
+          <w:p>
+            <w:pPr>
+              <w:spacing w:after="0" w:before="0"/>
+            </w:pPr>
             <w:r>
               <w:rPr>
                 <w:rFonts w:ascii="Calibri" w:cs="Calibri" w:eastAsia="Calibri" w:hAnsi="Calibri"/>
                 <w:b/>
                 <w:bCs/>
-                <w:color w:val="C9A84C"/>
+                <w:color w:val="0A2540"/>
                 <w:sz w:val="22"/>
                 <w:szCs w:val="22"/>
               </w:rPr>
@@ -3390,23 +3905,28 @@
           <w:tcPr>
             <w:tcW w:type="dxa" w:w="5726"/>
             <w:tcBorders>
-              <w:top w:val="single" w:color="D8D2BD" w:sz="4"/>
-              <w:left w:val="single" w:color="D8D2BD" w:sz="4"/>
-              <w:bottom w:val="single" w:color="D8D2BD" w:sz="4"/>
-              <w:right w:val="single" w:color="D8D2BD" w:sz="4"/>
-            </w:tcBorders>
-            <w:tcMar>
-              <w:top w:type="dxa" w:w="100"/>
-              <w:left w:type="dxa" w:w="140"/>
-              <w:bottom w:type="dxa" w:w="100"/>
-              <w:right w:type="dxa" w:w="140"/>
-            </w:tcMar>
-          </w:tcPr>
-          <w:p>
-            <w:r>
-              <w:rPr>
-                <w:rFonts w:ascii="Calibri" w:cs="Calibri" w:eastAsia="Calibri" w:hAnsi="Calibri"/>
-                <w:color w:val="1A1A1A"/>
+              <w:top w:val="single" w:color="E5E7EB" w:sz="4"/>
+              <w:left w:val="single" w:color="E5E7EB" w:sz="4"/>
+              <w:bottom w:val="single" w:color="E5E7EB" w:sz="4"/>
+              <w:right w:val="single" w:color="E5E7EB" w:sz="4"/>
+            </w:tcBorders>
+            <w:shd w:fill="F7F8FA" w:color="auto" w:val="clear"/>
+            <w:tcMar>
+              <w:top w:type="dxa" w:w="120"/>
+              <w:left w:type="dxa" w:w="160"/>
+              <w:bottom w:type="dxa" w:w="120"/>
+              <w:right w:type="dxa" w:w="160"/>
+            </w:tcMar>
+            <w:vAlign w:val="center"/>
+          </w:tcPr>
+          <w:p>
+            <w:pPr>
+              <w:spacing w:after="0" w:before="0"/>
+            </w:pPr>
+            <w:r>
+              <w:rPr>
+                <w:rFonts w:ascii="Calibri" w:cs="Calibri" w:eastAsia="Calibri" w:hAnsi="Calibri"/>
+                <w:color w:val="1F2937"/>
                 <w:sz w:val="22"/>
                 <w:szCs w:val="22"/>
               </w:rPr>
@@ -3418,42 +3938,57 @@
     </w:tbl>
     <w:p>
       <w:pPr>
-        <w:spacing w:after="200"/>
-      </w:pPr>
-      <w:r>
-        <w:rPr>
-          <w:rFonts w:ascii="Calibri" w:cs="Calibri" w:eastAsia="Calibri" w:hAnsi="Calibri"/>
-          <w:color w:val="1A1A1A"/>
-          <w:sz w:val="22"/>
-          <w:szCs w:val="22"/>
-        </w:rPr>
+        <w:spacing w:after="160"/>
+      </w:pPr>
+      <w:r>
         <w:t xml:space="preserve"/>
       </w:r>
     </w:p>
     <w:p>
       <w:pPr>
-        <w:pStyle w:val="Heading1"/>
+        <w:pBdr>
+          <w:bottom w:val="single" w:color="B8860B" w:sz="6" w:space="6"/>
+        </w:pBdr>
+        <w:spacing w:after="0" w:before="280"/>
       </w:pPr>
       <w:r>
         <w:rPr>
           <w:rFonts w:ascii="Calibri" w:cs="Calibri" w:eastAsia="Calibri" w:hAnsi="Calibri"/>
           <w:b/>
           <w:bCs/>
-          <w:color w:val="C9A84C"/>
-          <w:sz w:val="32"/>
-          <w:szCs w:val="32"/>
+          <w:color w:val="B8860B"/>
+          <w:spacing w:val="60"/>
+          <w:sz w:val="18"/>
+          <w:szCs w:val="18"/>
+        </w:rPr>
+        <w:t xml:space="preserve">WHAT HAPPENS NEXT</w:t>
+      </w:r>
+    </w:p>
+    <w:p>
+      <w:pPr>
+        <w:pStyle w:val="Heading1"/>
+        <w:spacing w:after="200" w:before="60"/>
+      </w:pPr>
+      <w:r>
+        <w:rPr>
+          <w:rFonts w:ascii="Calibri" w:cs="Calibri" w:eastAsia="Calibri" w:hAnsi="Calibri"/>
+          <w:b/>
+          <w:bCs/>
+          <w:color w:val="0A2540"/>
+          <w:sz w:val="30"/>
+          <w:szCs w:val="30"/>
         </w:rPr>
         <w:t xml:space="preserve">What happens next</w:t>
       </w:r>
     </w:p>
     <w:p>
       <w:pPr>
-        <w:spacing w:after="120"/>
-      </w:pPr>
-      <w:r>
-        <w:rPr>
-          <w:rFonts w:ascii="Calibri" w:cs="Calibri" w:eastAsia="Calibri" w:hAnsi="Calibri"/>
-          <w:color w:val="1A1A1A"/>
+        <w:spacing w:after="140"/>
+      </w:pPr>
+      <w:r>
+        <w:rPr>
+          <w:rFonts w:ascii="Calibri" w:cs="Calibri" w:eastAsia="Calibri" w:hAnsi="Calibri"/>
+          <w:color w:val="1F2937"/>
           <w:sz w:val="22"/>
           <w:szCs w:val="22"/>
         </w:rPr>
@@ -3472,7 +4007,7 @@
       <w:r>
         <w:rPr>
           <w:rFonts w:ascii="Calibri" w:cs="Calibri" w:eastAsia="Calibri" w:hAnsi="Calibri"/>
-          <w:color w:val="1A1A1A"/>
+          <w:color w:val="1F2937"/>
           <w:sz w:val="22"/>
           <w:szCs w:val="22"/>
         </w:rPr>
@@ -3491,7 +4026,7 @@
       <w:r>
         <w:rPr>
           <w:rFonts w:ascii="Calibri" w:cs="Calibri" w:eastAsia="Calibri" w:hAnsi="Calibri"/>
-          <w:color w:val="1A1A1A"/>
+          <w:color w:val="1F2937"/>
           <w:sz w:val="22"/>
           <w:szCs w:val="22"/>
         </w:rPr>
@@ -3510,7 +4045,7 @@
       <w:r>
         <w:rPr>
           <w:rFonts w:ascii="Calibri" w:cs="Calibri" w:eastAsia="Calibri" w:hAnsi="Calibri"/>
-          <w:color w:val="1A1A1A"/>
+          <w:color w:val="1F2937"/>
           <w:sz w:val="22"/>
           <w:szCs w:val="22"/>
         </w:rPr>
@@ -3529,7 +4064,7 @@
       <w:r>
         <w:rPr>
           <w:rFonts w:ascii="Calibri" w:cs="Calibri" w:eastAsia="Calibri" w:hAnsi="Calibri"/>
-          <w:color w:val="1A1A1A"/>
+          <w:color w:val="1F2937"/>
           <w:sz w:val="22"/>
           <w:szCs w:val="22"/>
         </w:rPr>
@@ -3548,7 +4083,7 @@
       <w:r>
         <w:rPr>
           <w:rFonts w:ascii="Calibri" w:cs="Calibri" w:eastAsia="Calibri" w:hAnsi="Calibri"/>
-          <w:color w:val="1A1A1A"/>
+          <w:color w:val="1F2937"/>
           <w:sz w:val="22"/>
           <w:szCs w:val="22"/>
         </w:rPr>
@@ -3557,79 +4092,103 @@
     </w:p>
     <w:p>
       <w:pPr>
-        <w:spacing w:after="200"/>
-      </w:pPr>
-      <w:r>
-        <w:rPr>
-          <w:rFonts w:ascii="Calibri" w:cs="Calibri" w:eastAsia="Calibri" w:hAnsi="Calibri"/>
-          <w:color w:val="1A1A1A"/>
-          <w:sz w:val="22"/>
-          <w:szCs w:val="22"/>
-        </w:rPr>
+        <w:spacing w:after="160"/>
+      </w:pPr>
+      <w:r>
         <w:t xml:space="preserve"/>
       </w:r>
     </w:p>
     <w:p>
       <w:pPr>
-        <w:pStyle w:val="Heading1"/>
+        <w:pBdr>
+          <w:bottom w:val="single" w:color="B8860B" w:sz="6" w:space="6"/>
+        </w:pBdr>
+        <w:spacing w:after="0" w:before="280"/>
       </w:pPr>
       <w:r>
         <w:rPr>
           <w:rFonts w:ascii="Calibri" w:cs="Calibri" w:eastAsia="Calibri" w:hAnsi="Calibri"/>
           <w:b/>
           <w:bCs/>
-          <w:color w:val="C9A84C"/>
-          <w:sz w:val="32"/>
-          <w:szCs w:val="32"/>
-        </w:rPr>
-        <w:t xml:space="preserve">Contact us</w:t>
-      </w:r>
-    </w:p>
-    <w:p>
-      <w:pPr>
-        <w:spacing w:after="80"/>
+          <w:color w:val="B8860B"/>
+          <w:spacing w:val="60"/>
+          <w:sz w:val="18"/>
+          <w:szCs w:val="18"/>
+        </w:rPr>
+        <w:t xml:space="preserve">CONTACT</w:t>
+      </w:r>
+    </w:p>
+    <w:p>
+      <w:pPr>
+        <w:pStyle w:val="Heading1"/>
+        <w:spacing w:after="200" w:before="60"/>
       </w:pPr>
       <w:r>
         <w:rPr>
           <w:rFonts w:ascii="Calibri" w:cs="Calibri" w:eastAsia="Calibri" w:hAnsi="Calibri"/>
           <w:b/>
           <w:bCs/>
-          <w:color w:val="1A1A1A"/>
-          <w:sz w:val="22"/>
-          <w:szCs w:val="22"/>
-        </w:rPr>
-        <w:t xml:space="preserve">Phone / WhatsApp: </w:t>
-      </w:r>
-      <w:r>
-        <w:rPr>
-          <w:rFonts w:ascii="Calibri" w:cs="Calibri" w:eastAsia="Calibri" w:hAnsi="Calibri"/>
-          <w:color w:val="1A1A1A"/>
-          <w:sz w:val="22"/>
-          <w:szCs w:val="22"/>
-        </w:rPr>
-        <w:t xml:space="preserve">+91 96764 30322</w:t>
-      </w:r>
-    </w:p>
-    <w:p>
-      <w:pPr>
-        <w:spacing w:after="80"/>
+          <w:color w:val="0A2540"/>
+          <w:sz w:val="30"/>
+          <w:szCs w:val="30"/>
+        </w:rPr>
+        <w:t xml:space="preserve">Contact</w:t>
+      </w:r>
+    </w:p>
+    <w:p>
+      <w:pPr>
+        <w:spacing w:after="100"/>
       </w:pPr>
       <w:r>
         <w:rPr>
           <w:rFonts w:ascii="Calibri" w:cs="Calibri" w:eastAsia="Calibri" w:hAnsi="Calibri"/>
           <w:b/>
           <w:bCs/>
-          <w:color w:val="1A1A1A"/>
-          <w:sz w:val="22"/>
-          <w:szCs w:val="22"/>
-        </w:rPr>
-        <w:t xml:space="preserve">Email: </w:t>
-      </w:r>
-      <w:hyperlink w:history="1" r:id="rIdxdapca2sffwpjbmf7gdhq">
+          <w:color w:val="0A2540"/>
+          <w:sz w:val="22"/>
+          <w:szCs w:val="22"/>
+        </w:rPr>
+        <w:t xml:space="preserve">Phone / WhatsApp  </w:t>
+      </w:r>
+      <w:r>
+        <w:rPr>
+          <w:rFonts w:ascii="Calibri" w:cs="Calibri" w:eastAsia="Calibri" w:hAnsi="Calibri"/>
+          <w:color w:val="1F2937"/>
+          <w:sz w:val="22"/>
+          <w:szCs w:val="22"/>
+        </w:rPr>
+        <w:t xml:space="preserve">  +91 96764 30322</w:t>
+      </w:r>
+    </w:p>
+    <w:p>
+      <w:pPr>
+        <w:spacing w:after="100"/>
+      </w:pPr>
+      <w:r>
+        <w:rPr>
+          <w:rFonts w:ascii="Calibri" w:cs="Calibri" w:eastAsia="Calibri" w:hAnsi="Calibri"/>
+          <w:b/>
+          <w:bCs/>
+          <w:color w:val="0A2540"/>
+          <w:sz w:val="22"/>
+          <w:szCs w:val="22"/>
+        </w:rPr>
+        <w:t xml:space="preserve">Email                       </w:t>
+      </w:r>
+      <w:r>
+        <w:rPr>
+          <w:rFonts w:ascii="Calibri" w:cs="Calibri" w:eastAsia="Calibri" w:hAnsi="Calibri"/>
+          <w:color w:val="1F2937"/>
+          <w:sz w:val="22"/>
+          <w:szCs w:val="22"/>
+        </w:rPr>
+        <w:t xml:space="preserve">  </w:t>
+      </w:r>
+      <w:hyperlink w:history="1" r:id="rIdyncsqn9wxxzrxgrexlmr4">
         <w:r>
           <w:rPr>
             <w:rFonts w:ascii="Calibri" w:cs="Calibri" w:eastAsia="Calibri" w:hAnsi="Calibri"/>
-            <w:color w:val="0563C1"/>
+            <w:color w:val="0A2540"/>
             <w:sz w:val="22"/>
             <w:szCs w:val="22"/>
             <w:u w:val="single"/>
@@ -3640,24 +4199,33 @@
     </w:p>
     <w:p>
       <w:pPr>
-        <w:spacing w:after="80"/>
+        <w:spacing w:after="100"/>
       </w:pPr>
       <w:r>
         <w:rPr>
           <w:rFonts w:ascii="Calibri" w:cs="Calibri" w:eastAsia="Calibri" w:hAnsi="Calibri"/>
           <w:b/>
           <w:bCs/>
-          <w:color w:val="1A1A1A"/>
-          <w:sz w:val="22"/>
-          <w:szCs w:val="22"/>
-        </w:rPr>
-        <w:t xml:space="preserve">Website: </w:t>
-      </w:r>
-      <w:hyperlink w:history="1" r:id="rId95ep0pmt3tion1gxqksmy">
+          <w:color w:val="0A2540"/>
+          <w:sz w:val="22"/>
+          <w:szCs w:val="22"/>
+        </w:rPr>
+        <w:t xml:space="preserve">Website                  </w:t>
+      </w:r>
+      <w:r>
+        <w:rPr>
+          <w:rFonts w:ascii="Calibri" w:cs="Calibri" w:eastAsia="Calibri" w:hAnsi="Calibri"/>
+          <w:color w:val="1F2937"/>
+          <w:sz w:val="22"/>
+          <w:szCs w:val="22"/>
+        </w:rPr>
+        <w:t xml:space="preserve">  </w:t>
+      </w:r>
+      <w:hyperlink w:history="1" r:id="rId-lacfa1owtwixgtol-iv-">
         <w:r>
           <w:rPr>
             <w:rFonts w:ascii="Calibri" w:cs="Calibri" w:eastAsia="Calibri" w:hAnsi="Calibri"/>
-            <w:color w:val="0563C1"/>
+            <w:color w:val="0A2540"/>
             <w:sz w:val="22"/>
             <w:szCs w:val="22"/>
             <w:u w:val="single"/>
@@ -3675,28 +4243,28 @@
           <w:rFonts w:ascii="Calibri" w:cs="Calibri" w:eastAsia="Calibri" w:hAnsi="Calibri"/>
           <w:b/>
           <w:bCs/>
-          <w:color w:val="1A1A1A"/>
-          <w:sz w:val="22"/>
-          <w:szCs w:val="22"/>
-        </w:rPr>
-        <w:t xml:space="preserve">Visit us: </w:t>
-      </w:r>
-      <w:r>
-        <w:rPr>
-          <w:rFonts w:ascii="Calibri" w:cs="Calibri" w:eastAsia="Calibri" w:hAnsi="Calibri"/>
-          <w:color w:val="1A1A1A"/>
-          <w:sz w:val="22"/>
-          <w:szCs w:val="22"/>
-        </w:rPr>
-        <w:t xml:space="preserve">Karimnagar / Nizamabad (in person, by appointment)</w:t>
+          <w:color w:val="0A2540"/>
+          <w:sz w:val="22"/>
+          <w:szCs w:val="22"/>
+        </w:rPr>
+        <w:t xml:space="preserve">Visit us                   </w:t>
+      </w:r>
+      <w:r>
+        <w:rPr>
+          <w:rFonts w:ascii="Calibri" w:cs="Calibri" w:eastAsia="Calibri" w:hAnsi="Calibri"/>
+          <w:color w:val="1F2937"/>
+          <w:sz w:val="22"/>
+          <w:szCs w:val="22"/>
+        </w:rPr>
+        <w:t xml:space="preserve">  Karimnagar / Nizamabad (in person, by appointment)</w:t>
       </w:r>
     </w:p>
     <w:p>
       <w:pPr>
         <w:pBdr>
-          <w:bottom w:val="single" w:color="C9A84C" w:sz="12" w:space="1"/>
+          <w:bottom w:val="single" w:color="B8860B" w:sz="14" w:space="1"/>
         </w:pBdr>
-        <w:spacing w:after="240" w:before="60"/>
+        <w:spacing w:after="160" w:before="60"/>
       </w:pPr>
       <w:r>
         <w:t xml:space="preserve"/>
@@ -3704,14 +4272,14 @@
     </w:p>
     <w:p>
       <w:pPr>
-        <w:spacing w:after="120"/>
+        <w:spacing w:after="100"/>
       </w:pPr>
       <w:r>
         <w:rPr>
           <w:rFonts w:ascii="Calibri" w:cs="Calibri" w:eastAsia="Calibri" w:hAnsi="Calibri"/>
           <w:i/>
           <w:iCs/>
-          <w:color w:val="666666"/>
+          <w:color w:val="6B7280"/>
           <w:sz w:val="20"/>
           <w:szCs w:val="20"/>
         </w:rPr>
@@ -3727,7 +4295,7 @@
           <w:rFonts w:ascii="Calibri" w:cs="Calibri" w:eastAsia="Calibri" w:hAnsi="Calibri"/>
           <w:b/>
           <w:bCs/>
-          <w:color w:val="1A1A1A"/>
+          <w:color w:val="0A2540"/>
           <w:sz w:val="22"/>
           <w:szCs w:val="22"/>
         </w:rPr>
@@ -3736,7 +4304,9 @@
     </w:p>
     <w:sectPr>
       <w:headerReference w:type="default" r:id="rId7"/>
-      <w:footerReference w:type="default" r:id="rId8"/>
+      <w:headerReference w:type="first" r:id="rId8"/>
+      <w:footerReference w:type="default" r:id="rId9"/>
+      <w:footerReference w:type="first" r:id="rId10"/>
       <w:pgSz w:w="11906" w:h="16838" w:orient="portrait"/>
       <w:pgMar w:top="1440" w:right="1440" w:bottom="1440" w:left="1440" w:header="708" w:footer="708" w:gutter="0"/>
       <w:pgNumType/>
@@ -3791,34 +4361,38 @@
 <w:ftr xmlns:wpc="http://schemas.microsoft.com/office/word/2010/wordprocessingCanvas" xmlns:mc="http://schemas.openxmlformats.org/markup-compatibility/2006" xmlns:o="urn:schemas-microsoft-com:office:office" xmlns:r="http://schemas.openxmlformats.org/officeDocument/2006/relationships" xmlns:m="http://schemas.openxmlformats.org/officeDocument/2006/math" xmlns:v="urn:schemas-microsoft-com:vml" xmlns:wp14="http://schemas.microsoft.com/office/word/2010/wordprocessingDrawing" xmlns:wp="http://schemas.openxmlformats.org/drawingml/2006/wordprocessingDrawing" xmlns:w10="urn:schemas-microsoft-com:office:word" xmlns:w="http://schemas.openxmlformats.org/wordprocessingml/2006/main" xmlns:w14="http://schemas.microsoft.com/office/word/2010/wordml" xmlns:w15="http://schemas.microsoft.com/office/word/2012/wordml" xmlns:wpg="http://schemas.microsoft.com/office/word/2010/wordprocessingGroup" xmlns:wpi="http://schemas.microsoft.com/office/word/2010/wordprocessingInk" xmlns:wne="http://schemas.microsoft.com/office/word/2006/wordml" xmlns:wps="http://schemas.microsoft.com/office/word/2010/wordprocessingShape">
   <w:p>
     <w:pPr>
+      <w:pBdr>
+        <w:top w:val="single" w:color="B8860B" w:sz="4" w:space="4"/>
+      </w:pBdr>
       <w:tabs>
         <w:tab w:val="right" w:pos="9026"/>
       </w:tabs>
+      <w:spacing w:after="0" w:before="0"/>
     </w:pPr>
     <w:r>
       <w:rPr>
         <w:rFonts w:ascii="Calibri" w:cs="Calibri" w:eastAsia="Calibri" w:hAnsi="Calibri"/>
-        <w:color w:val="666666"/>
-        <w:sz w:val="18"/>
-        <w:szCs w:val="18"/>
+        <w:color w:val="6B7280"/>
+        <w:sz w:val="16"/>
+        <w:szCs w:val="16"/>
       </w:rPr>
       <w:t xml:space="preserve">radheya.in</w:t>
     </w:r>
     <w:r>
       <w:rPr>
         <w:rFonts w:ascii="Calibri" w:cs="Calibri" w:eastAsia="Calibri" w:hAnsi="Calibri"/>
-        <w:color w:val="666666"/>
-        <w:sz w:val="18"/>
-        <w:szCs w:val="18"/>
+        <w:color w:val="6B7280"/>
+        <w:sz w:val="16"/>
+        <w:szCs w:val="16"/>
       </w:rPr>
       <w:t xml:space="preserve">	Page </w:t>
     </w:r>
     <w:r>
       <w:rPr>
         <w:rFonts w:ascii="Calibri" w:cs="Calibri" w:eastAsia="Calibri" w:hAnsi="Calibri"/>
-        <w:color w:val="666666"/>
-        <w:sz w:val="18"/>
-        <w:szCs w:val="18"/>
+        <w:color w:val="6B7280"/>
+        <w:sz w:val="16"/>
+        <w:szCs w:val="16"/>
       </w:rPr>
       <w:fldChar w:fldCharType="begin"/>
       <w:instrText xml:space="preserve">PAGE</w:instrText>
@@ -3829,6 +4403,16 @@
 </w:ftr>
 </file>
 
+<file path=word/footer2.xml><?xml version="1.0" encoding="utf-8"?>
+<w:ftr xmlns:wpc="http://schemas.microsoft.com/office/word/2010/wordprocessingCanvas" xmlns:mc="http://schemas.openxmlformats.org/markup-compatibility/2006" xmlns:o="urn:schemas-microsoft-com:office:office" xmlns:r="http://schemas.openxmlformats.org/officeDocument/2006/relationships" xmlns:m="http://schemas.openxmlformats.org/officeDocument/2006/math" xmlns:v="urn:schemas-microsoft-com:vml" xmlns:wp14="http://schemas.microsoft.com/office/word/2010/wordprocessingDrawing" xmlns:wp="http://schemas.openxmlformats.org/drawingml/2006/wordprocessingDrawing" xmlns:w10="urn:schemas-microsoft-com:office:word" xmlns:w="http://schemas.openxmlformats.org/wordprocessingml/2006/main" xmlns:w14="http://schemas.microsoft.com/office/word/2010/wordml" xmlns:w15="http://schemas.microsoft.com/office/word/2012/wordml" xmlns:wpg="http://schemas.microsoft.com/office/word/2010/wordprocessingGroup" xmlns:wpi="http://schemas.microsoft.com/office/word/2010/wordprocessingInk" xmlns:wne="http://schemas.microsoft.com/office/word/2006/wordml" xmlns:wps="http://schemas.microsoft.com/office/word/2010/wordprocessingShape">
+  <w:p>
+    <w:r>
+      <w:t xml:space="preserve"/>
+    </w:r>
+  </w:p>
+</w:ftr>
+</file>
+
 <file path=word/footnotes.xml><?xml version="1.0" encoding="utf-8"?>
 <w:footnotes xmlns:wpc="http://schemas.microsoft.com/office/word/2010/wordprocessingCanvas" xmlns:mc="http://schemas.openxmlformats.org/markup-compatibility/2006" xmlns:o="urn:schemas-microsoft-com:office:office" xmlns:r="http://schemas.openxmlformats.org/officeDocument/2006/relationships" xmlns:m="http://schemas.openxmlformats.org/officeDocument/2006/math" xmlns:v="urn:schemas-microsoft-com:vml" xmlns:wp14="http://schemas.microsoft.com/office/word/2010/wordprocessingDrawing" xmlns:wp="http://schemas.openxmlformats.org/drawingml/2006/wordprocessingDrawing" xmlns:w10="urn:schemas-microsoft-com:office:word" xmlns:w="http://schemas.openxmlformats.org/wordprocessingml/2006/main" xmlns:w14="http://schemas.microsoft.com/office/word/2010/wordml" xmlns:w15="http://schemas.microsoft.com/office/word/2012/wordml" xmlns:wpg="http://schemas.microsoft.com/office/word/2010/wordprocessingGroup" xmlns:wpi="http://schemas.microsoft.com/office/word/2010/wordprocessingInk" xmlns:wne="http://schemas.microsoft.com/office/word/2006/wordml" xmlns:wps="http://schemas.microsoft.com/office/word/2010/wordprocessingShape" mc:Ignorable="w14 w15 wp14">
   <w:footnote w:type="separator" w:id="-1">
@@ -3870,36 +4454,52 @@
 <w:hdr xmlns:wpc="http://schemas.microsoft.com/office/word/2010/wordprocessingCanvas" xmlns:mc="http://schemas.openxmlformats.org/markup-compatibility/2006" xmlns:o="urn:schemas-microsoft-com:office:office" xmlns:r="http://schemas.openxmlformats.org/officeDocument/2006/relationships" xmlns:m="http://schemas.openxmlformats.org/officeDocument/2006/math" xmlns:v="urn:schemas-microsoft-com:vml" xmlns:wp14="http://schemas.microsoft.com/office/word/2010/wordprocessingDrawing" xmlns:wp="http://schemas.openxmlformats.org/drawingml/2006/wordprocessingDrawing" xmlns:w10="urn:schemas-microsoft-com:office:word" xmlns:w="http://schemas.openxmlformats.org/wordprocessingml/2006/main" xmlns:w14="http://schemas.microsoft.com/office/word/2010/wordml" xmlns:w15="http://schemas.microsoft.com/office/word/2012/wordml" xmlns:wpg="http://schemas.microsoft.com/office/word/2010/wordprocessingGroup" xmlns:wpi="http://schemas.microsoft.com/office/word/2010/wordprocessingInk" xmlns:wne="http://schemas.microsoft.com/office/word/2006/wordml" xmlns:wps="http://schemas.microsoft.com/office/word/2010/wordprocessingShape" xmlns:cx="http://schemas.microsoft.com/office/drawing/2014/chartex" xmlns:cx1="http://schemas.microsoft.com/office/drawing/2015/9/8/chartex" xmlns:cx2="http://schemas.microsoft.com/office/drawing/2015/10/21/chartex" xmlns:cx3="http://schemas.microsoft.com/office/drawing/2016/5/9/chartex" xmlns:cx4="http://schemas.microsoft.com/office/drawing/2016/5/10/chartex" xmlns:cx5="http://schemas.microsoft.com/office/drawing/2016/5/11/chartex" xmlns:cx6="http://schemas.microsoft.com/office/drawing/2016/5/12/chartex" xmlns:cx7="http://schemas.microsoft.com/office/drawing/2016/5/13/chartex" xmlns:cx8="http://schemas.microsoft.com/office/drawing/2016/5/14/chartex" xmlns:w16cid="http://schemas.microsoft.com/office/word/2016/wordml/cid" xmlns:w16se="http://schemas.microsoft.com/office/word/2015/wordml/symex">
   <w:p>
     <w:pPr>
-      <w:jc w:val="right"/>
+      <w:tabs>
+        <w:tab w:val="right" w:pos="9026"/>
+      </w:tabs>
+      <w:spacing w:after="0"/>
     </w:pPr>
     <w:r>
       <w:rPr>
         <w:rFonts w:ascii="Calibri" w:cs="Calibri" w:eastAsia="Calibri" w:hAnsi="Calibri"/>
         <w:b/>
         <w:bCs/>
-        <w:color w:val="C9A84C"/>
-        <w:sz w:val="18"/>
-        <w:szCs w:val="18"/>
+        <w:color w:val="B8860B"/>
+        <w:spacing w:val="80"/>
+        <w:sz w:val="16"/>
+        <w:szCs w:val="16"/>
       </w:rPr>
-      <w:t xml:space="preserve">Radheya</w:t>
+      <w:t xml:space="preserve">RADHEYA</w:t>
     </w:r>
     <w:r>
       <w:rPr>
         <w:rFonts w:ascii="Calibri" w:cs="Calibri" w:eastAsia="Calibri" w:hAnsi="Calibri"/>
-        <w:color w:val="666666"/>
-        <w:sz w:val="18"/>
-        <w:szCs w:val="18"/>
+        <w:color w:val="6B7280"/>
+        <w:sz w:val="16"/>
+        <w:szCs w:val="16"/>
       </w:rPr>
-      <w:t xml:space="preserve">   ·   </w:t>
+      <w:t xml:space="preserve">	Website Proposal — Akshara</w:t>
     </w:r>
+  </w:p>
+  <w:p>
+    <w:pPr>
+      <w:pBdr>
+        <w:bottom w:val="single" w:color="B8860B" w:sz="4" w:space="1"/>
+      </w:pBdr>
+      <w:spacing w:after="0" w:before="40"/>
+    </w:pPr>
     <w:r>
-      <w:rPr>
-        <w:rFonts w:ascii="Calibri" w:cs="Calibri" w:eastAsia="Calibri" w:hAnsi="Calibri"/>
-        <w:color w:val="666666"/>
-        <w:sz w:val="18"/>
-        <w:szCs w:val="18"/>
-      </w:rPr>
-      <w:t xml:space="preserve">Website Proposal — Akshara</w:t>
+      <w:t xml:space="preserve"/>
+    </w:r>
+  </w:p>
+</w:hdr>
+</file>
+
+<file path=word/header2.xml><?xml version="1.0" encoding="utf-8"?>
+<w:hdr xmlns:wpc="http://schemas.microsoft.com/office/word/2010/wordprocessingCanvas" xmlns:mc="http://schemas.openxmlformats.org/markup-compatibility/2006" xmlns:o="urn:schemas-microsoft-com:office:office" xmlns:r="http://schemas.openxmlformats.org/officeDocument/2006/relationships" xmlns:m="http://schemas.openxmlformats.org/officeDocument/2006/math" xmlns:v="urn:schemas-microsoft-com:vml" xmlns:wp14="http://schemas.microsoft.com/office/word/2010/wordprocessingDrawing" xmlns:wp="http://schemas.openxmlformats.org/drawingml/2006/wordprocessingDrawing" xmlns:w10="urn:schemas-microsoft-com:office:word" xmlns:w="http://schemas.openxmlformats.org/wordprocessingml/2006/main" xmlns:w14="http://schemas.microsoft.com/office/word/2010/wordml" xmlns:w15="http://schemas.microsoft.com/office/word/2012/wordml" xmlns:wpg="http://schemas.microsoft.com/office/word/2010/wordprocessingGroup" xmlns:wpi="http://schemas.microsoft.com/office/word/2010/wordprocessingInk" xmlns:wne="http://schemas.microsoft.com/office/word/2006/wordml" xmlns:wps="http://schemas.microsoft.com/office/word/2010/wordprocessingShape" xmlns:cx="http://schemas.microsoft.com/office/drawing/2014/chartex" xmlns:cx1="http://schemas.microsoft.com/office/drawing/2015/9/8/chartex" xmlns:cx2="http://schemas.microsoft.com/office/drawing/2015/10/21/chartex" xmlns:cx3="http://schemas.microsoft.com/office/drawing/2016/5/9/chartex" xmlns:cx4="http://schemas.microsoft.com/office/drawing/2016/5/10/chartex" xmlns:cx5="http://schemas.microsoft.com/office/drawing/2016/5/11/chartex" xmlns:cx6="http://schemas.microsoft.com/office/drawing/2016/5/12/chartex" xmlns:cx7="http://schemas.microsoft.com/office/drawing/2016/5/13/chartex" xmlns:cx8="http://schemas.microsoft.com/office/drawing/2016/5/14/chartex" xmlns:w16cid="http://schemas.microsoft.com/office/word/2016/wordml/cid" xmlns:w16se="http://schemas.microsoft.com/office/word/2015/wordml/symex">
+  <w:p>
+    <w:r>
+      <w:t xml:space="preserve"/>
     </w:r>
   </w:p>
 </w:hdr>
@@ -4001,6 +4601,9 @@
       <w:pPr>
         <w:ind w:left="540" w:hanging="270"/>
       </w:pPr>
+      <w:rPr>
+        <w:color w:val="B8860B"/>
+      </w:rPr>
     </w:lvl>
   </w:abstractNum>
   <w:abstractNum w:abstractNumId="3" w15:restartNumberingAfterBreak="0">
@@ -4013,6 +4616,11 @@
       <w:pPr>
         <w:ind w:left="540" w:hanging="270"/>
       </w:pPr>
+      <w:rPr>
+        <w:b/>
+        <w:bCs/>
+        <w:color w:val="0A2540"/>
+      </w:rPr>
     </w:lvl>
   </w:abstractNum>
   <w:num w:numId="1">
@@ -4042,7 +4650,7 @@
     <w:rPrDefault>
       <w:rPr>
         <w:rFonts w:ascii="Calibri" w:cs="Calibri" w:eastAsia="Calibri" w:hAnsi="Calibri"/>
-        <w:color w:val="1A1A1A"/>
+        <w:color w:val="1F2937"/>
         <w:sz w:val="22"/>
         <w:szCs w:val="22"/>
       </w:rPr>
@@ -4226,16 +4834,16 @@
     <w:next w:val="Normal"/>
     <w:qFormat/>
     <w:pPr>
-      <w:spacing w:after="80" w:before="360"/>
+      <w:spacing w:after="200" w:before="120"/>
       <w:outlineLvl w:val="0"/>
     </w:pPr>
     <w:rPr>
       <w:rFonts w:ascii="Calibri" w:cs="Calibri" w:eastAsia="Calibri" w:hAnsi="Calibri"/>
       <w:b/>
       <w:bCs/>
-      <w:color w:val="C9A84C"/>
-      <w:sz w:val="32"/>
-      <w:szCs w:val="32"/>
+      <w:color w:val="0A2540"/>
+      <w:sz w:val="30"/>
+      <w:szCs w:val="30"/>
     </w:rPr>
   </w:style>
   <w:style w:type="paragraph" w:styleId="Heading2">
@@ -4251,46 +4859,10 @@
       <w:rFonts w:ascii="Calibri" w:cs="Calibri" w:eastAsia="Calibri" w:hAnsi="Calibri"/>
       <w:b/>
       <w:bCs/>
-      <w:color w:val="1A1A1A"/>
+      <w:color w:val="0A2540"/>
       <w:sz w:val="26"/>
       <w:szCs w:val="26"/>
     </w:rPr>
   </w:style>
-  <w:style w:type="paragraph" w:styleId="Title">
-    <w:name w:val="Title"/>
-    <w:basedOn w:val="Normal"/>
-    <w:next w:val="Normal"/>
-    <w:qFormat/>
-    <w:pPr>
-      <w:spacing w:after="60" w:before="0"/>
-      <w:outlineLvl w:val="0"/>
-    </w:pPr>
-    <w:rPr>
-      <w:rFonts w:ascii="Calibri" w:cs="Calibri" w:eastAsia="Calibri" w:hAnsi="Calibri"/>
-      <w:b/>
-      <w:bCs/>
-      <w:color w:val="1A1A1A"/>
-      <w:sz w:val="56"/>
-      <w:szCs w:val="56"/>
-    </w:rPr>
-  </w:style>
-  <w:style w:type="paragraph" w:styleId="Subtitle">
-    <w:name w:val="Subtitle"/>
-    <w:basedOn w:val="Normal"/>
-    <w:next w:val="Normal"/>
-    <w:qFormat/>
-    <w:pPr>
-      <w:spacing w:after="240" w:before="0"/>
-      <w:outlineLvl w:val="1"/>
-    </w:pPr>
-    <w:rPr>
-      <w:rFonts w:ascii="Calibri" w:cs="Calibri" w:eastAsia="Calibri" w:hAnsi="Calibri"/>
-      <w:i/>
-      <w:iCs/>
-      <w:color w:val="C9A84C"/>
-      <w:sz w:val="24"/>
-      <w:szCs w:val="24"/>
-    </w:rPr>
-  </w:style>
 </w:styles>
 </file>